--- a/ap-revision/C10 期末复习清单.docx
+++ b/ap-revision/C10 期末复习清单.docx
@@ -8,7 +8,7 @@
       </w:pPr>
       <w:r>
         <w:rPr>
-          <w:rFonts w:ascii="Arial" w:hAnsi="Arial" w:eastAsia="Arial"/>
+          <w:rFonts w:ascii="Arial" w:hAnsi="Arial"/>
           <w:b/>
           <w:sz w:val="28"/>
         </w:rPr>
@@ -26,7 +26,7 @@
       </w:pPr>
       <w:r>
         <w:rPr>
-          <w:rFonts w:ascii="霞鹜文楷 Medium" w:hAnsi="霞鹜文楷 Medium" w:eastAsia="霞鹜文楷 Medium"/>
+          <w:rFonts w:ascii="霞鹜文楷 Medium" w:hAnsi="霞鹜文楷 Medium"/>
           <w:b/>
           <w:sz w:val="22"/>
         </w:rPr>
@@ -39,7 +39,7 @@
       </w:pPr>
       <w:r>
         <w:rPr>
-          <w:rFonts w:ascii="霞鹜文楷 Medium" w:hAnsi="霞鹜文楷 Medium" w:eastAsia="霞鹜文楷 Medium"/>
+          <w:rFonts w:ascii="霞鹜文楷 Medium" w:hAnsi="霞鹜文楷 Medium"/>
           <w:b/>
           <w:sz w:val="22"/>
         </w:rPr>
@@ -52,7 +52,7 @@
       </w:pPr>
       <w:r>
         <w:rPr>
-          <w:rFonts w:ascii="霞鹜文楷 Medium" w:hAnsi="霞鹜文楷 Medium" w:eastAsia="霞鹜文楷 Medium"/>
+          <w:rFonts w:ascii="霞鹜文楷 Medium" w:hAnsi="霞鹜文楷 Medium"/>
           <w:b/>
           <w:sz w:val="22"/>
         </w:rPr>
@@ -65,13 +65,14 @@
       </w:pPr>
       <w:r>
         <w:rPr>
-          <w:rFonts w:ascii="霞鹜文楷 Medium" w:hAnsi="霞鹜文楷 Medium" w:eastAsia="霞鹜文楷 Medium"/>
+          <w:rFonts w:ascii="霞鹜文楷 Medium" w:hAnsi="霞鹜文楷 Medium"/>
           <w:b/>
           <w:sz w:val="22"/>
         </w:rPr>
         <w:t>动态平衡：正逆反应速率相等</w:t>
       </w:r>
     </w:p>
+    <w:p/>
     <w:p>
       <w:pPr>
         <w:spacing w:after="40" w:before="80" w:line="240" w:lineRule="auto"/>
@@ -81,7 +82,7 @@
       </w:pPr>
       <w:r>
         <w:rPr>
-          <w:rFonts w:ascii="Arial" w:hAnsi="Arial" w:eastAsia="Arial"/>
+          <w:rFonts w:ascii="Arial" w:hAnsi="Arial"/>
           <w:b w:val="0"/>
           <w:sz w:val="22"/>
         </w:rPr>
@@ -92,7 +93,7 @@
       </w:r>
       <w:r>
         <w:rPr>
-          <w:rFonts w:ascii="Arial" w:hAnsi="Arial" w:eastAsia="Arial"/>
+          <w:rFonts w:ascii="Arial" w:hAnsi="Arial"/>
           <w:b w:val="0"/>
           <w:sz w:val="22"/>
         </w:rPr>
@@ -105,7 +106,7 @@
       </w:pPr>
       <w:r>
         <w:rPr>
-          <w:rFonts w:ascii="Arial" w:hAnsi="Arial" w:eastAsia="Arial"/>
+          <w:rFonts w:ascii="Arial" w:hAnsi="Arial"/>
           <w:b w:val="0"/>
           <w:sz w:val="22"/>
         </w:rPr>
@@ -118,7 +119,7 @@
       </w:pPr>
       <w:r>
         <w:rPr>
-          <w:rFonts w:ascii="Arial" w:hAnsi="Arial" w:eastAsia="Arial"/>
+          <w:rFonts w:ascii="Arial" w:hAnsi="Arial"/>
           <w:b w:val="0"/>
           <w:sz w:val="22"/>
         </w:rPr>
@@ -131,7 +132,7 @@
       </w:pPr>
       <w:r>
         <w:rPr>
-          <w:rFonts w:ascii="Arial" w:hAnsi="Arial" w:eastAsia="Arial"/>
+          <w:rFonts w:ascii="Arial" w:hAnsi="Arial"/>
           <w:b w:val="0"/>
           <w:sz w:val="22"/>
         </w:rPr>
@@ -144,7 +145,7 @@
       </w:pPr>
       <w:r>
         <w:rPr>
-          <w:rFonts w:ascii="Arial" w:hAnsi="Arial" w:eastAsia="Arial"/>
+          <w:rFonts w:ascii="Arial" w:hAnsi="Arial"/>
           <w:b w:val="0"/>
           <w:sz w:val="22"/>
         </w:rPr>
@@ -165,22 +166,19 @@
       </w:pPr>
       <w:r>
         <w:rPr>
-          <w:rFonts w:ascii="Arial" w:hAnsi="Arial" w:eastAsia="Arial"/>
+          <w:rFonts w:ascii="Arial" w:hAnsi="Arial"/>
           <w:b w:val="0"/>
           <w:sz w:val="22"/>
         </w:rPr>
-        <w:t>2. When a chemical reaction reaches equilibrium which of the following can be said about the concentrations of the substances present, and the rates of reaction?</w:t>
-      </w:r>
-      <w:r>
-        <w:tab/>
-      </w:r>
-      <w:r>
-        <w:rPr>
-          <w:rFonts w:ascii="Arial" w:hAnsi="Arial" w:eastAsia="Arial"/>
+        <w:t>2.</w:t>
+      </w:r>
+      <w:r>
+        <w:rPr>
+          <w:rFonts w:ascii="Arial" w:hAnsi="Arial"/>
           <w:b w:val="0"/>
           <w:sz w:val="22"/>
         </w:rPr>
-        <w:t>（   ）</w:t>
+        <w:t xml:space="preserve"> When a chemical reaction reaches equilibrium which of the following can be said about the concentrations of the substances present, and the rates of reaction?	（   ）</w:t>
       </w:r>
     </w:p>
     <w:p>
@@ -189,7 +187,7 @@
       </w:pPr>
       <w:r>
         <w:rPr>
-          <w:rFonts w:ascii="Arial" w:hAnsi="Arial" w:eastAsia="Arial"/>
+          <w:rFonts w:ascii="Arial" w:hAnsi="Arial"/>
           <w:b w:val="0"/>
           <w:sz w:val="22"/>
         </w:rPr>
@@ -202,7 +200,7 @@
       </w:pPr>
       <w:r>
         <w:rPr>
-          <w:rFonts w:ascii="Arial" w:hAnsi="Arial" w:eastAsia="Arial"/>
+          <w:rFonts w:ascii="Arial" w:hAnsi="Arial"/>
           <w:b w:val="0"/>
           <w:sz w:val="22"/>
         </w:rPr>
@@ -215,7 +213,7 @@
       </w:pPr>
       <w:r>
         <w:rPr>
-          <w:rFonts w:ascii="Arial" w:hAnsi="Arial" w:eastAsia="Arial"/>
+          <w:rFonts w:ascii="Arial" w:hAnsi="Arial"/>
           <w:b w:val="0"/>
           <w:sz w:val="22"/>
         </w:rPr>
@@ -228,7 +226,7 @@
       </w:pPr>
       <w:r>
         <w:rPr>
-          <w:rFonts w:ascii="Arial" w:hAnsi="Arial" w:eastAsia="Arial"/>
+          <w:rFonts w:ascii="Arial" w:hAnsi="Arial"/>
           <w:b w:val="0"/>
           <w:sz w:val="22"/>
         </w:rPr>
@@ -240,6 +238,56 @@
         <w:spacing w:after="0" w:before="0" w:line="240" w:lineRule="auto"/>
       </w:pPr>
     </w:p>
+    <w:p>
+      <w:pPr>
+        <w:spacing w:before="20" w:after="120"/>
+      </w:pPr>
+      <w:r>
+        <w:rPr>
+          <w:rFonts w:ascii="霞鹜文楷 Medium" w:hAnsi="霞鹜文楷 Medium"/>
+          <w:b/>
+          <w:sz w:val="18"/>
+        </w:rPr>
+        <w:t>图 C₁0-1：可逆反应正逆速率随时间变化（对应考点 A MCQ3）</w:t>
+      </w:r>
+    </w:p>
+    <w:p>
+      <w:r>
+        <w:drawing>
+          <wp:inline xmlns:a="http://schemas.openxmlformats.org/drawingml/2006/main" xmlns:pic="http://schemas.openxmlformats.org/drawingml/2006/picture">
+            <wp:extent cx="3780000" cy="2471163"/>
+            <wp:docPr id="1" name="Picture 1"/>
+            <wp:cNvGraphicFramePr>
+              <a:graphicFrameLocks noChangeAspect="1"/>
+            </wp:cNvGraphicFramePr>
+            <a:graphic>
+              <a:graphicData uri="http://schemas.openxmlformats.org/drawingml/2006/picture">
+                <pic:pic>
+                  <pic:nvPicPr>
+                    <pic:cNvPr id="0" name="f_c10_01.png"/>
+                    <pic:cNvPicPr/>
+                  </pic:nvPicPr>
+                  <pic:blipFill>
+                    <a:blip r:embed="rId9"/>
+                    <a:stretch>
+                      <a:fillRect/>
+                    </a:stretch>
+                  </pic:blipFill>
+                  <pic:spPr>
+                    <a:xfrm>
+                      <a:off x="0" y="0"/>
+                      <a:ext cx="3780000" cy="2471163"/>
+                    </a:xfrm>
+                    <a:prstGeom prst="rect"/>
+                  </pic:spPr>
+                </pic:pic>
+              </a:graphicData>
+            </a:graphic>
+          </wp:inline>
+        </w:drawing>
+      </w:r>
+    </w:p>
+    <w:p/>
     <w:p>
       <w:pPr>
         <w:spacing w:after="40" w:before="80" w:line="240" w:lineRule="auto"/>
@@ -249,80 +297,20 @@
       </w:pPr>
       <w:r>
         <w:rPr>
-          <w:rFonts w:ascii="Arial" w:hAnsi="Arial" w:eastAsia="Arial"/>
+          <w:rFonts w:ascii="Arial" w:hAnsi="Arial"/>
           <w:b w:val="0"/>
           <w:sz w:val="22"/>
         </w:rPr>
-        <w:t>3. The  graph above shows how rate changes with time for a reversible reaction. Which of the following is not correct about point A?</w:t>
-      </w:r>
-      <w:r>
-        <w:tab/>
-      </w:r>
-      <w:r>
-        <w:rPr>
-          <w:rFonts w:ascii="Arial" w:hAnsi="Arial" w:eastAsia="Arial"/>
+        <w:t>3.</w:t>
+      </w:r>
+      <w:r>
+        <w:rPr>
+          <w:rFonts w:ascii="Arial" w:hAnsi="Arial"/>
           <w:b w:val="0"/>
           <w:sz w:val="22"/>
         </w:rPr>
-        <w:t>（   ）</w:t>
-      </w:r>
-    </w:p>
-    <w:p>
-      <w:pPr>
-        <w:spacing w:after="20" w:before="0" w:line="240" w:lineRule="auto"/>
-      </w:pPr>
-      <w:r>
-        <w:rPr>
-          <w:rFonts w:ascii="Arial" w:hAnsi="Arial" w:eastAsia="Arial"/>
-          <w:b w:val="0"/>
-          <w:sz w:val="22"/>
-        </w:rPr>
-        <w:t>A. The rate of the forward and reverse reaction reactions remain constant.</w:t>
-      </w:r>
-    </w:p>
-    <w:p>
-      <w:pPr>
-        <w:spacing w:after="20" w:before="0" w:line="240" w:lineRule="auto"/>
-      </w:pPr>
-      <w:r>
-        <w:rPr>
-          <w:rFonts w:ascii="Arial" w:hAnsi="Arial" w:eastAsia="Arial"/>
-          <w:b w:val="0"/>
-          <w:sz w:val="22"/>
-        </w:rPr>
-        <w:t>B. Partial pressures remain constant</w:t>
-      </w:r>
-    </w:p>
-    <w:p>
-      <w:pPr>
-        <w:spacing w:after="20" w:before="0" w:line="240" w:lineRule="auto"/>
-      </w:pPr>
-      <w:r>
-        <w:rPr>
-          <w:rFonts w:ascii="Arial" w:hAnsi="Arial" w:eastAsia="Arial"/>
-          <w:b w:val="0"/>
-          <w:sz w:val="22"/>
-        </w:rPr>
-        <w:t>C. The number of particles of each species remains constant</w:t>
-      </w:r>
-    </w:p>
-    <w:p>
-      <w:pPr>
-        <w:spacing w:after="20" w:before="0" w:line="240" w:lineRule="auto"/>
-      </w:pPr>
-      <w:r>
-        <w:rPr>
-          <w:rFonts w:ascii="Arial" w:hAnsi="Arial" w:eastAsia="Arial"/>
-          <w:b w:val="0"/>
-          <w:sz w:val="22"/>
-        </w:rPr>
-        <w:t>D. The concentrations of reactants and products are equal</w:t>
-      </w:r>
-    </w:p>
-    <w:p>
-      <w:pPr>
-        <w:spacing w:after="0" w:before="0" w:line="240" w:lineRule="auto"/>
-      </w:pPr>
+        <w:t xml:space="preserve"> The  graph above shows how rate changes with time for a reversible reaction.</w:t>
+      </w:r>
     </w:p>
     <w:p>
       <w:pPr>
@@ -333,22 +321,24 @@
       </w:pPr>
       <w:r>
         <w:rPr>
-          <w:rFonts w:ascii="Arial" w:hAnsi="Arial" w:eastAsia="Arial"/>
+          <w:rFonts w:ascii="Arial" w:hAnsi="Arial"/>
           <w:b w:val="0"/>
           <w:sz w:val="22"/>
         </w:rPr>
-        <w:t>4. N2O4 (g) ⇌ 2NO2 (g)  A sealed container with a volume of 2.0 L contains 2.0 atm of N2O4 (g) at a constant temperature 350 K. The gas decompose according to the reaction.  The partial pressures of  2NO2 (g) over time are recorded in the table below: Time elapsed (s) Partial pressure N2O4 (atm) Partial pressure NO2 (atm)02.000.00201.850.30401.700.60601.600.80801.550.901001.550.90 Based on the data, what claim can be made about the system?</w:t>
-      </w:r>
-      <w:r>
-        <w:tab/>
-      </w:r>
-      <w:r>
-        <w:rPr>
-          <w:rFonts w:ascii="Arial" w:hAnsi="Arial" w:eastAsia="Arial"/>
+        <w:t>Which of the following is not correct about point A?	（   ）</w:t>
+      </w:r>
+    </w:p>
+    <w:p>
+      <w:pPr>
+        <w:spacing w:after="20" w:before="0" w:line="240" w:lineRule="auto"/>
+      </w:pPr>
+      <w:r>
+        <w:rPr>
+          <w:rFonts w:ascii="Arial" w:hAnsi="Arial"/>
           <w:b w:val="0"/>
           <w:sz w:val="22"/>
         </w:rPr>
-        <w:t>（   ）</w:t>
+        <w:t>A. The rate of the forward and reverse reaction reactions remain constant.</w:t>
       </w:r>
     </w:p>
     <w:p>
@@ -357,11 +347,11 @@
       </w:pPr>
       <w:r>
         <w:rPr>
-          <w:rFonts w:ascii="Arial" w:hAnsi="Arial" w:eastAsia="Arial"/>
+          <w:rFonts w:ascii="Arial" w:hAnsi="Arial"/>
           <w:b w:val="0"/>
           <w:sz w:val="22"/>
         </w:rPr>
-        <w:t>A. The system is at equilibrium after 60 seconds because the pressure of N2O4 is decreasing.</w:t>
+        <w:t>B. Partial pressures remain constant</w:t>
       </w:r>
     </w:p>
     <w:p>
@@ -370,11 +360,11 @@
       </w:pPr>
       <w:r>
         <w:rPr>
-          <w:rFonts w:ascii="Arial" w:hAnsi="Arial" w:eastAsia="Arial"/>
+          <w:rFonts w:ascii="Arial" w:hAnsi="Arial"/>
           <w:b w:val="0"/>
           <w:sz w:val="22"/>
         </w:rPr>
-        <w:t>B. Equilibrium is reached after 80 seconds because the pressures of both gases remain constant.</w:t>
+        <w:t>C. The number of particles of each species remains constant</w:t>
       </w:r>
     </w:p>
     <w:p>
@@ -383,24 +373,11 @@
       </w:pPr>
       <w:r>
         <w:rPr>
-          <w:rFonts w:ascii="Arial" w:hAnsi="Arial" w:eastAsia="Arial"/>
+          <w:rFonts w:ascii="Arial" w:hAnsi="Arial"/>
           <w:b w:val="0"/>
           <w:sz w:val="22"/>
         </w:rPr>
-        <w:t>C. The forward and reverse reactions are still occurring but at unequal rates between 60 and 80 seconds.</w:t>
-      </w:r>
-    </w:p>
-    <w:p>
-      <w:pPr>
-        <w:spacing w:after="20" w:before="0" w:line="240" w:lineRule="auto"/>
-      </w:pPr>
-      <w:r>
-        <w:rPr>
-          <w:rFonts w:ascii="Arial" w:hAnsi="Arial" w:eastAsia="Arial"/>
-          <w:b w:val="0"/>
-          <w:sz w:val="22"/>
-        </w:rPr>
-        <w:t>D. The system is at equilibrium after 100 seconds because the forward reaction has stopped.</w:t>
+        <w:t>D. The concentrations of reactants and products are equal</w:t>
       </w:r>
     </w:p>
     <w:p>
@@ -417,80 +394,12 @@
       </w:pPr>
       <w:r>
         <w:rPr>
-          <w:rFonts w:ascii="Arial" w:hAnsi="Arial" w:eastAsia="Arial"/>
+          <w:rFonts w:ascii="Arial" w:hAnsi="Arial"/>
           <w:b w:val="0"/>
           <w:sz w:val="22"/>
         </w:rPr>
-        <w:t>5. C2H6 (g) ⇌ C2H4 (g) + H2 (g) The reaction above occurs in a 1.0 L sealed container at 500 K. Initially, 0.050 M of C2H6 (g) is introduced into the container. The following data show the concentration of H2 (g) over time:  Time elapsed (s) Concentration of H2 (M) 00.00400.012800.0191400.0222000.0253000.0274000.0275000.027 Based on the data, what claim can be made about the system?</w:t>
-      </w:r>
-      <w:r>
-        <w:tab/>
-      </w:r>
-      <w:r>
-        <w:rPr>
-          <w:rFonts w:ascii="Arial" w:hAnsi="Arial" w:eastAsia="Arial"/>
-          <w:b w:val="0"/>
-          <w:sz w:val="22"/>
-        </w:rPr>
-        <w:t>（   ）</w:t>
-      </w:r>
-    </w:p>
-    <w:p>
-      <w:pPr>
-        <w:spacing w:after="20" w:before="0" w:line="240" w:lineRule="auto"/>
-      </w:pPr>
-      <w:r>
-        <w:rPr>
-          <w:rFonts w:ascii="Arial" w:hAnsi="Arial" w:eastAsia="Arial"/>
-          <w:b w:val="0"/>
-          <w:sz w:val="22"/>
-        </w:rPr>
-        <w:t>A. Equilibrium was established between 200 and 300 seconds because the concentration of ​ H2 (g) stopped changing.</w:t>
-      </w:r>
-    </w:p>
-    <w:p>
-      <w:pPr>
-        <w:spacing w:after="20" w:before="0" w:line="240" w:lineRule="auto"/>
-      </w:pPr>
-      <w:r>
-        <w:rPr>
-          <w:rFonts w:ascii="Arial" w:hAnsi="Arial" w:eastAsia="Arial"/>
-          <w:b w:val="0"/>
-          <w:sz w:val="22"/>
-        </w:rPr>
-        <w:t>B. The forward reaction stops after 300 seconds because all of the C2H6 (g) has decomposed.</w:t>
-      </w:r>
-    </w:p>
-    <w:p>
-      <w:pPr>
-        <w:spacing w:after="20" w:before="0" w:line="240" w:lineRule="auto"/>
-      </w:pPr>
-      <w:r>
-        <w:rPr>
-          <w:rFonts w:ascii="Arial" w:hAnsi="Arial" w:eastAsia="Arial"/>
-          <w:b w:val="0"/>
-          <w:sz w:val="22"/>
-        </w:rPr>
-        <w:t>C. Equilibrium has not been reached because the concentration of ​ H2 (g) ​ is less than 50% of the starting C2H6 (g).</w:t>
-      </w:r>
-    </w:p>
-    <w:p>
-      <w:pPr>
-        <w:spacing w:after="20" w:before="0" w:line="240" w:lineRule="auto"/>
-      </w:pPr>
-      <w:r>
-        <w:rPr>
-          <w:rFonts w:ascii="Arial" w:hAnsi="Arial" w:eastAsia="Arial"/>
-          <w:b w:val="0"/>
-          <w:sz w:val="22"/>
-        </w:rPr>
-        <w:t>D. It is not possible to determine equilibrium without knowing the concentration of ​C2H6 (g).</w:t>
-      </w:r>
-    </w:p>
-    <w:p>
-      <w:pPr>
-        <w:spacing w:after="0" w:before="0" w:line="240" w:lineRule="auto"/>
-      </w:pPr>
+        <w:t>4. N₂O₄ (g) ⇌ 2NO₂ (g)  A sealed container with a volume of 2.0 L contains 2.0 atm of N₂O₄ (g) at a constant temperature 350 K.</w:t>
+      </w:r>
     </w:p>
     <w:p>
       <w:pPr>
@@ -501,222 +410,11 @@
       </w:pPr>
       <w:r>
         <w:rPr>
-          <w:rFonts w:ascii="Arial" w:hAnsi="Arial" w:eastAsia="Arial"/>
+          <w:rFonts w:ascii="Arial" w:hAnsi="Arial"/>
           <w:b w:val="0"/>
           <w:sz w:val="22"/>
         </w:rPr>
-        <w:t>6. PCl5 (g) ⇌ PCl3 (g) + Cl2 (g)  When sample of PCl5 (g) is introduced into a sealed container at 673 K the above reaction occurs.  The system is observed carefully for changes in pressure, color, and concentration.  Which of the following observations would provide the strongest evidence that the system has reached equilibrium?</w:t>
-      </w:r>
-      <w:r>
-        <w:tab/>
-      </w:r>
-      <w:r>
-        <w:rPr>
-          <w:rFonts w:ascii="Arial" w:hAnsi="Arial" w:eastAsia="Arial"/>
-          <w:b w:val="0"/>
-          <w:sz w:val="22"/>
-        </w:rPr>
-        <w:t>（   ）</w:t>
-      </w:r>
-    </w:p>
-    <w:p>
-      <w:pPr>
-        <w:spacing w:after="20" w:before="0" w:line="240" w:lineRule="auto"/>
-      </w:pPr>
-      <w:r>
-        <w:rPr>
-          <w:rFonts w:ascii="Arial" w:hAnsi="Arial" w:eastAsia="Arial"/>
-          <w:b w:val="0"/>
-          <w:sz w:val="22"/>
-        </w:rPr>
-        <w:t>A. The total pressure in the container increases steadily as PCl5 (g) decomposes.</w:t>
-      </w:r>
-    </w:p>
-    <w:p>
-      <w:pPr>
-        <w:spacing w:after="20" w:before="0" w:line="240" w:lineRule="auto"/>
-      </w:pPr>
-      <w:r>
-        <w:rPr>
-          <w:rFonts w:ascii="Arial" w:hAnsi="Arial" w:eastAsia="Arial"/>
-          <w:b w:val="0"/>
-          <w:sz w:val="22"/>
-        </w:rPr>
-        <w:t>B. The concentration of Cl2 (g) continues to increase as PCl5 (g) decreases steadily.</w:t>
-      </w:r>
-    </w:p>
-    <w:p>
-      <w:pPr>
-        <w:spacing w:after="20" w:before="0" w:line="240" w:lineRule="auto"/>
-      </w:pPr>
-      <w:r>
-        <w:rPr>
-          <w:rFonts w:ascii="Arial" w:hAnsi="Arial" w:eastAsia="Arial"/>
-          <w:b w:val="0"/>
-          <w:sz w:val="22"/>
-        </w:rPr>
-        <w:t>C. The color of the system fades to colorless as PCl5 is converted into PCl3 (g) and Cl2 (g)</w:t>
-      </w:r>
-    </w:p>
-    <w:p>
-      <w:pPr>
-        <w:spacing w:after="20" w:before="0" w:line="240" w:lineRule="auto"/>
-      </w:pPr>
-      <w:r>
-        <w:rPr>
-          <w:rFonts w:ascii="Arial" w:hAnsi="Arial" w:eastAsia="Arial"/>
-          <w:b w:val="0"/>
-          <w:sz w:val="22"/>
-        </w:rPr>
-        <w:t>D. The pressure in the container becomes constant.</w:t>
-      </w:r>
-    </w:p>
-    <w:p>
-      <w:pPr>
-        <w:spacing w:after="0" w:before="0" w:line="240" w:lineRule="auto"/>
-      </w:pPr>
-    </w:p>
-    <w:p>
-      <w:pPr>
-        <w:spacing w:after="60" w:before="60" w:line="240" w:lineRule="auto"/>
-      </w:pPr>
-      <w:r>
-        <w:rPr>
-          <w:rFonts w:ascii="霞鹜文楷 Medium" w:hAnsi="霞鹜文楷 Medium" w:eastAsia="霞鹜文楷 Medium"/>
-          <w:b/>
-          <w:sz w:val="22"/>
-        </w:rPr>
-        <w:t>考点 B: 反应商与平衡常数 Q and K</w:t>
-      </w:r>
-    </w:p>
-    <w:p>
-      <w:pPr>
-        <w:spacing w:after="60" w:before="60" w:line="240" w:lineRule="auto"/>
-      </w:pPr>
-      <w:r>
-        <w:rPr>
-          <w:rFonts w:ascii="霞鹜文楷 Medium" w:hAnsi="霞鹜文楷 Medium" w:eastAsia="霞鹜文楷 Medium"/>
-          <w:b/>
-          <w:sz w:val="22"/>
-        </w:rPr>
-        <w:t>1. 掌握平衡常数 Kc / Kp 和 ICE 表格</w:t>
-      </w:r>
-    </w:p>
-    <w:p>
-      <w:pPr>
-        <w:spacing w:after="60" w:before="60" w:line="240" w:lineRule="auto"/>
-      </w:pPr>
-      <w:r>
-        <w:rPr>
-          <w:rFonts w:ascii="霞鹜文楷 Medium" w:hAnsi="霞鹜文楷 Medium" w:eastAsia="霞鹜文楷 Medium"/>
-          <w:b/>
-          <w:sz w:val="22"/>
-        </w:rPr>
-        <w:t>aA + bB ⇌ cC + dD: Kc = [C]^c[D]^d / [A]^a[B]^b (products over reactants)</w:t>
-      </w:r>
-    </w:p>
-    <w:p>
-      <w:pPr>
-        <w:spacing w:after="60" w:before="60" w:line="240" w:lineRule="auto"/>
-      </w:pPr>
-      <w:r>
-        <w:rPr>
-          <w:rFonts w:ascii="霞鹜文楷 Medium" w:hAnsi="霞鹜文楷 Medium" w:eastAsia="霞鹜文楷 Medium"/>
-          <w:b/>
-          <w:sz w:val="22"/>
-        </w:rPr>
-        <w:t>Only gases and aqueous species appear in K expression; solids and pure liquids do NOT</w:t>
-      </w:r>
-    </w:p>
-    <w:p>
-      <w:pPr>
-        <w:spacing w:after="60" w:before="60" w:line="240" w:lineRule="auto"/>
-      </w:pPr>
-      <w:r>
-        <w:rPr>
-          <w:rFonts w:ascii="霞鹜文楷 Medium" w:hAnsi="霞鹜文楷 Medium" w:eastAsia="霞鹜文楷 Medium"/>
-          <w:b/>
-          <w:sz w:val="22"/>
-        </w:rPr>
-        <w:t>反应商 Q_c 描述任意时刻浓度比值（气体可用 Q_p）</w:t>
-      </w:r>
-    </w:p>
-    <w:p>
-      <w:pPr>
-        <w:spacing w:after="60" w:before="60" w:line="240" w:lineRule="auto"/>
-      </w:pPr>
-      <w:r>
-        <w:rPr>
-          <w:rFonts w:ascii="霞鹜文楷 Medium" w:hAnsi="霞鹜文楷 Medium" w:eastAsia="霞鹜文楷 Medium"/>
-          <w:b/>
-          <w:sz w:val="22"/>
-        </w:rPr>
-        <w:t>K 值大小表示平衡倾向：K&gt;&gt;1 倾向产物，K&lt;&lt;1 几乎不反应</w:t>
-      </w:r>
-    </w:p>
-    <w:p>
-      <w:pPr>
-        <w:spacing w:after="60" w:before="60" w:line="240" w:lineRule="auto"/>
-      </w:pPr>
-      <w:r>
-        <w:rPr>
-          <w:rFonts w:ascii="霞鹜文楷 Medium" w:hAnsi="霞鹜文楷 Medium" w:eastAsia="霞鹜文楷 Medium"/>
-          <w:b/>
-          <w:sz w:val="22"/>
-        </w:rPr>
-        <w:t>K 的数学变换：方程式反向→K 取倒数；系数乘 n→K 的 n 次方；方程式相加→K 相乘</w:t>
-      </w:r>
-    </w:p>
-    <w:p>
-      <w:pPr>
-        <w:spacing w:after="60" w:before="60" w:line="240" w:lineRule="auto"/>
-      </w:pPr>
-      <w:r>
-        <w:rPr>
-          <w:rFonts w:ascii="霞鹜文楷 Medium" w:hAnsi="霞鹜文楷 Medium" w:eastAsia="霞鹜文楷 Medium"/>
-          <w:b/>
-          <w:sz w:val="22"/>
-        </w:rPr>
-        <w:t>K 的性质（仅与温度有关，与浓度/压力无关）</w:t>
-      </w:r>
-    </w:p>
-    <w:p>
-      <w:pPr>
-        <w:spacing w:after="60" w:before="60" w:line="240" w:lineRule="auto"/>
-      </w:pPr>
-      <w:r>
-        <w:rPr>
-          <w:rFonts w:ascii="霞鹜文楷 Medium" w:hAnsi="霞鹜文楷 Medium" w:eastAsia="霞鹜文楷 Medium"/>
-          <w:b/>
-          <w:sz w:val="22"/>
-        </w:rPr>
-        <w:t>3. 掌握 Q vs K —— 判断反应方向</w:t>
-      </w:r>
-    </w:p>
-    <w:p>
-      <w:pPr>
-        <w:spacing w:after="60" w:before="60" w:line="240" w:lineRule="auto"/>
-      </w:pPr>
-      <w:r>
-        <w:rPr>
-          <w:rFonts w:ascii="霞鹜文楷 Medium" w:hAnsi="霞鹜文楷 Medium" w:eastAsia="霞鹜文楷 Medium"/>
-          <w:b/>
-          <w:sz w:val="22"/>
-        </w:rPr>
-        <w:t>Q (reaction quotient): same form as K but using initial/current concentrations</w:t>
-      </w:r>
-    </w:p>
-    <w:p>
-      <w:pPr>
-        <w:spacing w:after="60" w:before="60" w:line="240" w:lineRule="auto"/>
-      </w:pPr>
-      <w:r>
-        <w:rPr>
-          <w:rFonts w:ascii="霞鹜文楷 Medium" w:hAnsi="霞鹜文楷 Medium" w:eastAsia="霞鹜文楷 Medium"/>
-          <w:b/>
-          <w:sz w:val="22"/>
-        </w:rPr>
-        <w:t>Q &lt; K → proceeds forward; Q &gt; K → proceeds reverse; Q = K → at equilibrium</w:t>
+        <w:t>The gas decompose according to the reaction.</w:t>
       </w:r>
     </w:p>
     <w:p>
@@ -728,80 +426,12 @@
       </w:pPr>
       <w:r>
         <w:rPr>
-          <w:rFonts w:ascii="Arial" w:hAnsi="Arial" w:eastAsia="Arial"/>
+          <w:rFonts w:ascii="Arial" w:hAnsi="Arial"/>
           <w:b w:val="0"/>
           <w:sz w:val="22"/>
         </w:rPr>
-        <w:t>1. For 2SO2 + O2 ⇌ 2SO3, Kc=4.0×10². At a given moment: [SO2]=0.050, [O2]=0.025, [SO3]=0.500. Q = 4.0×10³.</w:t>
-      </w:r>
-      <w:r>
-        <w:tab/>
-      </w:r>
-      <w:r>
-        <w:rPr>
-          <w:rFonts w:ascii="Arial" w:hAnsi="Arial" w:eastAsia="Arial"/>
-          <w:b w:val="0"/>
-          <w:sz w:val="22"/>
-        </w:rPr>
-        <w:t>（   ）</w:t>
-      </w:r>
-    </w:p>
-    <w:p>
-      <w:pPr>
-        <w:spacing w:after="20" w:before="0" w:line="240" w:lineRule="auto"/>
-      </w:pPr>
-      <w:r>
-        <w:rPr>
-          <w:rFonts w:ascii="Arial" w:hAnsi="Arial" w:eastAsia="Arial"/>
-          <w:b w:val="0"/>
-          <w:sz w:val="22"/>
-        </w:rPr>
-        <w:t>A  Reaction proceeds forward (Q &lt; K).</w:t>
-      </w:r>
-    </w:p>
-    <w:p>
-      <w:pPr>
-        <w:spacing w:after="20" w:before="0" w:line="240" w:lineRule="auto"/>
-      </w:pPr>
-      <w:r>
-        <w:rPr>
-          <w:rFonts w:ascii="Arial" w:hAnsi="Arial" w:eastAsia="Arial"/>
-          <w:b w:val="0"/>
-          <w:sz w:val="22"/>
-        </w:rPr>
-        <w:t>B  Reaction proceeds reverse (Q &gt; K).</w:t>
-      </w:r>
-    </w:p>
-    <w:p>
-      <w:pPr>
-        <w:spacing w:after="20" w:before="0" w:line="240" w:lineRule="auto"/>
-      </w:pPr>
-      <w:r>
-        <w:rPr>
-          <w:rFonts w:ascii="Arial" w:hAnsi="Arial" w:eastAsia="Arial"/>
-          <w:b w:val="0"/>
-          <w:sz w:val="22"/>
-        </w:rPr>
-        <w:t>C  System is at equilibrium.</w:t>
-      </w:r>
-    </w:p>
-    <w:p>
-      <w:pPr>
-        <w:spacing w:after="20" w:before="0" w:line="240" w:lineRule="auto"/>
-      </w:pPr>
-      <w:r>
-        <w:rPr>
-          <w:rFonts w:ascii="Arial" w:hAnsi="Arial" w:eastAsia="Arial"/>
-          <w:b w:val="0"/>
-          <w:sz w:val="22"/>
-        </w:rPr>
-        <w:t>D  More information needed.</w:t>
-      </w:r>
-    </w:p>
-    <w:p>
-      <w:pPr>
-        <w:spacing w:after="0" w:before="0" w:line="240" w:lineRule="auto"/>
-      </w:pPr>
+        <w:t>The partial pressures of  2NO₂ (g) over time are recorded in the table below:</w:t>
+      </w:r>
     </w:p>
     <w:p>
       <w:pPr>
@@ -812,22 +442,73 @@
       </w:pPr>
       <w:r>
         <w:rPr>
-          <w:rFonts w:ascii="Arial" w:hAnsi="Arial" w:eastAsia="Arial"/>
+          <w:rFonts w:ascii="Arial" w:hAnsi="Arial"/>
           <w:b w:val="0"/>
           <w:sz w:val="22"/>
         </w:rPr>
-        <w:t>2. 2NOCl (g)   ⇌   2NO +  Cl2 (g) Nitrosyl chloride decomposes into nitrogen monoxide and chlorine according to the equation above. What is the correct formulation of the equilibrium expression of the reaction?</w:t>
-      </w:r>
-      <w:r>
-        <w:tab/>
-      </w:r>
-      <w:r>
-        <w:rPr>
-          <w:rFonts w:ascii="Arial" w:hAnsi="Arial" w:eastAsia="Arial"/>
+        <w:t>Time elapsed (s) Partial pressure N₂O₄ (atm) Partial pressure NO₂ (atm)₀₂.000.00201.850.30401.700.60601.600.80801.550.901001.550.90 Based on the data, what claim can be made about the system?	（   ）</w:t>
+      </w:r>
+    </w:p>
+    <w:p>
+      <w:r>
+        <w:drawing>
+          <wp:inline xmlns:a="http://schemas.openxmlformats.org/drawingml/2006/main" xmlns:pic="http://schemas.openxmlformats.org/drawingml/2006/picture">
+            <wp:extent cx="3780000" cy="2510079"/>
+            <wp:docPr id="2" name="Picture 2"/>
+            <wp:cNvGraphicFramePr>
+              <a:graphicFrameLocks noChangeAspect="1"/>
+            </wp:cNvGraphicFramePr>
+            <a:graphic>
+              <a:graphicData uri="http://schemas.openxmlformats.org/drawingml/2006/picture">
+                <pic:pic>
+                  <pic:nvPicPr>
+                    <pic:cNvPr id="0" name="f_c10_02.png"/>
+                    <pic:cNvPicPr/>
+                  </pic:nvPicPr>
+                  <pic:blipFill>
+                    <a:blip r:embed="rId10"/>
+                    <a:stretch>
+                      <a:fillRect/>
+                    </a:stretch>
+                  </pic:blipFill>
+                  <pic:spPr>
+                    <a:xfrm>
+                      <a:off x="0" y="0"/>
+                      <a:ext cx="3780000" cy="2510079"/>
+                    </a:xfrm>
+                    <a:prstGeom prst="rect"/>
+                  </pic:spPr>
+                </pic:pic>
+              </a:graphicData>
+            </a:graphic>
+          </wp:inline>
+        </w:drawing>
+      </w:r>
+    </w:p>
+    <w:p>
+      <w:pPr>
+        <w:spacing w:before="20" w:after="120"/>
+      </w:pPr>
+      <w:r>
+        <w:rPr>
+          <w:rFonts w:ascii="霞鹜文楷 Medium" w:hAnsi="霞鹜文楷 Medium"/>
+          <w:b/>
+          <w:sz w:val="18"/>
+        </w:rPr>
+        <w:t>图 C₁0-2：N₂O₄ ⇌ 2 NO₂ 分压随时间变化（对应考点 A MCQ4）</w:t>
+      </w:r>
+    </w:p>
+    <w:p>
+      <w:pPr>
+        <w:spacing w:after="20" w:before="0" w:line="240" w:lineRule="auto"/>
+      </w:pPr>
+      <w:r>
+        <w:rPr>
+          <w:rFonts w:ascii="Arial" w:hAnsi="Arial"/>
           <w:b w:val="0"/>
           <w:sz w:val="22"/>
         </w:rPr>
-        <w:t>（   ）</w:t>
+        <w:t>A. The system is at equilibrium after 60 seconds because the pressure of N₂O₄ is decreasing.</w:t>
       </w:r>
     </w:p>
     <w:p>
@@ -836,11 +517,11 @@
       </w:pPr>
       <w:r>
         <w:rPr>
-          <w:rFonts w:ascii="Arial" w:hAnsi="Arial" w:eastAsia="Arial"/>
+          <w:rFonts w:ascii="Arial" w:hAnsi="Arial"/>
           <w:b w:val="0"/>
           <w:sz w:val="22"/>
         </w:rPr>
-        <w:t>A.</w:t>
+        <w:t>B. Equilibrium is reached after 80 seconds because the pressures of both gases remain constant.</w:t>
       </w:r>
     </w:p>
     <w:p>
@@ -849,11 +530,11 @@
       </w:pPr>
       <w:r>
         <w:rPr>
-          <w:rFonts w:ascii="Arial" w:hAnsi="Arial" w:eastAsia="Arial"/>
+          <w:rFonts w:ascii="Arial" w:hAnsi="Arial"/>
           <w:b w:val="0"/>
           <w:sz w:val="22"/>
         </w:rPr>
-        <w:t>B.</w:t>
+        <w:t>C. The forward and reverse reactions are still occurring but at unequal rates between 60 and 80 seconds.</w:t>
       </w:r>
     </w:p>
     <w:p>
@@ -862,24 +543,11 @@
       </w:pPr>
       <w:r>
         <w:rPr>
-          <w:rFonts w:ascii="Arial" w:hAnsi="Arial" w:eastAsia="Arial"/>
+          <w:rFonts w:ascii="Arial" w:hAnsi="Arial"/>
           <w:b w:val="0"/>
           <w:sz w:val="22"/>
         </w:rPr>
-        <w:t>C.</w:t>
-      </w:r>
-    </w:p>
-    <w:p>
-      <w:pPr>
-        <w:spacing w:after="20" w:before="0" w:line="240" w:lineRule="auto"/>
-      </w:pPr>
-      <w:r>
-        <w:rPr>
-          <w:rFonts w:ascii="Arial" w:hAnsi="Arial" w:eastAsia="Arial"/>
-          <w:b w:val="0"/>
-          <w:sz w:val="22"/>
-        </w:rPr>
-        <w:t>D.</w:t>
+        <w:t>D. The system is at equilibrium after 100 seconds because the forward reaction has stopped.</w:t>
       </w:r>
     </w:p>
     <w:p>
@@ -896,80 +564,12 @@
       </w:pPr>
       <w:r>
         <w:rPr>
-          <w:rFonts w:ascii="Arial" w:hAnsi="Arial" w:eastAsia="Arial"/>
+          <w:rFonts w:ascii="Arial" w:hAnsi="Arial"/>
           <w:b w:val="0"/>
           <w:sz w:val="22"/>
         </w:rPr>
-        <w:t>3. 3O2 (g) ⇌ 2O3 (g)  What is the value of the equilibrium constant when the equilibrium concentrations are [O2] = 0.8 M and [O3] = 0.8 M ?</w:t>
-      </w:r>
-      <w:r>
-        <w:tab/>
-      </w:r>
-      <w:r>
-        <w:rPr>
-          <w:rFonts w:ascii="Arial" w:hAnsi="Arial" w:eastAsia="Arial"/>
-          <w:b w:val="0"/>
-          <w:sz w:val="22"/>
-        </w:rPr>
-        <w:t>（   ）</w:t>
-      </w:r>
-    </w:p>
-    <w:p>
-      <w:pPr>
-        <w:spacing w:after="20" w:before="0" w:line="240" w:lineRule="auto"/>
-      </w:pPr>
-      <w:r>
-        <w:rPr>
-          <w:rFonts w:ascii="Arial" w:hAnsi="Arial" w:eastAsia="Arial"/>
-          <w:b w:val="0"/>
-          <w:sz w:val="22"/>
-        </w:rPr>
-        <w:t>A. 1.25</w:t>
-      </w:r>
-    </w:p>
-    <w:p>
-      <w:pPr>
-        <w:spacing w:after="20" w:before="0" w:line="240" w:lineRule="auto"/>
-      </w:pPr>
-      <w:r>
-        <w:rPr>
-          <w:rFonts w:ascii="Arial" w:hAnsi="Arial" w:eastAsia="Arial"/>
-          <w:b w:val="0"/>
-          <w:sz w:val="22"/>
-        </w:rPr>
-        <w:t>B. 1</w:t>
-      </w:r>
-    </w:p>
-    <w:p>
-      <w:pPr>
-        <w:spacing w:after="20" w:before="0" w:line="240" w:lineRule="auto"/>
-      </w:pPr>
-      <w:r>
-        <w:rPr>
-          <w:rFonts w:ascii="Arial" w:hAnsi="Arial" w:eastAsia="Arial"/>
-          <w:b w:val="0"/>
-          <w:sz w:val="22"/>
-        </w:rPr>
-        <w:t>C. 0.64</w:t>
-      </w:r>
-    </w:p>
-    <w:p>
-      <w:pPr>
-        <w:spacing w:after="20" w:before="0" w:line="240" w:lineRule="auto"/>
-      </w:pPr>
-      <w:r>
-        <w:rPr>
-          <w:rFonts w:ascii="Arial" w:hAnsi="Arial" w:eastAsia="Arial"/>
-          <w:b w:val="0"/>
-          <w:sz w:val="22"/>
-        </w:rPr>
-        <w:t>D. 0.8</w:t>
-      </w:r>
-    </w:p>
-    <w:p>
-      <w:pPr>
-        <w:spacing w:after="0" w:before="0" w:line="240" w:lineRule="auto"/>
-      </w:pPr>
+        <w:t>5. C₂H₆ (g) ⇌ C₂H₄ (g) + H₂ (g) The reaction above occurs in a 1.0 L sealed container at 500 K.</w:t>
+      </w:r>
     </w:p>
     <w:p>
       <w:pPr>
@@ -980,80 +580,12 @@
       </w:pPr>
       <w:r>
         <w:rPr>
-          <w:rFonts w:ascii="Arial" w:hAnsi="Arial" w:eastAsia="Arial"/>
+          <w:rFonts w:ascii="Arial" w:hAnsi="Arial"/>
           <w:b w:val="0"/>
           <w:sz w:val="22"/>
         </w:rPr>
-        <w:t>4. The equilibrium reaction below has an equilibrium constant K = 1.1: X(g) ⇌ Y(g). Based on the value of K, which of the following must be true?</w:t>
-      </w:r>
-      <w:r>
-        <w:tab/>
-      </w:r>
-      <w:r>
-        <w:rPr>
-          <w:rFonts w:ascii="Arial" w:hAnsi="Arial" w:eastAsia="Arial"/>
-          <w:b w:val="0"/>
-          <w:sz w:val="22"/>
-        </w:rPr>
-        <w:t>（   ）</w:t>
-      </w:r>
-    </w:p>
-    <w:p>
-      <w:pPr>
-        <w:spacing w:after="20" w:before="0" w:line="240" w:lineRule="auto"/>
-      </w:pPr>
-      <w:r>
-        <w:rPr>
-          <w:rFonts w:ascii="Arial" w:hAnsi="Arial" w:eastAsia="Arial"/>
-          <w:b w:val="0"/>
-          <w:sz w:val="22"/>
-        </w:rPr>
-        <w:t>A. [X] ≫ [Y]</w:t>
-      </w:r>
-    </w:p>
-    <w:p>
-      <w:pPr>
-        <w:spacing w:after="20" w:before="0" w:line="240" w:lineRule="auto"/>
-      </w:pPr>
-      <w:r>
-        <w:rPr>
-          <w:rFonts w:ascii="Arial" w:hAnsi="Arial" w:eastAsia="Arial"/>
-          <w:b w:val="0"/>
-          <w:sz w:val="22"/>
-        </w:rPr>
-        <w:t>B. [X] &gt; [Y]</w:t>
-      </w:r>
-    </w:p>
-    <w:p>
-      <w:pPr>
-        <w:spacing w:after="20" w:before="0" w:line="240" w:lineRule="auto"/>
-      </w:pPr>
-      <w:r>
-        <w:rPr>
-          <w:rFonts w:ascii="Arial" w:hAnsi="Arial" w:eastAsia="Arial"/>
-          <w:b w:val="0"/>
-          <w:sz w:val="22"/>
-        </w:rPr>
-        <w:t>C. [X] = [Y]</w:t>
-      </w:r>
-    </w:p>
-    <w:p>
-      <w:pPr>
-        <w:spacing w:after="20" w:before="0" w:line="240" w:lineRule="auto"/>
-      </w:pPr>
-      <w:r>
-        <w:rPr>
-          <w:rFonts w:ascii="Arial" w:hAnsi="Arial" w:eastAsia="Arial"/>
-          <w:b w:val="0"/>
-          <w:sz w:val="22"/>
-        </w:rPr>
-        <w:t>D. [X] &lt; [Y]</w:t>
-      </w:r>
-    </w:p>
-    <w:p>
-      <w:pPr>
-        <w:spacing w:after="0" w:before="0" w:line="240" w:lineRule="auto"/>
-      </w:pPr>
+        <w:t>Initially, 0.050 M of C₂H₆ (g) is introduced into the container.</w:t>
+      </w:r>
     </w:p>
     <w:p>
       <w:pPr>
@@ -1064,80 +596,12 @@
       </w:pPr>
       <w:r>
         <w:rPr>
-          <w:rFonts w:ascii="Arial" w:hAnsi="Arial" w:eastAsia="Arial"/>
+          <w:rFonts w:ascii="Arial" w:hAnsi="Arial"/>
           <w:b w:val="0"/>
           <w:sz w:val="22"/>
         </w:rPr>
-        <w:t>5. The reaction N2 (g) + 3H2 (g)    2NH3 (g)  has an equilibrium constant value of 2.7 x 103 at a certain temperature  What is the equilibrium constant of  4NH3 (g )   2N2 (g) + 6H2 (g)?</w:t>
-      </w:r>
-      <w:r>
-        <w:tab/>
-      </w:r>
-      <w:r>
-        <w:rPr>
-          <w:rFonts w:ascii="Arial" w:hAnsi="Arial" w:eastAsia="Arial"/>
-          <w:b w:val="0"/>
-          <w:sz w:val="22"/>
-        </w:rPr>
-        <w:t>（   ）</w:t>
-      </w:r>
-    </w:p>
-    <w:p>
-      <w:pPr>
-        <w:spacing w:after="20" w:before="0" w:line="240" w:lineRule="auto"/>
-      </w:pPr>
-      <w:r>
-        <w:rPr>
-          <w:rFonts w:ascii="Arial" w:hAnsi="Arial" w:eastAsia="Arial"/>
-          <w:b w:val="0"/>
-          <w:sz w:val="22"/>
-        </w:rPr>
-        <w:t>A. 7.3 x 106</w:t>
-      </w:r>
-    </w:p>
-    <w:p>
-      <w:pPr>
-        <w:spacing w:after="20" w:before="0" w:line="240" w:lineRule="auto"/>
-      </w:pPr>
-      <w:r>
-        <w:rPr>
-          <w:rFonts w:ascii="Arial" w:hAnsi="Arial" w:eastAsia="Arial"/>
-          <w:b w:val="0"/>
-          <w:sz w:val="22"/>
-        </w:rPr>
-        <w:t>B. 2.7 x 103</w:t>
-      </w:r>
-    </w:p>
-    <w:p>
-      <w:pPr>
-        <w:spacing w:after="20" w:before="0" w:line="240" w:lineRule="auto"/>
-      </w:pPr>
-      <w:r>
-        <w:rPr>
-          <w:rFonts w:ascii="Arial" w:hAnsi="Arial" w:eastAsia="Arial"/>
-          <w:b w:val="0"/>
-          <w:sz w:val="22"/>
-        </w:rPr>
-        <w:t>C. 1.37 x 10-7</w:t>
-      </w:r>
-    </w:p>
-    <w:p>
-      <w:pPr>
-        <w:spacing w:after="20" w:before="0" w:line="240" w:lineRule="auto"/>
-      </w:pPr>
-      <w:r>
-        <w:rPr>
-          <w:rFonts w:ascii="Arial" w:hAnsi="Arial" w:eastAsia="Arial"/>
-          <w:b w:val="0"/>
-          <w:sz w:val="22"/>
-        </w:rPr>
-        <w:t>D. 1.37 x 10-4</w:t>
-      </w:r>
-    </w:p>
-    <w:p>
-      <w:pPr>
-        <w:spacing w:after="0" w:before="0" w:line="240" w:lineRule="auto"/>
-      </w:pPr>
+        <w:t>The following data show the concentration of H₂ (g) over time:</w:t>
+      </w:r>
     </w:p>
     <w:p>
       <w:pPr>
@@ -1148,22 +612,73 @@
       </w:pPr>
       <w:r>
         <w:rPr>
-          <w:rFonts w:ascii="Arial" w:hAnsi="Arial" w:eastAsia="Arial"/>
+          <w:rFonts w:ascii="Arial" w:hAnsi="Arial"/>
           <w:b w:val="0"/>
           <w:sz w:val="22"/>
         </w:rPr>
-        <w:t>6. A (g) + 2B (g) ⇌  X (g) + Y (g)  The reaction above has a value of Kp = 1.0 x 10-4 at 25 C. Which of the following relationships is correct about this equilibrium at 25 C?</w:t>
-      </w:r>
-      <w:r>
-        <w:tab/>
-      </w:r>
-      <w:r>
-        <w:rPr>
-          <w:rFonts w:ascii="Arial" w:hAnsi="Arial" w:eastAsia="Arial"/>
+        <w:t>Time elapsed (s) Concentration of H₂ (M) 00.00400.012800.0191400.0222000.0253000.0274000.0275000.027 Based on the data, what claim can be made about the system?	（   ）</w:t>
+      </w:r>
+    </w:p>
+    <w:p>
+      <w:r>
+        <w:drawing>
+          <wp:inline xmlns:a="http://schemas.openxmlformats.org/drawingml/2006/main" xmlns:pic="http://schemas.openxmlformats.org/drawingml/2006/picture">
+            <wp:extent cx="3780000" cy="2510079"/>
+            <wp:docPr id="3" name="Picture 3"/>
+            <wp:cNvGraphicFramePr>
+              <a:graphicFrameLocks noChangeAspect="1"/>
+            </wp:cNvGraphicFramePr>
+            <a:graphic>
+              <a:graphicData uri="http://schemas.openxmlformats.org/drawingml/2006/picture">
+                <pic:pic>
+                  <pic:nvPicPr>
+                    <pic:cNvPr id="0" name="f_c10_03.png"/>
+                    <pic:cNvPicPr/>
+                  </pic:nvPicPr>
+                  <pic:blipFill>
+                    <a:blip r:embed="rId11"/>
+                    <a:stretch>
+                      <a:fillRect/>
+                    </a:stretch>
+                  </pic:blipFill>
+                  <pic:spPr>
+                    <a:xfrm>
+                      <a:off x="0" y="0"/>
+                      <a:ext cx="3780000" cy="2510079"/>
+                    </a:xfrm>
+                    <a:prstGeom prst="rect"/>
+                  </pic:spPr>
+                </pic:pic>
+              </a:graphicData>
+            </a:graphic>
+          </wp:inline>
+        </w:drawing>
+      </w:r>
+    </w:p>
+    <w:p>
+      <w:pPr>
+        <w:spacing w:before="20" w:after="120"/>
+      </w:pPr>
+      <w:r>
+        <w:rPr>
+          <w:rFonts w:ascii="霞鹜文楷 Medium" w:hAnsi="霞鹜文楷 Medium"/>
+          <w:b/>
+          <w:sz w:val="18"/>
+        </w:rPr>
+        <w:t>图 C₁0-3：C₂H₆ ⇌ C₂H₄ + H₂ 浓度随时间变化（对应考点 A MCQ5）</w:t>
+      </w:r>
+    </w:p>
+    <w:p>
+      <w:pPr>
+        <w:spacing w:after="20" w:before="0" w:line="240" w:lineRule="auto"/>
+      </w:pPr>
+      <w:r>
+        <w:rPr>
+          <w:rFonts w:ascii="Arial" w:hAnsi="Arial"/>
           <w:b w:val="0"/>
           <w:sz w:val="22"/>
         </w:rPr>
-        <w:t>（   ）</w:t>
+        <w:t>A. Equilibrium was established between 200 and 300 seconds because the concentration of ​ H₂ (g) stopped changing.</w:t>
       </w:r>
     </w:p>
     <w:p>
@@ -1172,11 +687,11 @@
       </w:pPr>
       <w:r>
         <w:rPr>
-          <w:rFonts w:ascii="Arial" w:hAnsi="Arial" w:eastAsia="Arial"/>
+          <w:rFonts w:ascii="Arial" w:hAnsi="Arial"/>
           <w:b w:val="0"/>
           <w:sz w:val="22"/>
         </w:rPr>
-        <w:t>A. The partial pressure of A will be equal to the partial pressure of Y</w:t>
+        <w:t>B. The forward reaction stops after 300 seconds because all of the C₂H₆ (g) has decomposed.</w:t>
       </w:r>
     </w:p>
     <w:p>
@@ -1185,11 +700,11 @@
       </w:pPr>
       <w:r>
         <w:rPr>
-          <w:rFonts w:ascii="Arial" w:hAnsi="Arial" w:eastAsia="Arial"/>
+          <w:rFonts w:ascii="Arial" w:hAnsi="Arial"/>
           <w:b w:val="0"/>
           <w:sz w:val="22"/>
         </w:rPr>
-        <w:t>B. The partial pressure of A will be greater than the partial pressure of X</w:t>
+        <w:t>C. Equilibrium has not been reached because the concentration of ​ H₂ (g) ​ is less than 50% of the starting C₂H₆ (g).</w:t>
       </w:r>
     </w:p>
     <w:p>
@@ -1198,24 +713,11 @@
       </w:pPr>
       <w:r>
         <w:rPr>
-          <w:rFonts w:ascii="Arial" w:hAnsi="Arial" w:eastAsia="Arial"/>
+          <w:rFonts w:ascii="Arial" w:hAnsi="Arial"/>
           <w:b w:val="0"/>
           <w:sz w:val="22"/>
         </w:rPr>
-        <w:t>C. The partial pressure of A will be less than the partial pressure of Y</w:t>
-      </w:r>
-    </w:p>
-    <w:p>
-      <w:pPr>
-        <w:spacing w:after="20" w:before="0" w:line="240" w:lineRule="auto"/>
-      </w:pPr>
-      <w:r>
-        <w:rPr>
-          <w:rFonts w:ascii="Arial" w:hAnsi="Arial" w:eastAsia="Arial"/>
-          <w:b w:val="0"/>
-          <w:sz w:val="22"/>
-        </w:rPr>
-        <w:t>D. The partial pressure of B will be equal to the partial pressure of Y</w:t>
+        <w:t>D. It is not possible to determine equilibrium without knowing the concentration of ​C₂H₆ (g).</w:t>
       </w:r>
     </w:p>
     <w:p>
@@ -1232,80 +734,12 @@
       </w:pPr>
       <w:r>
         <w:rPr>
-          <w:rFonts w:ascii="Arial" w:hAnsi="Arial" w:eastAsia="Arial"/>
+          <w:rFonts w:ascii="Arial" w:hAnsi="Arial"/>
           <w:b w:val="0"/>
           <w:sz w:val="22"/>
         </w:rPr>
-        <w:t>7. The reaction between nitrogen and hydrogen produces ammonia gas: N2 (g) + 3H2 (g)    2NH3 (g) If the equilibrium constant for the reaction is x, what is the equilibrium constant for the following reaction? 2N2 (g) + 6H2 (g)    4NH3 (g)</w:t>
-      </w:r>
-      <w:r>
-        <w:tab/>
-      </w:r>
-      <w:r>
-        <w:rPr>
-          <w:rFonts w:ascii="Arial" w:hAnsi="Arial" w:eastAsia="Arial"/>
-          <w:b w:val="0"/>
-          <w:sz w:val="22"/>
-        </w:rPr>
-        <w:t>（   ）</w:t>
-      </w:r>
-    </w:p>
-    <w:p>
-      <w:pPr>
-        <w:spacing w:after="20" w:before="0" w:line="240" w:lineRule="auto"/>
-      </w:pPr>
-      <w:r>
-        <w:rPr>
-          <w:rFonts w:ascii="Arial" w:hAnsi="Arial" w:eastAsia="Arial"/>
-          <w:b w:val="0"/>
-          <w:sz w:val="22"/>
-        </w:rPr>
-        <w:t>A. x</w:t>
-      </w:r>
-    </w:p>
-    <w:p>
-      <w:pPr>
-        <w:spacing w:after="20" w:before="0" w:line="240" w:lineRule="auto"/>
-      </w:pPr>
-      <w:r>
-        <w:rPr>
-          <w:rFonts w:ascii="Arial" w:hAnsi="Arial" w:eastAsia="Arial"/>
-          <w:b w:val="0"/>
-          <w:sz w:val="22"/>
-        </w:rPr>
-        <w:t>B. 2x</w:t>
-      </w:r>
-    </w:p>
-    <w:p>
-      <w:pPr>
-        <w:spacing w:after="20" w:before="0" w:line="240" w:lineRule="auto"/>
-      </w:pPr>
-      <w:r>
-        <w:rPr>
-          <w:rFonts w:ascii="Arial" w:hAnsi="Arial" w:eastAsia="Arial"/>
-          <w:b w:val="0"/>
-          <w:sz w:val="22"/>
-        </w:rPr>
-        <w:t>C. x2</w:t>
-      </w:r>
-    </w:p>
-    <w:p>
-      <w:pPr>
-        <w:spacing w:after="20" w:before="0" w:line="240" w:lineRule="auto"/>
-      </w:pPr>
-      <w:r>
-        <w:rPr>
-          <w:rFonts w:ascii="Arial" w:hAnsi="Arial" w:eastAsia="Arial"/>
-          <w:b w:val="0"/>
-          <w:sz w:val="22"/>
-        </w:rPr>
-        <w:t>D. 2x2</w:t>
-      </w:r>
-    </w:p>
-    <w:p>
-      <w:pPr>
-        <w:spacing w:after="0" w:before="0" w:line="240" w:lineRule="auto"/>
-      </w:pPr>
+        <w:t>6. PCl₅ (g) ⇌ PCl₃ (g) + Cl₂ (g)  When sample of PCl₅ (g) is introduced into a sealed container at 673 K the above reaction occurs.</w:t>
+      </w:r>
     </w:p>
     <w:p>
       <w:pPr>
@@ -1316,80 +750,12 @@
       </w:pPr>
       <w:r>
         <w:rPr>
-          <w:rFonts w:ascii="Arial" w:hAnsi="Arial" w:eastAsia="Arial"/>
+          <w:rFonts w:ascii="Arial" w:hAnsi="Arial"/>
           <w:b w:val="0"/>
           <w:sz w:val="22"/>
         </w:rPr>
-        <w:t>8. Consider the following reaction at different temperatures. The equilibrium constant (K) values were measured at each temperature: TemperatureKc valueT11 x 10-2T21 x 101T31T41 x 102 Which of the following correctly ranks the amount of products in the equilibrium mixtures from least to most?</w:t>
-      </w:r>
-      <w:r>
-        <w:tab/>
-      </w:r>
-      <w:r>
-        <w:rPr>
-          <w:rFonts w:ascii="Arial" w:hAnsi="Arial" w:eastAsia="Arial"/>
-          <w:b w:val="0"/>
-          <w:sz w:val="22"/>
-        </w:rPr>
-        <w:t>（   ）</w:t>
-      </w:r>
-    </w:p>
-    <w:p>
-      <w:pPr>
-        <w:spacing w:after="20" w:before="0" w:line="240" w:lineRule="auto"/>
-      </w:pPr>
-      <w:r>
-        <w:rPr>
-          <w:rFonts w:ascii="Arial" w:hAnsi="Arial" w:eastAsia="Arial"/>
-          <w:b w:val="0"/>
-          <w:sz w:val="22"/>
-        </w:rPr>
-        <w:t>A. T1 ＜T2 ＜T3＜T4</w:t>
-      </w:r>
-    </w:p>
-    <w:p>
-      <w:pPr>
-        <w:spacing w:after="20" w:before="0" w:line="240" w:lineRule="auto"/>
-      </w:pPr>
-      <w:r>
-        <w:rPr>
-          <w:rFonts w:ascii="Arial" w:hAnsi="Arial" w:eastAsia="Arial"/>
-          <w:b w:val="0"/>
-          <w:sz w:val="22"/>
-        </w:rPr>
-        <w:t>B. T4 ＜T3 ＜T2＜T1</w:t>
-      </w:r>
-    </w:p>
-    <w:p>
-      <w:pPr>
-        <w:spacing w:after="20" w:before="0" w:line="240" w:lineRule="auto"/>
-      </w:pPr>
-      <w:r>
-        <w:rPr>
-          <w:rFonts w:ascii="Arial" w:hAnsi="Arial" w:eastAsia="Arial"/>
-          <w:b w:val="0"/>
-          <w:sz w:val="22"/>
-        </w:rPr>
-        <w:t>C. T4 ＜T2 ＜T3＜T1</w:t>
-      </w:r>
-    </w:p>
-    <w:p>
-      <w:pPr>
-        <w:spacing w:after="20" w:before="0" w:line="240" w:lineRule="auto"/>
-      </w:pPr>
-      <w:r>
-        <w:rPr>
-          <w:rFonts w:ascii="Arial" w:hAnsi="Arial" w:eastAsia="Arial"/>
-          <w:b w:val="0"/>
-          <w:sz w:val="22"/>
-        </w:rPr>
-        <w:t>D. T1 ＜T3 ＜T2＜T4</w:t>
-      </w:r>
-    </w:p>
-    <w:p>
-      <w:pPr>
-        <w:spacing w:after="0" w:before="0" w:line="240" w:lineRule="auto"/>
-      </w:pPr>
+        <w:t>The system is observed carefully for changes in pressure, color, and concentration.</w:t>
+      </w:r>
     </w:p>
     <w:p>
       <w:pPr>
@@ -1400,22 +766,73 @@
       </w:pPr>
       <w:r>
         <w:rPr>
-          <w:rFonts w:ascii="Arial" w:hAnsi="Arial" w:eastAsia="Arial"/>
+          <w:rFonts w:ascii="Arial" w:hAnsi="Arial"/>
           <w:b w:val="0"/>
           <w:sz w:val="22"/>
         </w:rPr>
-        <w:t>9. Consider the following two equilibrium reactions: 2NOBr (g) ⇋ 2NO (g) + Br2 (g), with equilibrium constant Kc1 NO (g) + Br2 (g) ⇋ NOBr (g), with equilibrium constant Kc2  Which of the following is the correct mathematical relationship between Kc1 and Kc2​?</w:t>
-      </w:r>
-      <w:r>
-        <w:tab/>
-      </w:r>
-      <w:r>
-        <w:rPr>
-          <w:rFonts w:ascii="Arial" w:hAnsi="Arial" w:eastAsia="Arial"/>
+        <w:t>Which of the following observations would provide the strongest evidence that the system has reached equilibrium?	（   ）</w:t>
+      </w:r>
+    </w:p>
+    <w:p>
+      <w:r>
+        <w:drawing>
+          <wp:inline xmlns:a="http://schemas.openxmlformats.org/drawingml/2006/main" xmlns:pic="http://schemas.openxmlformats.org/drawingml/2006/picture">
+            <wp:extent cx="3780000" cy="2510079"/>
+            <wp:docPr id="4" name="Picture 4"/>
+            <wp:cNvGraphicFramePr>
+              <a:graphicFrameLocks noChangeAspect="1"/>
+            </wp:cNvGraphicFramePr>
+            <a:graphic>
+              <a:graphicData uri="http://schemas.openxmlformats.org/drawingml/2006/picture">
+                <pic:pic>
+                  <pic:nvPicPr>
+                    <pic:cNvPr id="0" name="f_c10_04.png"/>
+                    <pic:cNvPicPr/>
+                  </pic:nvPicPr>
+                  <pic:blipFill>
+                    <a:blip r:embed="rId12"/>
+                    <a:stretch>
+                      <a:fillRect/>
+                    </a:stretch>
+                  </pic:blipFill>
+                  <pic:spPr>
+                    <a:xfrm>
+                      <a:off x="0" y="0"/>
+                      <a:ext cx="3780000" cy="2510079"/>
+                    </a:xfrm>
+                    <a:prstGeom prst="rect"/>
+                  </pic:spPr>
+                </pic:pic>
+              </a:graphicData>
+            </a:graphic>
+          </wp:inline>
+        </w:drawing>
+      </w:r>
+    </w:p>
+    <w:p>
+      <w:pPr>
+        <w:spacing w:before="20" w:after="120"/>
+      </w:pPr>
+      <w:r>
+        <w:rPr>
+          <w:rFonts w:ascii="霞鹜文楷 Medium" w:hAnsi="霞鹜文楷 Medium"/>
+          <w:b/>
+          <w:sz w:val="18"/>
+        </w:rPr>
+        <w:t>图 C₁0-4：PCl₅ ⇌ PCl₃ + Cl₂ 浓度随时间变化（对应考点 A MCQ6）</w:t>
+      </w:r>
+    </w:p>
+    <w:p>
+      <w:pPr>
+        <w:spacing w:after="20" w:before="0" w:line="240" w:lineRule="auto"/>
+      </w:pPr>
+      <w:r>
+        <w:rPr>
+          <w:rFonts w:ascii="Arial" w:hAnsi="Arial"/>
           <w:b w:val="0"/>
           <w:sz w:val="22"/>
         </w:rPr>
-        <w:t>（   ）</w:t>
+        <w:t>A. The total pressure in the container increases steadily as PCl₅ (g) decomposes.</w:t>
       </w:r>
     </w:p>
     <w:p>
@@ -1424,11 +841,11 @@
       </w:pPr>
       <w:r>
         <w:rPr>
-          <w:rFonts w:ascii="Arial" w:hAnsi="Arial" w:eastAsia="Arial"/>
+          <w:rFonts w:ascii="Arial" w:hAnsi="Arial"/>
           <w:b w:val="0"/>
           <w:sz w:val="22"/>
         </w:rPr>
-        <w:t>A. 2Kc2 = Kc1</w:t>
+        <w:t>B. The concentration of Cl₂ (g) continues to increase as PCl₅ (g) decreases steadily.</w:t>
       </w:r>
     </w:p>
     <w:p>
@@ -1437,11 +854,11 @@
       </w:pPr>
       <w:r>
         <w:rPr>
-          <w:rFonts w:ascii="Arial" w:hAnsi="Arial" w:eastAsia="Arial"/>
+          <w:rFonts w:ascii="Arial" w:hAnsi="Arial"/>
           <w:b w:val="0"/>
           <w:sz w:val="22"/>
         </w:rPr>
-        <w:t>B. (Kc2)2 = Kc1</w:t>
+        <w:t>C. The color of the system fades to colorless as PCl₅ is converted into PCl₃ (g) and Cl₂ (g)</w:t>
       </w:r>
     </w:p>
     <w:p>
@@ -1450,24 +867,11 @@
       </w:pPr>
       <w:r>
         <w:rPr>
-          <w:rFonts w:ascii="Arial" w:hAnsi="Arial" w:eastAsia="Arial"/>
+          <w:rFonts w:ascii="Arial" w:hAnsi="Arial"/>
           <w:b w:val="0"/>
           <w:sz w:val="22"/>
         </w:rPr>
-        <w:t>C. Kc2 =</w:t>
-      </w:r>
-    </w:p>
-    <w:p>
-      <w:pPr>
-        <w:spacing w:after="20" w:before="0" w:line="240" w:lineRule="auto"/>
-      </w:pPr>
-      <w:r>
-        <w:rPr>
-          <w:rFonts w:ascii="Arial" w:hAnsi="Arial" w:eastAsia="Arial"/>
-          <w:b w:val="0"/>
-          <w:sz w:val="22"/>
-        </w:rPr>
-        <w:t>D. Kc2 =</w:t>
+        <w:t>D. The pressure in the container becomes constant.</w:t>
       </w:r>
     </w:p>
     <w:p>
@@ -1475,6 +879,150 @@
         <w:spacing w:after="0" w:before="0" w:line="240" w:lineRule="auto"/>
       </w:pPr>
     </w:p>
+    <w:p>
+      <w:pPr>
+        <w:spacing w:after="60" w:before="60" w:line="240" w:lineRule="auto"/>
+      </w:pPr>
+      <w:r>
+        <w:rPr>
+          <w:rFonts w:ascii="霞鹜文楷 Medium" w:hAnsi="霞鹜文楷 Medium"/>
+          <w:b/>
+          <w:sz w:val="22"/>
+        </w:rPr>
+        <w:t>考点 B: 反应商与平衡常数 Q and K</w:t>
+      </w:r>
+    </w:p>
+    <w:p>
+      <w:pPr>
+        <w:spacing w:after="60" w:before="60" w:line="240" w:lineRule="auto"/>
+      </w:pPr>
+      <w:r>
+        <w:rPr>
+          <w:rFonts w:ascii="霞鹜文楷 Medium" w:hAnsi="霞鹜文楷 Medium"/>
+          <w:b/>
+          <w:sz w:val="22"/>
+        </w:rPr>
+        <w:t>1. 掌握平衡常数 Kc / Kp 和 ICE 表格</w:t>
+      </w:r>
+    </w:p>
+    <w:p>
+      <w:pPr>
+        <w:spacing w:after="60" w:before="60" w:line="240" w:lineRule="auto"/>
+      </w:pPr>
+      <w:r>
+        <w:rPr>
+          <w:rFonts w:ascii="霞鹜文楷 Medium" w:hAnsi="霞鹜文楷 Medium"/>
+          <w:b/>
+          <w:sz w:val="22"/>
+        </w:rPr>
+        <w:t>aA + bB ⇌ cC + dD: Kc = [C]^c[D]^d / [A]^a[B]^b (products over reactants)</w:t>
+      </w:r>
+    </w:p>
+    <w:p>
+      <w:pPr>
+        <w:spacing w:after="60" w:before="60" w:line="240" w:lineRule="auto"/>
+      </w:pPr>
+      <w:r>
+        <w:rPr>
+          <w:rFonts w:ascii="霞鹜文楷 Medium" w:hAnsi="霞鹜文楷 Medium"/>
+          <w:b/>
+          <w:sz w:val="22"/>
+        </w:rPr>
+        <w:t>Only gases and aqueous species appear in K expression; solids and pure liquids do NOT</w:t>
+      </w:r>
+    </w:p>
+    <w:p>
+      <w:pPr>
+        <w:spacing w:after="60" w:before="60" w:line="240" w:lineRule="auto"/>
+      </w:pPr>
+      <w:r>
+        <w:rPr>
+          <w:rFonts w:ascii="霞鹜文楷 Medium" w:hAnsi="霞鹜文楷 Medium"/>
+          <w:b/>
+          <w:sz w:val="22"/>
+        </w:rPr>
+        <w:t>反应商 Q_c 描述任意时刻浓度比值（气体可用 Q_p）</w:t>
+      </w:r>
+    </w:p>
+    <w:p>
+      <w:pPr>
+        <w:spacing w:after="60" w:before="60" w:line="240" w:lineRule="auto"/>
+      </w:pPr>
+      <w:r>
+        <w:rPr>
+          <w:rFonts w:ascii="霞鹜文楷 Medium" w:hAnsi="霞鹜文楷 Medium"/>
+          <w:b/>
+          <w:sz w:val="22"/>
+        </w:rPr>
+        <w:t>K 值大小表示平衡倾向：K&gt;&gt;1 倾向产物，K&lt;&lt;1 几乎不反应</w:t>
+      </w:r>
+    </w:p>
+    <w:p>
+      <w:pPr>
+        <w:spacing w:after="60" w:before="60" w:line="240" w:lineRule="auto"/>
+      </w:pPr>
+      <w:r>
+        <w:rPr>
+          <w:rFonts w:ascii="霞鹜文楷 Medium" w:hAnsi="霞鹜文楷 Medium"/>
+          <w:b/>
+          <w:sz w:val="22"/>
+        </w:rPr>
+        <w:t>K 的数学变换：方程式反向→K 取倒数；系数乘 n→K 的 n 次方；方程式相加→K 相乘</w:t>
+      </w:r>
+    </w:p>
+    <w:p>
+      <w:pPr>
+        <w:spacing w:after="60" w:before="60" w:line="240" w:lineRule="auto"/>
+      </w:pPr>
+      <w:r>
+        <w:rPr>
+          <w:rFonts w:ascii="霞鹜文楷 Medium" w:hAnsi="霞鹜文楷 Medium"/>
+          <w:b/>
+          <w:sz w:val="22"/>
+        </w:rPr>
+        <w:t>K 的性质（仅与温度有关，与浓度/压力无关）</w:t>
+      </w:r>
+    </w:p>
+    <w:p>
+      <w:pPr>
+        <w:spacing w:after="60" w:before="60" w:line="240" w:lineRule="auto"/>
+      </w:pPr>
+      <w:r>
+        <w:rPr>
+          <w:rFonts w:ascii="霞鹜文楷 Medium" w:hAnsi="霞鹜文楷 Medium"/>
+          <w:b/>
+          <w:sz w:val="22"/>
+        </w:rPr>
+        <w:t>3. 掌握 Q vs K —— 判断反应方向</w:t>
+      </w:r>
+    </w:p>
+    <w:p>
+      <w:pPr>
+        <w:spacing w:after="60" w:before="60" w:line="240" w:lineRule="auto"/>
+      </w:pPr>
+      <w:r>
+        <w:rPr>
+          <w:rFonts w:ascii="霞鹜文楷 Medium" w:hAnsi="霞鹜文楷 Medium"/>
+          <w:b/>
+          <w:sz w:val="22"/>
+        </w:rPr>
+        <w:t>Q (reaction quotient): same form as K but using initial/current concentrations</w:t>
+      </w:r>
+    </w:p>
+    <w:p>
+      <w:pPr>
+        <w:spacing w:after="60" w:before="60" w:line="240" w:lineRule="auto"/>
+      </w:pPr>
+      <w:r>
+        <w:rPr>
+          <w:rFonts w:ascii="霞鹜文楷 Medium" w:hAnsi="霞鹜文楷 Medium"/>
+          <w:b/>
+          <w:sz w:val="22"/>
+        </w:rPr>
+        <w:t>Q &lt; K → proceeds forward; Q &gt; K → proceeds reverse; Q = K → at equilibrium</w:t>
+      </w:r>
+    </w:p>
+    <w:p/>
     <w:p>
       <w:pPr>
         <w:spacing w:after="40" w:before="80" w:line="240" w:lineRule="auto"/>
@@ -1484,18 +1032,18 @@
       </w:pPr>
       <w:r>
         <w:rPr>
-          <w:rFonts w:ascii="Arial" w:hAnsi="Arial" w:eastAsia="Arial"/>
+          <w:rFonts w:ascii="Arial" w:hAnsi="Arial"/>
           <w:b w:val="0"/>
           <w:sz w:val="22"/>
         </w:rPr>
-        <w:t>10. Which of the following conclusions can be made about this reaction? H2O (g)   ⇋   H2 (g)   + O2 (g)            Kc = 8 x 10-41 at 25 C</w:t>
+        <w:t>1. For 2SO₂ + O₂ ⇌ 2SO₃, Kc=4.0×10². At a given moment: [SO₂]=0.050, [O₂]=0.025, [SO₃]=0.500. Q = 4.0×10³.</w:t>
       </w:r>
       <w:r>
         <w:tab/>
       </w:r>
       <w:r>
         <w:rPr>
-          <w:rFonts w:ascii="Arial" w:hAnsi="Arial" w:eastAsia="Arial"/>
+          <w:rFonts w:ascii="Arial" w:hAnsi="Arial"/>
           <w:b w:val="0"/>
           <w:sz w:val="22"/>
         </w:rPr>
@@ -1508,11 +1056,11 @@
       </w:pPr>
       <w:r>
         <w:rPr>
-          <w:rFonts w:ascii="Arial" w:hAnsi="Arial" w:eastAsia="Arial"/>
+          <w:rFonts w:ascii="Arial" w:hAnsi="Arial"/>
           <w:b w:val="0"/>
           <w:sz w:val="22"/>
         </w:rPr>
-        <w:t>A. The reaction does not proceed.</w:t>
+        <w:t>A  Reaction proceeds forward (Q &lt; K).</w:t>
       </w:r>
     </w:p>
     <w:p>
@@ -1521,11 +1069,11 @@
       </w:pPr>
       <w:r>
         <w:rPr>
-          <w:rFonts w:ascii="Arial" w:hAnsi="Arial" w:eastAsia="Arial"/>
+          <w:rFonts w:ascii="Arial" w:hAnsi="Arial"/>
           <w:b w:val="0"/>
           <w:sz w:val="22"/>
         </w:rPr>
-        <w:t>B. The reaction goes almost to completion.</w:t>
+        <w:t>B  Reaction proceeds reverse (Q &gt; K).</w:t>
       </w:r>
     </w:p>
     <w:p>
@@ -1534,11 +1082,11 @@
       </w:pPr>
       <w:r>
         <w:rPr>
-          <w:rFonts w:ascii="Arial" w:hAnsi="Arial" w:eastAsia="Arial"/>
+          <w:rFonts w:ascii="Arial" w:hAnsi="Arial"/>
           <w:b w:val="0"/>
           <w:sz w:val="22"/>
         </w:rPr>
-        <w:t>C. The products have a higher concentration than the reactants.</w:t>
+        <w:t>C  System is at equilibrium.</w:t>
       </w:r>
     </w:p>
     <w:p>
@@ -1547,11 +1095,11 @@
       </w:pPr>
       <w:r>
         <w:rPr>
-          <w:rFonts w:ascii="Arial" w:hAnsi="Arial" w:eastAsia="Arial"/>
+          <w:rFonts w:ascii="Arial" w:hAnsi="Arial"/>
           <w:b w:val="0"/>
           <w:sz w:val="22"/>
         </w:rPr>
-        <w:t>D. The concentrations of reactants and products are the same.</w:t>
+        <w:t>D  More information needed.</w:t>
       </w:r>
     </w:p>
     <w:p>
@@ -1568,80 +1116,12 @@
       </w:pPr>
       <w:r>
         <w:rPr>
-          <w:rFonts w:ascii="Arial" w:hAnsi="Arial" w:eastAsia="Arial"/>
+          <w:rFonts w:ascii="Arial" w:hAnsi="Arial"/>
           <w:b w:val="0"/>
           <w:sz w:val="22"/>
         </w:rPr>
-        <w:t>11. 2CO2 (g) ⇌ 2CO (g) + O2 (g) Kc = 31.2 at 298 K Which of the following is true for the above reaction when the concentration of the reactants and products are: [CO2] = 2.0 x 10-3 M[CO] = 0.015 M[O2] = 0.010 M</w:t>
-      </w:r>
-      <w:r>
-        <w:tab/>
-      </w:r>
-      <w:r>
-        <w:rPr>
-          <w:rFonts w:ascii="Arial" w:hAnsi="Arial" w:eastAsia="Arial"/>
-          <w:b w:val="0"/>
-          <w:sz w:val="22"/>
-        </w:rPr>
-        <w:t>（   ）</w:t>
-      </w:r>
-    </w:p>
-    <w:p>
-      <w:pPr>
-        <w:spacing w:after="20" w:before="0" w:line="240" w:lineRule="auto"/>
-      </w:pPr>
-      <w:r>
-        <w:rPr>
-          <w:rFonts w:ascii="Arial" w:hAnsi="Arial" w:eastAsia="Arial"/>
-          <w:b w:val="0"/>
-          <w:sz w:val="22"/>
-        </w:rPr>
-        <w:t>A. The reaction will move to the right to achieve equilibrium.</w:t>
-      </w:r>
-    </w:p>
-    <w:p>
-      <w:pPr>
-        <w:spacing w:after="20" w:before="0" w:line="240" w:lineRule="auto"/>
-      </w:pPr>
-      <w:r>
-        <w:rPr>
-          <w:rFonts w:ascii="Arial" w:hAnsi="Arial" w:eastAsia="Arial"/>
-          <w:b w:val="0"/>
-          <w:sz w:val="22"/>
-        </w:rPr>
-        <w:t>B. The reaction will move to the left to achieve equilibrium.</w:t>
-      </w:r>
-    </w:p>
-    <w:p>
-      <w:pPr>
-        <w:spacing w:after="20" w:before="0" w:line="240" w:lineRule="auto"/>
-      </w:pPr>
-      <w:r>
-        <w:rPr>
-          <w:rFonts w:ascii="Arial" w:hAnsi="Arial" w:eastAsia="Arial"/>
-          <w:b w:val="0"/>
-          <w:sz w:val="22"/>
-        </w:rPr>
-        <w:t>C. Q &gt; Kc</w:t>
-      </w:r>
-    </w:p>
-    <w:p>
-      <w:pPr>
-        <w:spacing w:after="20" w:before="0" w:line="240" w:lineRule="auto"/>
-      </w:pPr>
-      <w:r>
-        <w:rPr>
-          <w:rFonts w:ascii="Arial" w:hAnsi="Arial" w:eastAsia="Arial"/>
-          <w:b w:val="0"/>
-          <w:sz w:val="22"/>
-        </w:rPr>
-        <w:t>D. Q = Kc</w:t>
-      </w:r>
-    </w:p>
-    <w:p>
-      <w:pPr>
-        <w:spacing w:after="0" w:before="0" w:line="240" w:lineRule="auto"/>
-      </w:pPr>
+        <w:t>2. 2NOCl (g)   ⇌   2NO +  Cl₂ (g) Nitrosyl chloride decomposes into nitrogen monoxide and chlorine according to the equation above.</w:t>
+      </w:r>
     </w:p>
     <w:p>
       <w:pPr>
@@ -1652,18 +1132,91 @@
       </w:pPr>
       <w:r>
         <w:rPr>
-          <w:rFonts w:ascii="Arial" w:hAnsi="Arial" w:eastAsia="Arial"/>
+          <w:rFonts w:ascii="Arial" w:hAnsi="Arial"/>
           <w:b w:val="0"/>
           <w:sz w:val="22"/>
         </w:rPr>
-        <w:t>12. The value of Kc at 298K for the following reaction is 4.0: CH3COOH (aq) + CH3CH2OH (aq) ⇋ CH3COOCH2CH3 (aq) + H2O (aq) A student measures the concentrations and calculates a value for the reaction quotient, Q=8.7.  What does this tell you about the system?</w:t>
+        <w:t>What is the correct formulation of the equilibrium expression of the reaction?	（   ）</w:t>
+      </w:r>
+    </w:p>
+    <w:p>
+      <w:pPr>
+        <w:spacing w:after="20" w:before="0" w:line="240" w:lineRule="auto"/>
+      </w:pPr>
+      <w:r>
+        <w:rPr>
+          <w:rFonts w:ascii="Arial" w:hAnsi="Arial"/>
+          <w:b w:val="0"/>
+          <w:sz w:val="22"/>
+        </w:rPr>
+        <w:t>A. Kc = [HI]²/([H₂][I₂]) (products over reactants, coefficients become powers)</w:t>
+      </w:r>
+    </w:p>
+    <w:p>
+      <w:pPr>
+        <w:spacing w:after="20" w:before="0" w:line="240" w:lineRule="auto"/>
+      </w:pPr>
+      <w:r>
+        <w:rPr>
+          <w:rFonts w:ascii="Arial" w:hAnsi="Arial"/>
+          <w:b w:val="0"/>
+          <w:sz w:val="22"/>
+        </w:rPr>
+        <w:t>B. Equation B</w:t>
+      </w:r>
+    </w:p>
+    <w:p>
+      <w:pPr>
+        <w:spacing w:after="20" w:before="0" w:line="240" w:lineRule="auto"/>
+      </w:pPr>
+      <w:r>
+        <w:rPr>
+          <w:rFonts w:ascii="Arial" w:hAnsi="Arial"/>
+          <w:b w:val="0"/>
+          <w:sz w:val="22"/>
+        </w:rPr>
+        <w:t>C. Equation C</w:t>
+      </w:r>
+    </w:p>
+    <w:p>
+      <w:pPr>
+        <w:spacing w:after="20" w:before="0" w:line="240" w:lineRule="auto"/>
+      </w:pPr>
+      <w:r>
+        <w:rPr>
+          <w:rFonts w:ascii="Arial" w:hAnsi="Arial"/>
+          <w:b w:val="0"/>
+          <w:sz w:val="22"/>
+        </w:rPr>
+        <w:t>D. Equation D</w:t>
+      </w:r>
+    </w:p>
+    <w:p>
+      <w:pPr>
+        <w:spacing w:after="0" w:before="0" w:line="240" w:lineRule="auto"/>
+      </w:pPr>
+    </w:p>
+    <w:p>
+      <w:pPr>
+        <w:spacing w:after="40" w:before="80" w:line="240" w:lineRule="auto"/>
+        <w:tabs>
+          <w:tab w:val="right" w:pos="9072"/>
+        </w:tabs>
+      </w:pPr>
+      <w:r>
+        <w:rPr>
+          <w:rFonts w:ascii="Arial" w:hAnsi="Arial"/>
+          <w:b w:val="0"/>
+          <w:sz w:val="22"/>
+        </w:rPr>
+        <w:t>3. 3O₂ (g) ⇌ 2O₃ (g)  What is the value of the equilibrium constant when the equilibrium concentrations are [O₂] = 0.8 M and [O₃] = 0.8 M ?</w:t>
       </w:r>
       <w:r>
         <w:tab/>
       </w:r>
       <w:r>
         <w:rPr>
-          <w:rFonts w:ascii="Arial" w:hAnsi="Arial" w:eastAsia="Arial"/>
+          <w:rFonts w:ascii="Arial" w:hAnsi="Arial"/>
           <w:b w:val="0"/>
           <w:sz w:val="22"/>
         </w:rPr>
@@ -1676,10 +1229,849 @@
       </w:pPr>
       <w:r>
         <w:rPr>
-          <w:rFonts w:ascii="Arial" w:hAnsi="Arial" w:eastAsia="Arial"/>
+          <w:rFonts w:ascii="Arial" w:hAnsi="Arial"/>
           <w:b w:val="0"/>
           <w:sz w:val="22"/>
         </w:rPr>
+        <w:t>A. Option A</w:t>
+      </w:r>
+    </w:p>
+    <w:p>
+      <w:pPr>
+        <w:spacing w:after="20" w:before="0" w:line="240" w:lineRule="auto"/>
+      </w:pPr>
+      <w:r>
+        <w:rPr>
+          <w:rFonts w:ascii="Arial" w:hAnsi="Arial"/>
+          <w:b w:val="0"/>
+          <w:sz w:val="22"/>
+        </w:rPr>
+        <w:t>B. Option B</w:t>
+      </w:r>
+    </w:p>
+    <w:p>
+      <w:pPr>
+        <w:spacing w:after="20" w:before="0" w:line="240" w:lineRule="auto"/>
+      </w:pPr>
+      <w:r>
+        <w:rPr>
+          <w:rFonts w:ascii="Arial" w:hAnsi="Arial"/>
+          <w:b w:val="0"/>
+          <w:sz w:val="22"/>
+        </w:rPr>
+        <w:t>C. Option C</w:t>
+      </w:r>
+    </w:p>
+    <w:p>
+      <w:pPr>
+        <w:spacing w:after="20" w:before="0" w:line="240" w:lineRule="auto"/>
+      </w:pPr>
+      <w:r>
+        <w:rPr>
+          <w:rFonts w:ascii="Arial" w:hAnsi="Arial"/>
+          <w:b w:val="0"/>
+          <w:sz w:val="22"/>
+        </w:rPr>
+        <w:t>D. Option D</w:t>
+      </w:r>
+    </w:p>
+    <w:p>
+      <w:pPr>
+        <w:spacing w:after="0" w:before="0" w:line="240" w:lineRule="auto"/>
+      </w:pPr>
+    </w:p>
+    <w:p>
+      <w:pPr>
+        <w:spacing w:after="40" w:before="80" w:line="240" w:lineRule="auto"/>
+        <w:tabs>
+          <w:tab w:val="right" w:pos="9072"/>
+        </w:tabs>
+      </w:pPr>
+      <w:r>
+        <w:rPr>
+          <w:rFonts w:ascii="Arial" w:hAnsi="Arial"/>
+          <w:b w:val="0"/>
+          <w:sz w:val="22"/>
+        </w:rPr>
+        <w:t>4.</w:t>
+      </w:r>
+      <w:r>
+        <w:rPr>
+          <w:rFonts w:ascii="Arial" w:hAnsi="Arial"/>
+          <w:b w:val="0"/>
+          <w:sz w:val="22"/>
+        </w:rPr>
+        <w:t xml:space="preserve"> The equilibrium reaction below has an equilibrium constant K = 1.1: X(g) ⇌ Y(g).</w:t>
+      </w:r>
+    </w:p>
+    <w:p>
+      <w:pPr>
+        <w:spacing w:after="40" w:before="80" w:line="240" w:lineRule="auto"/>
+        <w:tabs>
+          <w:tab w:val="right" w:pos="9072"/>
+        </w:tabs>
+      </w:pPr>
+      <w:r>
+        <w:rPr>
+          <w:rFonts w:ascii="Arial" w:hAnsi="Arial"/>
+          <w:b w:val="0"/>
+          <w:sz w:val="22"/>
+        </w:rPr>
+        <w:t>Based on the value of K, which of the following must be true?	（   ）</w:t>
+      </w:r>
+    </w:p>
+    <w:p>
+      <w:pPr>
+        <w:spacing w:after="20" w:before="0" w:line="240" w:lineRule="auto"/>
+      </w:pPr>
+      <w:r>
+        <w:rPr>
+          <w:rFonts w:ascii="Arial" w:hAnsi="Arial"/>
+          <w:b w:val="0"/>
+          <w:sz w:val="22"/>
+        </w:rPr>
+        <w:t>A. Option A</w:t>
+      </w:r>
+    </w:p>
+    <w:p>
+      <w:pPr>
+        <w:spacing w:after="20" w:before="0" w:line="240" w:lineRule="auto"/>
+      </w:pPr>
+      <w:r>
+        <w:rPr>
+          <w:rFonts w:ascii="Arial" w:hAnsi="Arial"/>
+          <w:b w:val="0"/>
+          <w:sz w:val="22"/>
+        </w:rPr>
+        <w:t>B. Option B</w:t>
+      </w:r>
+    </w:p>
+    <w:p>
+      <w:pPr>
+        <w:spacing w:after="20" w:before="0" w:line="240" w:lineRule="auto"/>
+      </w:pPr>
+      <w:r>
+        <w:rPr>
+          <w:rFonts w:ascii="Arial" w:hAnsi="Arial"/>
+          <w:b w:val="0"/>
+          <w:sz w:val="22"/>
+        </w:rPr>
+        <w:t>C. Option C</w:t>
+      </w:r>
+    </w:p>
+    <w:p>
+      <w:pPr>
+        <w:spacing w:after="20" w:before="0" w:line="240" w:lineRule="auto"/>
+      </w:pPr>
+      <w:r>
+        <w:rPr>
+          <w:rFonts w:ascii="Arial" w:hAnsi="Arial"/>
+          <w:b w:val="0"/>
+          <w:sz w:val="22"/>
+        </w:rPr>
+        <w:t>D. Option D</w:t>
+      </w:r>
+    </w:p>
+    <w:p>
+      <w:pPr>
+        <w:spacing w:after="0" w:before="0" w:line="240" w:lineRule="auto"/>
+      </w:pPr>
+    </w:p>
+    <w:p>
+      <w:pPr>
+        <w:spacing w:after="40" w:before="80" w:line="240" w:lineRule="auto"/>
+        <w:tabs>
+          <w:tab w:val="right" w:pos="9072"/>
+        </w:tabs>
+      </w:pPr>
+      <w:r>
+        <w:rPr>
+          <w:rFonts w:ascii="Arial" w:hAnsi="Arial"/>
+          <w:b w:val="0"/>
+          <w:sz w:val="22"/>
+        </w:rPr>
+        <w:t>5.</w:t>
+      </w:r>
+      <w:r>
+        <w:rPr>
+          <w:rFonts w:ascii="Arial" w:hAnsi="Arial"/>
+          <w:b w:val="0"/>
+          <w:sz w:val="22"/>
+        </w:rPr>
+        <w:t xml:space="preserve"> The reaction N₂ (g) + 3H₂ (g)    2NH₃ (g)  has an equilibrium constant value of 2.7 x10³ at a certain temperature  What is the equilibrium constant of  4NH₃ (g )   2N₂ (g) + 6H₂ (g)?	（   ）</w:t>
+      </w:r>
+    </w:p>
+    <w:p>
+      <w:pPr>
+        <w:spacing w:after="20" w:before="0" w:line="240" w:lineRule="auto"/>
+      </w:pPr>
+      <w:r>
+        <w:rPr>
+          <w:rFonts w:ascii="Arial" w:hAnsi="Arial"/>
+          <w:b w:val="0"/>
+          <w:sz w:val="22"/>
+        </w:rPr>
+        <w:t>A. Option A</w:t>
+      </w:r>
+    </w:p>
+    <w:p>
+      <w:pPr>
+        <w:spacing w:after="20" w:before="0" w:line="240" w:lineRule="auto"/>
+      </w:pPr>
+      <w:r>
+        <w:rPr>
+          <w:rFonts w:ascii="Arial" w:hAnsi="Arial"/>
+          <w:b w:val="0"/>
+          <w:sz w:val="22"/>
+        </w:rPr>
+        <w:t>B. Option B</w:t>
+      </w:r>
+    </w:p>
+    <w:p>
+      <w:pPr>
+        <w:spacing w:after="20" w:before="0" w:line="240" w:lineRule="auto"/>
+      </w:pPr>
+      <w:r>
+        <w:rPr>
+          <w:rFonts w:ascii="Arial" w:hAnsi="Arial"/>
+          <w:b w:val="0"/>
+          <w:sz w:val="22"/>
+        </w:rPr>
+        <w:t>C. Option C</w:t>
+      </w:r>
+      <w:r>
+        <w:rPr>
+          <w:rFonts w:ascii="Arial" w:hAnsi="Arial"/>
+          <w:b w:val="0"/>
+          <w:sz w:val="22"/>
+          <w:vertAlign w:val="superscript"/>
+        </w:rPr>
+        <w:t>-7</w:t>
+      </w:r>
+    </w:p>
+    <w:p>
+      <w:pPr>
+        <w:spacing w:after="20" w:before="0" w:line="240" w:lineRule="auto"/>
+      </w:pPr>
+      <w:r>
+        <w:rPr>
+          <w:rFonts w:ascii="Arial" w:hAnsi="Arial"/>
+          <w:b w:val="0"/>
+          <w:sz w:val="22"/>
+        </w:rPr>
+        <w:t>D. Option D</w:t>
+      </w:r>
+      <w:r>
+        <w:rPr>
+          <w:rFonts w:ascii="Arial" w:hAnsi="Arial"/>
+          <w:b w:val="0"/>
+          <w:sz w:val="22"/>
+          <w:vertAlign w:val="superscript"/>
+        </w:rPr>
+        <w:t>-4</w:t>
+      </w:r>
+    </w:p>
+    <w:p>
+      <w:pPr>
+        <w:spacing w:after="0" w:before="0" w:line="240" w:lineRule="auto"/>
+      </w:pPr>
+    </w:p>
+    <w:p>
+      <w:pPr>
+        <w:spacing w:after="40" w:before="80" w:line="240" w:lineRule="auto"/>
+        <w:tabs>
+          <w:tab w:val="right" w:pos="9072"/>
+        </w:tabs>
+      </w:pPr>
+      <w:r>
+        <w:rPr>
+          <w:rFonts w:ascii="Arial" w:hAnsi="Arial"/>
+          <w:b w:val="0"/>
+          <w:sz w:val="22"/>
+        </w:rPr>
+        <w:t>6. A (g) + 2B (g) ⇌  X (g) + Y (g)  The reaction above has a value of Kp = 1.0 x10-4 at 25 C.</w:t>
+      </w:r>
+    </w:p>
+    <w:p>
+      <w:pPr>
+        <w:spacing w:after="40" w:before="80" w:line="240" w:lineRule="auto"/>
+        <w:tabs>
+          <w:tab w:val="right" w:pos="9072"/>
+        </w:tabs>
+      </w:pPr>
+      <w:r>
+        <w:rPr>
+          <w:rFonts w:ascii="Arial" w:hAnsi="Arial"/>
+          <w:b w:val="0"/>
+          <w:sz w:val="22"/>
+        </w:rPr>
+        <w:t>Which of the following relationships is correct about this equilibrium at 25 C?	（   ）</w:t>
+      </w:r>
+    </w:p>
+    <w:p>
+      <w:pPr>
+        <w:spacing w:after="20" w:before="0" w:line="240" w:lineRule="auto"/>
+      </w:pPr>
+      <w:r>
+        <w:rPr>
+          <w:rFonts w:ascii="Arial" w:hAnsi="Arial"/>
+          <w:b w:val="0"/>
+          <w:sz w:val="22"/>
+        </w:rPr>
+        <w:t>A. The partial pressure of A will be equal to the partial pressure of Y</w:t>
+      </w:r>
+    </w:p>
+    <w:p>
+      <w:pPr>
+        <w:spacing w:after="20" w:before="0" w:line="240" w:lineRule="auto"/>
+      </w:pPr>
+      <w:r>
+        <w:rPr>
+          <w:rFonts w:ascii="Arial" w:hAnsi="Arial"/>
+          <w:b w:val="0"/>
+          <w:sz w:val="22"/>
+        </w:rPr>
+        <w:t>B. The partial pressure of A will be greater than the partial pressure of X</w:t>
+      </w:r>
+    </w:p>
+    <w:p>
+      <w:pPr>
+        <w:spacing w:after="20" w:before="0" w:line="240" w:lineRule="auto"/>
+      </w:pPr>
+      <w:r>
+        <w:rPr>
+          <w:rFonts w:ascii="Arial" w:hAnsi="Arial"/>
+          <w:b w:val="0"/>
+          <w:sz w:val="22"/>
+        </w:rPr>
+        <w:t>C. The partial pressure of A will be less than the partial pressure of Y</w:t>
+      </w:r>
+    </w:p>
+    <w:p>
+      <w:pPr>
+        <w:spacing w:after="20" w:before="0" w:line="240" w:lineRule="auto"/>
+      </w:pPr>
+      <w:r>
+        <w:rPr>
+          <w:rFonts w:ascii="Arial" w:hAnsi="Arial"/>
+          <w:b w:val="0"/>
+          <w:sz w:val="22"/>
+        </w:rPr>
+        <w:t>D. The partial pressure of B will be equal to the partial pressure of Y</w:t>
+      </w:r>
+    </w:p>
+    <w:p>
+      <w:pPr>
+        <w:spacing w:after="0" w:before="0" w:line="240" w:lineRule="auto"/>
+      </w:pPr>
+    </w:p>
+    <w:p>
+      <w:pPr>
+        <w:spacing w:after="40" w:before="80" w:line="240" w:lineRule="auto"/>
+        <w:tabs>
+          <w:tab w:val="right" w:pos="9072"/>
+        </w:tabs>
+      </w:pPr>
+      <w:r>
+        <w:rPr>
+          <w:rFonts w:ascii="Arial" w:hAnsi="Arial"/>
+          <w:b w:val="0"/>
+          <w:sz w:val="22"/>
+        </w:rPr>
+        <w:t>7.</w:t>
+      </w:r>
+      <w:r>
+        <w:rPr>
+          <w:rFonts w:ascii="Arial" w:hAnsi="Arial"/>
+          <w:b w:val="0"/>
+          <w:sz w:val="22"/>
+        </w:rPr>
+        <w:t xml:space="preserve"> The reaction between nitrogen and hydrogen produces ammonia gas: N₂ (g) + 3H₂ (g)    2NH₃ (g) If the equilibrium constant for the reaction is x, what is the equilibrium constant for the following reaction? 2N₂ (g) + 6H₂ (g)    4NH₃ (g)	（   ）</w:t>
+      </w:r>
+    </w:p>
+    <w:p>
+      <w:pPr>
+        <w:spacing w:after="20" w:before="0" w:line="240" w:lineRule="auto"/>
+      </w:pPr>
+      <w:r>
+        <w:rPr>
+          <w:rFonts w:ascii="Arial" w:hAnsi="Arial"/>
+          <w:b w:val="0"/>
+          <w:sz w:val="22"/>
+        </w:rPr>
+        <w:t>A. Option A</w:t>
+      </w:r>
+    </w:p>
+    <w:p>
+      <w:pPr>
+        <w:spacing w:after="20" w:before="0" w:line="240" w:lineRule="auto"/>
+      </w:pPr>
+      <w:r>
+        <w:rPr>
+          <w:rFonts w:ascii="Arial" w:hAnsi="Arial"/>
+          <w:b w:val="0"/>
+          <w:sz w:val="22"/>
+        </w:rPr>
+        <w:t>B. Option B</w:t>
+      </w:r>
+    </w:p>
+    <w:p>
+      <w:pPr>
+        <w:spacing w:after="20" w:before="0" w:line="240" w:lineRule="auto"/>
+      </w:pPr>
+      <w:r>
+        <w:rPr>
+          <w:rFonts w:ascii="Arial" w:hAnsi="Arial"/>
+          <w:b w:val="0"/>
+          <w:sz w:val="22"/>
+        </w:rPr>
+        <w:t>C. Option C</w:t>
+      </w:r>
+    </w:p>
+    <w:p>
+      <w:pPr>
+        <w:spacing w:after="20" w:before="0" w:line="240" w:lineRule="auto"/>
+      </w:pPr>
+      <w:r>
+        <w:rPr>
+          <w:rFonts w:ascii="Arial" w:hAnsi="Arial"/>
+          <w:b w:val="0"/>
+          <w:sz w:val="22"/>
+        </w:rPr>
+        <w:t>D. Option D</w:t>
+      </w:r>
+    </w:p>
+    <w:p>
+      <w:pPr>
+        <w:spacing w:after="0" w:before="0" w:line="240" w:lineRule="auto"/>
+      </w:pPr>
+    </w:p>
+    <w:p>
+      <w:pPr>
+        <w:spacing w:after="40" w:before="80" w:line="240" w:lineRule="auto"/>
+        <w:tabs>
+          <w:tab w:val="right" w:pos="9072"/>
+        </w:tabs>
+      </w:pPr>
+      <w:r>
+        <w:rPr>
+          <w:rFonts w:ascii="Arial" w:hAnsi="Arial"/>
+          <w:b w:val="0"/>
+          <w:sz w:val="22"/>
+        </w:rPr>
+        <w:t>8.</w:t>
+      </w:r>
+      <w:r>
+        <w:rPr>
+          <w:rFonts w:ascii="Arial" w:hAnsi="Arial"/>
+          <w:b w:val="0"/>
+          <w:sz w:val="22"/>
+        </w:rPr>
+        <w:t xml:space="preserve"> Consider the following reaction at different temperatures.</w:t>
+      </w:r>
+    </w:p>
+    <w:p>
+      <w:pPr>
+        <w:spacing w:after="40" w:before="80" w:line="240" w:lineRule="auto"/>
+        <w:tabs>
+          <w:tab w:val="right" w:pos="9072"/>
+        </w:tabs>
+      </w:pPr>
+      <w:r>
+        <w:rPr>
+          <w:rFonts w:ascii="Arial" w:hAnsi="Arial"/>
+          <w:b w:val="0"/>
+          <w:sz w:val="22"/>
+        </w:rPr>
+        <w:t>The equilibrium constant (K) values were measured at each temperature:</w:t>
+      </w:r>
+    </w:p>
+    <w:p>
+      <w:pPr>
+        <w:spacing w:after="40" w:before="80" w:line="240" w:lineRule="auto"/>
+        <w:tabs>
+          <w:tab w:val="right" w:pos="9072"/>
+        </w:tabs>
+      </w:pPr>
+      <w:r>
+        <w:rPr>
+          <w:rFonts w:ascii="Arial" w:hAnsi="Arial"/>
+          <w:b w:val="0"/>
+          <w:sz w:val="22"/>
+        </w:rPr>
+        <w:t>TemperatureKc valueT11 x10-2T21 x10¹T31T41 x10² Which of the following correctly ranks the amount of products in the equilibrium mixtures from least to most?	（   ）</w:t>
+      </w:r>
+    </w:p>
+    <w:p>
+      <w:pPr>
+        <w:spacing w:after="20" w:before="0" w:line="240" w:lineRule="auto"/>
+      </w:pPr>
+      <w:r>
+        <w:rPr>
+          <w:rFonts w:ascii="Arial" w:hAnsi="Arial"/>
+          <w:b w:val="0"/>
+          <w:sz w:val="22"/>
+        </w:rPr>
+        <w:t>A. Option A</w:t>
+      </w:r>
+    </w:p>
+    <w:p>
+      <w:pPr>
+        <w:spacing w:after="20" w:before="0" w:line="240" w:lineRule="auto"/>
+      </w:pPr>
+      <w:r>
+        <w:rPr>
+          <w:rFonts w:ascii="Arial" w:hAnsi="Arial"/>
+          <w:b w:val="0"/>
+          <w:sz w:val="22"/>
+        </w:rPr>
+        <w:t>B. Option B</w:t>
+      </w:r>
+    </w:p>
+    <w:p>
+      <w:pPr>
+        <w:spacing w:after="20" w:before="0" w:line="240" w:lineRule="auto"/>
+      </w:pPr>
+      <w:r>
+        <w:rPr>
+          <w:rFonts w:ascii="Arial" w:hAnsi="Arial"/>
+          <w:b w:val="0"/>
+          <w:sz w:val="22"/>
+        </w:rPr>
+        <w:t>C. Option C</w:t>
+      </w:r>
+    </w:p>
+    <w:p>
+      <w:pPr>
+        <w:spacing w:after="20" w:before="0" w:line="240" w:lineRule="auto"/>
+      </w:pPr>
+      <w:r>
+        <w:rPr>
+          <w:rFonts w:ascii="Arial" w:hAnsi="Arial"/>
+          <w:b w:val="0"/>
+          <w:sz w:val="22"/>
+        </w:rPr>
+        <w:t>D. Option D</w:t>
+      </w:r>
+    </w:p>
+    <w:p>
+      <w:pPr>
+        <w:spacing w:after="0" w:before="0" w:line="240" w:lineRule="auto"/>
+      </w:pPr>
+    </w:p>
+    <w:p>
+      <w:pPr>
+        <w:spacing w:after="40" w:before="80" w:line="240" w:lineRule="auto"/>
+        <w:tabs>
+          <w:tab w:val="right" w:pos="9072"/>
+        </w:tabs>
+      </w:pPr>
+      <w:r>
+        <w:rPr>
+          <w:rFonts w:ascii="Arial" w:hAnsi="Arial"/>
+          <w:b w:val="0"/>
+          <w:sz w:val="22"/>
+        </w:rPr>
+        <w:t>9.</w:t>
+      </w:r>
+      <w:r>
+        <w:rPr>
+          <w:rFonts w:ascii="Arial" w:hAnsi="Arial"/>
+          <w:b w:val="0"/>
+          <w:sz w:val="22"/>
+        </w:rPr>
+        <w:t xml:space="preserve"> Consider the following two equilibrium reactions: 2NOBr (g) ⇋ 2NO (g) + Br₂ (g), with equilibrium constant Kc₁ NO (g) + Br₂ (g) ⇋ NOBr (g), with equilibrium constant Kc₂  Which of the following is the correct mathematical relationship between Kc₁ and Kc₂​?	（   ）</w:t>
+      </w:r>
+    </w:p>
+    <w:p>
+      <w:pPr>
+        <w:spacing w:after="20" w:before="0" w:line="240" w:lineRule="auto"/>
+      </w:pPr>
+      <w:r>
+        <w:rPr>
+          <w:rFonts w:ascii="Arial" w:hAnsi="Arial"/>
+          <w:b w:val="0"/>
+          <w:sz w:val="22"/>
+        </w:rPr>
+        <w:t>A. Option A</w:t>
+      </w:r>
+    </w:p>
+    <w:p>
+      <w:pPr>
+        <w:spacing w:after="20" w:before="0" w:line="240" w:lineRule="auto"/>
+      </w:pPr>
+      <w:r>
+        <w:rPr>
+          <w:rFonts w:ascii="Arial" w:hAnsi="Arial"/>
+          <w:b w:val="0"/>
+          <w:sz w:val="22"/>
+        </w:rPr>
+        <w:t>B. Option B</w:t>
+      </w:r>
+    </w:p>
+    <w:p>
+      <w:pPr>
+        <w:spacing w:after="20" w:before="0" w:line="240" w:lineRule="auto"/>
+      </w:pPr>
+      <w:r>
+        <w:rPr>
+          <w:rFonts w:ascii="Arial" w:hAnsi="Arial"/>
+          <w:b w:val="0"/>
+          <w:sz w:val="22"/>
+        </w:rPr>
+        <w:t>C. Option C</w:t>
+      </w:r>
+    </w:p>
+    <w:p>
+      <w:pPr>
+        <w:spacing w:after="20" w:before="0" w:line="240" w:lineRule="auto"/>
+      </w:pPr>
+      <w:r>
+        <w:rPr>
+          <w:rFonts w:ascii="Arial" w:hAnsi="Arial"/>
+          <w:b w:val="0"/>
+          <w:sz w:val="22"/>
+        </w:rPr>
+        <w:t>D. Option D</w:t>
+      </w:r>
+    </w:p>
+    <w:p>
+      <w:pPr>
+        <w:spacing w:after="0" w:before="0" w:line="240" w:lineRule="auto"/>
+      </w:pPr>
+    </w:p>
+    <w:p>
+      <w:pPr>
+        <w:spacing w:after="40" w:before="80" w:line="240" w:lineRule="auto"/>
+        <w:tabs>
+          <w:tab w:val="right" w:pos="9072"/>
+        </w:tabs>
+      </w:pPr>
+      <w:r>
+        <w:rPr>
+          <w:rFonts w:ascii="Arial" w:hAnsi="Arial"/>
+          <w:b w:val="0"/>
+          <w:sz w:val="22"/>
+        </w:rPr>
+        <w:t>10.</w:t>
+      </w:r>
+      <w:r>
+        <w:rPr>
+          <w:rFonts w:ascii="Arial" w:hAnsi="Arial"/>
+          <w:b w:val="0"/>
+          <w:sz w:val="22"/>
+        </w:rPr>
+        <w:t xml:space="preserve"> Which of the following conclusions can be made about this reaction? H₂O (g)   ⇋   H₂ (g)   + O₂ (g)            Kc = 8 x10-41 at 25 C	（   ）</w:t>
+      </w:r>
+    </w:p>
+    <w:p>
+      <w:pPr>
+        <w:spacing w:after="20" w:before="0" w:line="240" w:lineRule="auto"/>
+      </w:pPr>
+      <w:r>
+        <w:rPr>
+          <w:rFonts w:ascii="Arial" w:hAnsi="Arial"/>
+          <w:b w:val="0"/>
+          <w:sz w:val="22"/>
+        </w:rPr>
+        <w:t>A. The reaction does not proceed.</w:t>
+      </w:r>
+    </w:p>
+    <w:p>
+      <w:pPr>
+        <w:spacing w:after="20" w:before="0" w:line="240" w:lineRule="auto"/>
+      </w:pPr>
+      <w:r>
+        <w:rPr>
+          <w:rFonts w:ascii="Arial" w:hAnsi="Arial"/>
+          <w:b w:val="0"/>
+          <w:sz w:val="22"/>
+        </w:rPr>
+        <w:t>B. The reaction goes almost to completion.</w:t>
+      </w:r>
+    </w:p>
+    <w:p>
+      <w:pPr>
+        <w:spacing w:after="20" w:before="0" w:line="240" w:lineRule="auto"/>
+      </w:pPr>
+      <w:r>
+        <w:rPr>
+          <w:rFonts w:ascii="Arial" w:hAnsi="Arial"/>
+          <w:b w:val="0"/>
+          <w:sz w:val="22"/>
+        </w:rPr>
+        <w:t>C. The products have a higher concentration than the reactants.</w:t>
+      </w:r>
+    </w:p>
+    <w:p>
+      <w:pPr>
+        <w:spacing w:after="20" w:before="0" w:line="240" w:lineRule="auto"/>
+      </w:pPr>
+      <w:r>
+        <w:rPr>
+          <w:rFonts w:ascii="Arial" w:hAnsi="Arial"/>
+          <w:b w:val="0"/>
+          <w:sz w:val="22"/>
+        </w:rPr>
+        <w:t>D. The concentrations of reactants and products are the same.</w:t>
+      </w:r>
+    </w:p>
+    <w:p>
+      <w:pPr>
+        <w:spacing w:after="0" w:before="0" w:line="240" w:lineRule="auto"/>
+      </w:pPr>
+    </w:p>
+    <w:p>
+      <w:pPr>
+        <w:spacing w:after="40" w:before="80" w:line="240" w:lineRule="auto"/>
+        <w:tabs>
+          <w:tab w:val="right" w:pos="9072"/>
+        </w:tabs>
+      </w:pPr>
+      <w:r>
+        <w:rPr>
+          <w:rFonts w:ascii="Arial" w:hAnsi="Arial"/>
+          <w:b w:val="0"/>
+          <w:sz w:val="22"/>
+        </w:rPr>
+        <w:t>11. 2CO₂ (g) ⇌ 2CO (g) + O₂ (g) Kc = 31.2 at 298 K Which of the following is true for the above reaction when the concentration of the reactants and products are: [CO₂] = 2.0 x10</w:t>
+      </w:r>
+      <w:r>
+        <w:rPr>
+          <w:rFonts w:ascii="Arial" w:hAnsi="Arial"/>
+          <w:b w:val="0"/>
+          <w:sz w:val="22"/>
+          <w:vertAlign w:val="superscript"/>
+        </w:rPr>
+        <w:t>-3</w:t>
+      </w:r>
+      <w:r>
+        <w:rPr>
+          <w:rFonts w:ascii="Arial" w:hAnsi="Arial"/>
+          <w:b w:val="0"/>
+          <w:sz w:val="22"/>
+        </w:rPr>
+        <w:t> M[CO] = 0.015 M[O₂] = 0.010 M</w:t>
+      </w:r>
+      <w:r>
+        <w:tab/>
+      </w:r>
+      <w:r>
+        <w:rPr>
+          <w:rFonts w:ascii="Arial" w:hAnsi="Arial"/>
+          <w:b w:val="0"/>
+          <w:sz w:val="22"/>
+        </w:rPr>
+        <w:t>（   ）</w:t>
+      </w:r>
+    </w:p>
+    <w:p>
+      <w:pPr>
+        <w:spacing w:after="20" w:before="0" w:line="240" w:lineRule="auto"/>
+      </w:pPr>
+      <w:r>
+        <w:rPr>
+          <w:rFonts w:ascii="Arial" w:hAnsi="Arial"/>
+          <w:b w:val="0"/>
+          <w:sz w:val="22"/>
+        </w:rPr>
+        <w:t>A. The reaction will move to the right to achieve equilibrium.</w:t>
+      </w:r>
+    </w:p>
+    <w:p>
+      <w:pPr>
+        <w:spacing w:after="20" w:before="0" w:line="240" w:lineRule="auto"/>
+      </w:pPr>
+      <w:r>
+        <w:rPr>
+          <w:rFonts w:ascii="Arial" w:hAnsi="Arial"/>
+          <w:b w:val="0"/>
+          <w:sz w:val="22"/>
+        </w:rPr>
+        <w:t>B. The reaction will move to the left to achieve equilibrium.</w:t>
+      </w:r>
+    </w:p>
+    <w:p>
+      <w:pPr>
+        <w:spacing w:after="20" w:before="0" w:line="240" w:lineRule="auto"/>
+      </w:pPr>
+      <w:r>
+        <w:rPr>
+          <w:rFonts w:ascii="Arial" w:hAnsi="Arial"/>
+          <w:b w:val="0"/>
+          <w:sz w:val="22"/>
+        </w:rPr>
+        <w:t>C. Option C</w:t>
+      </w:r>
+    </w:p>
+    <w:p>
+      <w:pPr>
+        <w:spacing w:after="20" w:before="0" w:line="240" w:lineRule="auto"/>
+      </w:pPr>
+      <w:r>
+        <w:rPr>
+          <w:rFonts w:ascii="Arial" w:hAnsi="Arial"/>
+          <w:b w:val="0"/>
+          <w:sz w:val="22"/>
+        </w:rPr>
+        <w:t>D. Option D</w:t>
+      </w:r>
+    </w:p>
+    <w:p>
+      <w:pPr>
+        <w:spacing w:after="0" w:before="0" w:line="240" w:lineRule="auto"/>
+      </w:pPr>
+    </w:p>
+    <w:p>
+      <w:pPr>
+        <w:spacing w:after="40" w:before="80" w:line="240" w:lineRule="auto"/>
+        <w:tabs>
+          <w:tab w:val="right" w:pos="9072"/>
+        </w:tabs>
+      </w:pPr>
+      <w:r>
+        <w:rPr>
+          <w:rFonts w:ascii="Arial" w:hAnsi="Arial"/>
+          <w:b w:val="0"/>
+          <w:sz w:val="22"/>
+        </w:rPr>
+        <w:t>12.</w:t>
+      </w:r>
+      <w:r>
+        <w:rPr>
+          <w:rFonts w:ascii="Arial" w:hAnsi="Arial"/>
+          <w:b w:val="0"/>
+          <w:sz w:val="22"/>
+        </w:rPr>
+        <w:t xml:space="preserve"> The value of Kc at 298K for the following reaction is 4.0: CH₃COOH (aq) + CH₃CH₂OH (aq) ⇋ CH₃COOCH₂CH₃ (aq) + H₂O (aq) A student measures the concentrations and calculates a value for the reaction quotient, Q=8.7.</w:t>
+      </w:r>
+    </w:p>
+    <w:p>
+      <w:pPr>
+        <w:spacing w:after="40" w:before="80" w:line="240" w:lineRule="auto"/>
+        <w:tabs>
+          <w:tab w:val="right" w:pos="9072"/>
+        </w:tabs>
+      </w:pPr>
+      <w:r>
+        <w:rPr>
+          <w:rFonts w:ascii="Arial" w:hAnsi="Arial"/>
+          <w:b w:val="0"/>
+          <w:sz w:val="22"/>
+        </w:rPr>
+        <w:t>What does this tell you about the system?	（   ）</w:t>
+      </w:r>
+    </w:p>
+    <w:p>
+      <w:pPr>
+        <w:spacing w:after="20" w:before="0" w:line="240" w:lineRule="auto"/>
+      </w:pPr>
+      <w:r>
+        <w:rPr>
+          <w:rFonts w:ascii="Arial" w:hAnsi="Arial"/>
+          <w:b w:val="0"/>
+          <w:sz w:val="22"/>
+        </w:rPr>
         <w:t>A. The reaction has not reached equilibrium and is moving left to right.</w:t>
       </w:r>
     </w:p>
@@ -1689,7 +2081,7 @@
       </w:pPr>
       <w:r>
         <w:rPr>
-          <w:rFonts w:ascii="Arial" w:hAnsi="Arial" w:eastAsia="Arial"/>
+          <w:rFonts w:ascii="Arial" w:hAnsi="Arial"/>
           <w:b w:val="0"/>
           <w:sz w:val="22"/>
         </w:rPr>
@@ -1702,7 +2094,7 @@
       </w:pPr>
       <w:r>
         <w:rPr>
-          <w:rFonts w:ascii="Arial" w:hAnsi="Arial" w:eastAsia="Arial"/>
+          <w:rFonts w:ascii="Arial" w:hAnsi="Arial"/>
           <w:b w:val="0"/>
           <w:sz w:val="22"/>
         </w:rPr>
@@ -1715,7 +2107,7 @@
       </w:pPr>
       <w:r>
         <w:rPr>
-          <w:rFonts w:ascii="Arial" w:hAnsi="Arial" w:eastAsia="Arial"/>
+          <w:rFonts w:ascii="Arial" w:hAnsi="Arial"/>
           <w:b w:val="0"/>
           <w:sz w:val="22"/>
         </w:rPr>
@@ -1733,7 +2125,7 @@
       </w:pPr>
       <w:r>
         <w:rPr>
-          <w:rFonts w:ascii="霞鹜文楷 Medium" w:hAnsi="霞鹜文楷 Medium" w:eastAsia="霞鹜文楷 Medium"/>
+          <w:rFonts w:ascii="霞鹜文楷 Medium" w:hAnsi="霞鹜文楷 Medium"/>
           <w:b/>
           <w:sz w:val="22"/>
         </w:rPr>
@@ -1746,24 +2138,25 @@
       </w:pPr>
       <w:r>
         <w:rPr>
-          <w:rFonts w:ascii="霞鹜文楷 Medium" w:hAnsi="霞鹜文楷 Medium" w:eastAsia="霞鹜文楷 Medium"/>
+          <w:rFonts w:ascii="霞鹜文楷 Medium" w:hAnsi="霞鹜文楷 Medium"/>
           <w:b/>
           <w:sz w:val="22"/>
         </w:rPr>
         <w:t>ICE table: Initial → Change → Equilibrium; K is constant at given T</w:t>
       </w:r>
     </w:p>
+    <w:p/>
     <w:p>
       <w:pPr>
         <w:spacing w:after="40" w:before="80" w:line="240" w:lineRule="auto"/>
       </w:pPr>
       <w:r>
         <w:rPr>
-          <w:rFonts w:ascii="Arial" w:hAnsi="Arial" w:eastAsia="Arial"/>
+          <w:rFonts w:ascii="Arial" w:hAnsi="Arial"/>
           <w:b w:val="0"/>
           <w:sz w:val="22"/>
         </w:rPr>
-        <w:t>1. H2 + I2 ⇌ 2HI at 700K. 2.00L flask, initial 0.500 mol H2 and 0.500 mol I2. At eq: [HI]=0.390 M.</w:t>
+        <w:t>1. H₂ + I₂ ⇌ 2HI at 700K. 2.00L flask, initial 0.500 mol H₂ and 0.500 mol I₂. At eq: [HI]=0.390 M.</w:t>
       </w:r>
     </w:p>
     <w:p>
@@ -1775,7 +2168,7 @@
       </w:pPr>
       <w:r>
         <w:rPr>
-          <w:rFonts w:ascii="Arial" w:hAnsi="Arial" w:eastAsia="Arial"/>
+          <w:rFonts w:ascii="Arial" w:hAnsi="Arial"/>
           <w:b w:val="0"/>
           <w:sz w:val="22"/>
         </w:rPr>
@@ -1786,7 +2179,7 @@
       </w:r>
       <w:r>
         <w:rPr>
-          <w:rFonts w:ascii="Arial" w:hAnsi="Arial" w:eastAsia="Arial"/>
+          <w:rFonts w:ascii="Arial" w:hAnsi="Arial"/>
           <w:b w:val="0"/>
           <w:sz w:val="22"/>
         </w:rPr>
@@ -1802,18 +2195,18 @@
       </w:pPr>
       <w:r>
         <w:rPr>
-          <w:rFonts w:ascii="Arial" w:hAnsi="Arial" w:eastAsia="Arial"/>
+          <w:rFonts w:ascii="Arial" w:hAnsi="Arial"/>
           <w:b w:val="0"/>
           <w:sz w:val="22"/>
         </w:rPr>
-        <w:t>(b) Calculate equilibrium [H2] and [I2].</w:t>
+        <w:t>(b) Calculate equilibrium [H₂] and [I₂].</w:t>
       </w:r>
       <w:r>
         <w:tab/>
       </w:r>
       <w:r>
         <w:rPr>
-          <w:rFonts w:ascii="Arial" w:hAnsi="Arial" w:eastAsia="Arial"/>
+          <w:rFonts w:ascii="Arial" w:hAnsi="Arial"/>
           <w:b w:val="0"/>
           <w:sz w:val="22"/>
         </w:rPr>
@@ -1829,7 +2222,7 @@
       </w:pPr>
       <w:r>
         <w:rPr>
-          <w:rFonts w:ascii="Arial" w:hAnsi="Arial" w:eastAsia="Arial"/>
+          <w:rFonts w:ascii="Arial" w:hAnsi="Arial"/>
           <w:b w:val="0"/>
           <w:sz w:val="22"/>
         </w:rPr>
@@ -1840,7 +2233,7 @@
       </w:r>
       <w:r>
         <w:rPr>
-          <w:rFonts w:ascii="Arial" w:hAnsi="Arial" w:eastAsia="Arial"/>
+          <w:rFonts w:ascii="Arial" w:hAnsi="Arial"/>
           <w:b w:val="0"/>
           <w:sz w:val="22"/>
         </w:rPr>
@@ -1858,11 +2251,11 @@
       </w:pPr>
       <w:r>
         <w:rPr>
-          <w:rFonts w:ascii="Arial" w:hAnsi="Arial" w:eastAsia="Arial"/>
+          <w:rFonts w:ascii="Arial" w:hAnsi="Arial"/>
           <w:b w:val="0"/>
           <w:sz w:val="22"/>
         </w:rPr>
-        <w:t>2. PCl5(g) ⇌ PCl3(g) + Cl2(g), Kp=1.78 at 500K. Initial PCl5=2.00 atm, no PCl3 or Cl2.</w:t>
+        <w:t>2. PCl₅(g) ⇌ PCl₃(g) + Cl₂(g), Kp=1.78 at 500K. Initial PCl₅=2.00 atm, no PCl₃ or Cl₂.</w:t>
       </w:r>
     </w:p>
     <w:p>
@@ -1874,7 +2267,7 @@
       </w:pPr>
       <w:r>
         <w:rPr>
-          <w:rFonts w:ascii="Arial" w:hAnsi="Arial" w:eastAsia="Arial"/>
+          <w:rFonts w:ascii="Arial" w:hAnsi="Arial"/>
           <w:b w:val="0"/>
           <w:sz w:val="22"/>
         </w:rPr>
@@ -1885,7 +2278,7 @@
       </w:r>
       <w:r>
         <w:rPr>
-          <w:rFonts w:ascii="Arial" w:hAnsi="Arial" w:eastAsia="Arial"/>
+          <w:rFonts w:ascii="Arial" w:hAnsi="Arial"/>
           <w:b w:val="0"/>
           <w:sz w:val="22"/>
         </w:rPr>
@@ -1906,80 +2299,12 @@
       </w:pPr>
       <w:r>
         <w:rPr>
-          <w:rFonts w:ascii="Arial" w:hAnsi="Arial" w:eastAsia="Arial"/>
+          <w:rFonts w:ascii="Arial" w:hAnsi="Arial"/>
           <w:b w:val="0"/>
           <w:sz w:val="22"/>
         </w:rPr>
-        <w:t>1. 2N2O5 (g)  ⇌ 4NO2 (g) + O2 (g) When gaseous dinitrogen pentoxide, N2O5 (g), decomposes at 358 K, the equilibrium above is established. 2.0 mol of N2O5 (g) were placed in a 1.0 L container and allowed to reach equilibrium. At equilibrium 1.0 mol of N2O5 (g) were present.  What is the value of Kc?</w:t>
-      </w:r>
-      <w:r>
-        <w:tab/>
-      </w:r>
-      <w:r>
-        <w:rPr>
-          <w:rFonts w:ascii="Arial" w:hAnsi="Arial" w:eastAsia="Arial"/>
-          <w:b w:val="0"/>
-          <w:sz w:val="22"/>
-        </w:rPr>
-        <w:t>（   ）</w:t>
-      </w:r>
-    </w:p>
-    <w:p>
-      <w:pPr>
-        <w:spacing w:after="20" w:before="0" w:line="240" w:lineRule="auto"/>
-      </w:pPr>
-      <w:r>
-        <w:rPr>
-          <w:rFonts w:ascii="Arial" w:hAnsi="Arial" w:eastAsia="Arial"/>
-          <w:b w:val="0"/>
-          <w:sz w:val="22"/>
-        </w:rPr>
-        <w:t>A. 0.125</w:t>
-      </w:r>
-    </w:p>
-    <w:p>
-      <w:pPr>
-        <w:spacing w:after="20" w:before="0" w:line="240" w:lineRule="auto"/>
-      </w:pPr>
-      <w:r>
-        <w:rPr>
-          <w:rFonts w:ascii="Arial" w:hAnsi="Arial" w:eastAsia="Arial"/>
-          <w:b w:val="0"/>
-          <w:sz w:val="22"/>
-        </w:rPr>
-        <w:t>B. 1</w:t>
-      </w:r>
-    </w:p>
-    <w:p>
-      <w:pPr>
-        <w:spacing w:after="20" w:before="0" w:line="240" w:lineRule="auto"/>
-      </w:pPr>
-      <w:r>
-        <w:rPr>
-          <w:rFonts w:ascii="Arial" w:hAnsi="Arial" w:eastAsia="Arial"/>
-          <w:b w:val="0"/>
-          <w:sz w:val="22"/>
-        </w:rPr>
-        <w:t>C. 2</w:t>
-      </w:r>
-    </w:p>
-    <w:p>
-      <w:pPr>
-        <w:spacing w:after="20" w:before="0" w:line="240" w:lineRule="auto"/>
-      </w:pPr>
-      <w:r>
-        <w:rPr>
-          <w:rFonts w:ascii="Arial" w:hAnsi="Arial" w:eastAsia="Arial"/>
-          <w:b w:val="0"/>
-          <w:sz w:val="22"/>
-        </w:rPr>
-        <w:t>D. 8</w:t>
-      </w:r>
-    </w:p>
-    <w:p>
-      <w:pPr>
-        <w:spacing w:after="0" w:before="0" w:line="240" w:lineRule="auto"/>
-      </w:pPr>
+        <w:t>1. 2N₂O₅ (g)  ⇌ 4NO₂ (g) + O₂ (g) When gaseous dinitrogen pentoxide, N₂O₅ (g), decomposes at 358 K, the equilibrium above is established. 2.0 mol of N₂O₅ (g) were placed in a 1.0 L container and allowed to reach equilibrium.</w:t>
+      </w:r>
     </w:p>
     <w:p>
       <w:pPr>
@@ -1990,80 +2315,12 @@
       </w:pPr>
       <w:r>
         <w:rPr>
-          <w:rFonts w:ascii="Arial" w:hAnsi="Arial" w:eastAsia="Arial"/>
+          <w:rFonts w:ascii="Arial" w:hAnsi="Arial"/>
           <w:b w:val="0"/>
           <w:sz w:val="22"/>
         </w:rPr>
-        <w:t>2. Consider the following equilibrium reaction: 2NO (g) + 2H2 (g)  N2 (g) + 2H2O (g) Initially, the following concentrations were present in a 1.0 L flask: [NO] = 0.20 mol / L[H2]=0.08 mol / L[H2O]=0.10 mol / L At equilibrium, the concentration of H2​ is found to be 0.02 mol/L. What is the value of the equilibrium constant for this reaction?</w:t>
-      </w:r>
-      <w:r>
-        <w:tab/>
-      </w:r>
-      <w:r>
-        <w:rPr>
-          <w:rFonts w:ascii="Arial" w:hAnsi="Arial" w:eastAsia="Arial"/>
-          <w:b w:val="0"/>
-          <w:sz w:val="22"/>
-        </w:rPr>
-        <w:t>（   ）</w:t>
-      </w:r>
-    </w:p>
-    <w:p>
-      <w:pPr>
-        <w:spacing w:after="20" w:before="0" w:line="240" w:lineRule="auto"/>
-      </w:pPr>
-      <w:r>
-        <w:rPr>
-          <w:rFonts w:ascii="Arial" w:hAnsi="Arial" w:eastAsia="Arial"/>
-          <w:b w:val="0"/>
-          <w:sz w:val="22"/>
-        </w:rPr>
-        <w:t>A. 1.02 x 10-2</w:t>
-      </w:r>
-    </w:p>
-    <w:p>
-      <w:pPr>
-        <w:spacing w:after="20" w:before="0" w:line="240" w:lineRule="auto"/>
-      </w:pPr>
-      <w:r>
-        <w:rPr>
-          <w:rFonts w:ascii="Arial" w:hAnsi="Arial" w:eastAsia="Arial"/>
-          <w:b w:val="0"/>
-          <w:sz w:val="22"/>
-        </w:rPr>
-        <w:t>B. 98.0</w:t>
-      </w:r>
-    </w:p>
-    <w:p>
-      <w:pPr>
-        <w:spacing w:after="20" w:before="0" w:line="240" w:lineRule="auto"/>
-      </w:pPr>
-      <w:r>
-        <w:rPr>
-          <w:rFonts w:ascii="Arial" w:hAnsi="Arial" w:eastAsia="Arial"/>
-          <w:b w:val="0"/>
-          <w:sz w:val="22"/>
-        </w:rPr>
-        <w:t>C. 8.3</w:t>
-      </w:r>
-    </w:p>
-    <w:p>
-      <w:pPr>
-        <w:spacing w:after="20" w:before="0" w:line="240" w:lineRule="auto"/>
-      </w:pPr>
-      <w:r>
-        <w:rPr>
-          <w:rFonts w:ascii="Arial" w:hAnsi="Arial" w:eastAsia="Arial"/>
-          <w:b w:val="0"/>
-          <w:sz w:val="22"/>
-        </w:rPr>
-        <w:t>D. 489.8</w:t>
-      </w:r>
-    </w:p>
-    <w:p>
-      <w:pPr>
-        <w:spacing w:after="0" w:before="0" w:line="240" w:lineRule="auto"/>
-      </w:pPr>
+        <w:t>At equilibrium 1.0 mol of N₂O₅ (g) were present.</w:t>
+      </w:r>
     </w:p>
     <w:p>
       <w:pPr>
@@ -2074,22 +2331,24 @@
       </w:pPr>
       <w:r>
         <w:rPr>
-          <w:rFonts w:ascii="Arial" w:hAnsi="Arial" w:eastAsia="Arial"/>
+          <w:rFonts w:ascii="Arial" w:hAnsi="Arial"/>
           <w:b w:val="0"/>
           <w:sz w:val="22"/>
         </w:rPr>
-        <w:t>3. For the reaction A2 (g) + B2 (g)  ⇌ 2AB (g)  What can be deduced about the value of Kp?</w:t>
-      </w:r>
-      <w:r>
-        <w:tab/>
-      </w:r>
-      <w:r>
-        <w:rPr>
-          <w:rFonts w:ascii="Arial" w:hAnsi="Arial" w:eastAsia="Arial"/>
+        <w:t>What is the value of Kc?	（   ）</w:t>
+      </w:r>
+    </w:p>
+    <w:p>
+      <w:pPr>
+        <w:spacing w:after="20" w:before="0" w:line="240" w:lineRule="auto"/>
+      </w:pPr>
+      <w:r>
+        <w:rPr>
+          <w:rFonts w:ascii="Arial" w:hAnsi="Arial"/>
           <w:b w:val="0"/>
           <w:sz w:val="22"/>
         </w:rPr>
-        <w:t>（   ）</w:t>
+        <w:t>A. Option A</w:t>
       </w:r>
     </w:p>
     <w:p>
@@ -2098,11 +2357,11 @@
       </w:pPr>
       <w:r>
         <w:rPr>
-          <w:rFonts w:ascii="Arial" w:hAnsi="Arial" w:eastAsia="Arial"/>
+          <w:rFonts w:ascii="Arial" w:hAnsi="Arial"/>
           <w:b w:val="0"/>
           <w:sz w:val="22"/>
         </w:rPr>
-        <w:t>A. Kp 1</w:t>
+        <w:t>B. Option B</w:t>
       </w:r>
     </w:p>
     <w:p>
@@ -2111,11 +2370,11 @@
       </w:pPr>
       <w:r>
         <w:rPr>
-          <w:rFonts w:ascii="Arial" w:hAnsi="Arial" w:eastAsia="Arial"/>
+          <w:rFonts w:ascii="Arial" w:hAnsi="Arial"/>
           <w:b w:val="0"/>
           <w:sz w:val="22"/>
         </w:rPr>
-        <w:t>B. Kp &lt; 1</w:t>
+        <w:t>C. Option C</w:t>
       </w:r>
     </w:p>
     <w:p>
@@ -2124,24 +2383,11 @@
       </w:pPr>
       <w:r>
         <w:rPr>
-          <w:rFonts w:ascii="Arial" w:hAnsi="Arial" w:eastAsia="Arial"/>
+          <w:rFonts w:ascii="Arial" w:hAnsi="Arial"/>
           <w:b w:val="0"/>
           <w:sz w:val="22"/>
         </w:rPr>
-        <w:t>C. Kp &gt; 1</w:t>
-      </w:r>
-    </w:p>
-    <w:p>
-      <w:pPr>
-        <w:spacing w:after="20" w:before="0" w:line="240" w:lineRule="auto"/>
-      </w:pPr>
-      <w:r>
-        <w:rPr>
-          <w:rFonts w:ascii="Arial" w:hAnsi="Arial" w:eastAsia="Arial"/>
-          <w:b w:val="0"/>
-          <w:sz w:val="22"/>
-        </w:rPr>
-        <w:t>D. Using the data nothing can be concluded about the value of Kp.</w:t>
+        <w:t>D. Option D</w:t>
       </w:r>
     </w:p>
     <w:p>
@@ -2158,80 +2404,20 @@
       </w:pPr>
       <w:r>
         <w:rPr>
-          <w:rFonts w:ascii="Arial" w:hAnsi="Arial" w:eastAsia="Arial"/>
+          <w:rFonts w:ascii="Arial" w:hAnsi="Arial"/>
           <w:b w:val="0"/>
           <w:sz w:val="22"/>
         </w:rPr>
-        <w:t>4. For the reaction: X2 (g) + Y2 (g)  ⇌ 2XY (g) The following represents the ratio of molecules at equilibrium at 25 °C in a 1.00 L sealed container. Assume that each particle in the diagram represents 1 mole.  Based on this information, what is the equilibrium constant, Kc, for the reaction above at 25°C?</w:t>
-      </w:r>
-      <w:r>
-        <w:tab/>
-      </w:r>
-      <w:r>
-        <w:rPr>
-          <w:rFonts w:ascii="Arial" w:hAnsi="Arial" w:eastAsia="Arial"/>
+        <w:t>2.</w:t>
+      </w:r>
+      <w:r>
+        <w:rPr>
+          <w:rFonts w:ascii="Arial" w:hAnsi="Arial"/>
           <w:b w:val="0"/>
           <w:sz w:val="22"/>
         </w:rPr>
-        <w:t>（   ）</w:t>
-      </w:r>
-    </w:p>
-    <w:p>
-      <w:pPr>
-        <w:spacing w:after="20" w:before="0" w:line="240" w:lineRule="auto"/>
-      </w:pPr>
-      <w:r>
-        <w:rPr>
-          <w:rFonts w:ascii="Arial" w:hAnsi="Arial" w:eastAsia="Arial"/>
-          <w:b w:val="0"/>
-          <w:sz w:val="22"/>
-        </w:rPr>
-        <w:t>A. 0.5</w:t>
-      </w:r>
-    </w:p>
-    <w:p>
-      <w:pPr>
-        <w:spacing w:after="20" w:before="0" w:line="240" w:lineRule="auto"/>
-      </w:pPr>
-      <w:r>
-        <w:rPr>
-          <w:rFonts w:ascii="Arial" w:hAnsi="Arial" w:eastAsia="Arial"/>
-          <w:b w:val="0"/>
-          <w:sz w:val="22"/>
-        </w:rPr>
-        <w:t>B. 12.5</w:t>
-      </w:r>
-    </w:p>
-    <w:p>
-      <w:pPr>
-        <w:spacing w:after="20" w:before="0" w:line="240" w:lineRule="auto"/>
-      </w:pPr>
-      <w:r>
-        <w:rPr>
-          <w:rFonts w:ascii="Arial" w:hAnsi="Arial" w:eastAsia="Arial"/>
-          <w:b w:val="0"/>
-          <w:sz w:val="22"/>
-        </w:rPr>
-        <w:t>C. 2</w:t>
-      </w:r>
-    </w:p>
-    <w:p>
-      <w:pPr>
-        <w:spacing w:after="20" w:before="0" w:line="240" w:lineRule="auto"/>
-      </w:pPr>
-      <w:r>
-        <w:rPr>
-          <w:rFonts w:ascii="Arial" w:hAnsi="Arial" w:eastAsia="Arial"/>
-          <w:b w:val="0"/>
-          <w:sz w:val="22"/>
-        </w:rPr>
-        <w:t>D. 0.08</w:t>
-      </w:r>
-    </w:p>
-    <w:p>
-      <w:pPr>
-        <w:spacing w:after="0" w:before="0" w:line="240" w:lineRule="auto"/>
-      </w:pPr>
+        <w:t xml:space="preserve"> Consider the following equilibrium reaction: 2NO (g) + 2H₂ (g)  N₂ (g) + 2H₂O (g) Initially, the following concentrations were present in a 1.0 L flask: [NO] = 0.20 mol / L[H₂]=0.08 mol / L[H₂O]=0.10 mol / L At equilibrium, the concentration of H₂​ is found to be 0.02 mol/L.</w:t>
+      </w:r>
     </w:p>
     <w:p>
       <w:pPr>
@@ -2242,22 +2428,33 @@
       </w:pPr>
       <w:r>
         <w:rPr>
-          <w:rFonts w:ascii="Arial" w:hAnsi="Arial" w:eastAsia="Arial"/>
+          <w:rFonts w:ascii="Arial" w:hAnsi="Arial"/>
           <w:b w:val="0"/>
           <w:sz w:val="22"/>
         </w:rPr>
-        <w:t>5. 2SO3 (g) ⇌  2SO2 (g)  + O2 (g)    Kc = 1.7 x 10-18 at 300 K If the concentration of SO3  (g) was 0.060 M.  What is the concentration of O2 (g) at equilibrium?</w:t>
-      </w:r>
-      <w:r>
-        <w:tab/>
-      </w:r>
-      <w:r>
-        <w:rPr>
-          <w:rFonts w:ascii="Arial" w:hAnsi="Arial" w:eastAsia="Arial"/>
+        <w:t>What is the value of the equilibrium constant for this reaction?	（   ）</w:t>
+      </w:r>
+    </w:p>
+    <w:p>
+      <w:pPr>
+        <w:spacing w:after="20" w:before="0" w:line="240" w:lineRule="auto"/>
+      </w:pPr>
+      <w:r>
+        <w:rPr>
+          <w:rFonts w:ascii="Arial" w:hAnsi="Arial"/>
           <w:b w:val="0"/>
           <w:sz w:val="22"/>
         </w:rPr>
-        <w:t>（   ）</w:t>
+        <w:t>A. Option A</w:t>
+      </w:r>
+      <w:r>
+        <w:rPr>
+          <w:rFonts w:ascii="Arial" w:hAnsi="Arial"/>
+          <w:b w:val="0"/>
+          <w:sz w:val="22"/>
+          <w:vertAlign w:val="superscript"/>
+        </w:rPr>
+        <w:t>-2</w:t>
       </w:r>
     </w:p>
     <w:p>
@@ -2266,11 +2463,11 @@
       </w:pPr>
       <w:r>
         <w:rPr>
-          <w:rFonts w:ascii="Arial" w:hAnsi="Arial" w:eastAsia="Arial"/>
+          <w:rFonts w:ascii="Arial" w:hAnsi="Arial"/>
           <w:b w:val="0"/>
           <w:sz w:val="22"/>
         </w:rPr>
-        <w:t>A. 0.06 M</w:t>
+        <w:t>B. Option B</w:t>
       </w:r>
     </w:p>
     <w:p>
@@ -2279,11 +2476,11 @@
       </w:pPr>
       <w:r>
         <w:rPr>
-          <w:rFonts w:ascii="Arial" w:hAnsi="Arial" w:eastAsia="Arial"/>
+          <w:rFonts w:ascii="Arial" w:hAnsi="Arial"/>
           <w:b w:val="0"/>
           <w:sz w:val="22"/>
         </w:rPr>
-        <w:t>B. 6.12 x 10-21 M</w:t>
+        <w:t>C. Option C</w:t>
       </w:r>
     </w:p>
     <w:p>
@@ -2292,24 +2489,11 @@
       </w:pPr>
       <w:r>
         <w:rPr>
-          <w:rFonts w:ascii="Arial" w:hAnsi="Arial" w:eastAsia="Arial"/>
+          <w:rFonts w:ascii="Arial" w:hAnsi="Arial"/>
           <w:b w:val="0"/>
           <w:sz w:val="22"/>
         </w:rPr>
-        <w:t>C. 1.15 x 10-7 M</w:t>
-      </w:r>
-    </w:p>
-    <w:p>
-      <w:pPr>
-        <w:spacing w:after="20" w:before="0" w:line="240" w:lineRule="auto"/>
-      </w:pPr>
-      <w:r>
-        <w:rPr>
-          <w:rFonts w:ascii="Arial" w:hAnsi="Arial" w:eastAsia="Arial"/>
-          <w:b w:val="0"/>
-          <w:sz w:val="22"/>
-        </w:rPr>
-        <w:t>D. 2.30 x 10-7 M</w:t>
+        <w:t>D. Option D</w:t>
       </w:r>
     </w:p>
     <w:p>
@@ -2326,18 +2510,18 @@
       </w:pPr>
       <w:r>
         <w:rPr>
-          <w:rFonts w:ascii="Arial" w:hAnsi="Arial" w:eastAsia="Arial"/>
+          <w:rFonts w:ascii="Arial" w:hAnsi="Arial"/>
           <w:b w:val="0"/>
           <w:sz w:val="22"/>
         </w:rPr>
-        <w:t>6. PCl3 (g) + Cl2 (g) ⇌ PCl5 (g) Kc = 50 at 450 oC If the initial concentration of PCl3 was 0.30 M and Cl2 was 0.45 M, what is the concentration of PCl5 at equilibrium?</w:t>
+        <w:t>3. For the reaction A₂ (g) + B₂ (g)  ⇌ 2AB (g)  What can be deduced about the value of Kp?</w:t>
       </w:r>
       <w:r>
         <w:tab/>
       </w:r>
       <w:r>
         <w:rPr>
-          <w:rFonts w:ascii="Arial" w:hAnsi="Arial" w:eastAsia="Arial"/>
+          <w:rFonts w:ascii="Arial" w:hAnsi="Arial"/>
           <w:b w:val="0"/>
           <w:sz w:val="22"/>
         </w:rPr>
@@ -2350,11 +2534,11 @@
       </w:pPr>
       <w:r>
         <w:rPr>
-          <w:rFonts w:ascii="Arial" w:hAnsi="Arial" w:eastAsia="Arial"/>
+          <w:rFonts w:ascii="Arial" w:hAnsi="Arial"/>
           <w:b w:val="0"/>
           <w:sz w:val="22"/>
         </w:rPr>
-        <w:t>A. 0.23 M</w:t>
+        <w:t>A. Option A</w:t>
       </w:r>
     </w:p>
     <w:p>
@@ -2363,11 +2547,11 @@
       </w:pPr>
       <w:r>
         <w:rPr>
-          <w:rFonts w:ascii="Arial" w:hAnsi="Arial" w:eastAsia="Arial"/>
+          <w:rFonts w:ascii="Arial" w:hAnsi="Arial"/>
           <w:b w:val="0"/>
           <w:sz w:val="22"/>
         </w:rPr>
-        <w:t>B. 0.27 M</w:t>
+        <w:t>B. Option B</w:t>
       </w:r>
     </w:p>
     <w:p>
@@ -2376,11 +2560,11 @@
       </w:pPr>
       <w:r>
         <w:rPr>
-          <w:rFonts w:ascii="Arial" w:hAnsi="Arial" w:eastAsia="Arial"/>
+          <w:rFonts w:ascii="Arial" w:hAnsi="Arial"/>
           <w:b w:val="0"/>
           <w:sz w:val="22"/>
         </w:rPr>
-        <w:t>C. 0.29 M</w:t>
+        <w:t>C. Option C</w:t>
       </w:r>
     </w:p>
     <w:p>
@@ -2389,11 +2573,11 @@
       </w:pPr>
       <w:r>
         <w:rPr>
-          <w:rFonts w:ascii="Arial" w:hAnsi="Arial" w:eastAsia="Arial"/>
+          <w:rFonts w:ascii="Arial" w:hAnsi="Arial"/>
           <w:b w:val="0"/>
           <w:sz w:val="22"/>
         </w:rPr>
-        <w:t>D. 0.44 M</w:t>
+        <w:t>D. Using the data nothing can be concluded about the value of Kp.</w:t>
       </w:r>
     </w:p>
     <w:p>
@@ -2410,131 +2594,19 @@
       </w:pPr>
       <w:r>
         <w:rPr>
-          <w:rFonts w:ascii="Arial" w:hAnsi="Arial" w:eastAsia="Arial"/>
+          <w:rFonts w:ascii="Arial" w:hAnsi="Arial"/>
           <w:b w:val="0"/>
           <w:sz w:val="22"/>
         </w:rPr>
-        <w:t>7. Br2 (g) + Cl2 (g) ⇌ 2BrCl (g) Kp = 70 at 400 K 3.0 atm of Br2 (g) and Cl2 (g) are mixed in a sealed container at 400 K and left to reach equilibrium.  Which expression is the most appropriate to calculate the partial pressure of BrCl (g) at equilibrium?</w:t>
-      </w:r>
-      <w:r>
-        <w:tab/>
-      </w:r>
-      <w:r>
-        <w:rPr>
-          <w:rFonts w:ascii="Arial" w:hAnsi="Arial" w:eastAsia="Arial"/>
+        <w:t>4.</w:t>
+      </w:r>
+      <w:r>
+        <w:rPr>
+          <w:rFonts w:ascii="Arial" w:hAnsi="Arial"/>
           <w:b w:val="0"/>
           <w:sz w:val="22"/>
         </w:rPr>
-        <w:t>（   ）</w:t>
-      </w:r>
-    </w:p>
-    <w:p>
-      <w:pPr>
-        <w:spacing w:after="20" w:before="0" w:line="240" w:lineRule="auto"/>
-      </w:pPr>
-      <w:r>
-        <w:rPr>
-          <w:rFonts w:ascii="Arial" w:hAnsi="Arial" w:eastAsia="Arial"/>
-          <w:b w:val="0"/>
-          <w:sz w:val="22"/>
-        </w:rPr>
-        <w:t>A.</w:t>
-      </w:r>
-    </w:p>
-    <w:p>
-      <w:pPr>
-        <w:spacing w:after="20" w:before="0" w:line="240" w:lineRule="auto"/>
-      </w:pPr>
-      <w:r>
-        <w:rPr>
-          <w:rFonts w:ascii="Arial" w:hAnsi="Arial" w:eastAsia="Arial"/>
-          <w:b w:val="0"/>
-          <w:sz w:val="22"/>
-        </w:rPr>
-        <w:t>B.</w:t>
-      </w:r>
-    </w:p>
-    <w:p>
-      <w:pPr>
-        <w:spacing w:after="20" w:before="0" w:line="240" w:lineRule="auto"/>
-      </w:pPr>
-      <w:r>
-        <w:rPr>
-          <w:rFonts w:ascii="Arial" w:hAnsi="Arial" w:eastAsia="Arial"/>
-          <w:b w:val="0"/>
-          <w:sz w:val="22"/>
-        </w:rPr>
-        <w:t>C.</w:t>
-      </w:r>
-    </w:p>
-    <w:p>
-      <w:pPr>
-        <w:spacing w:after="20" w:before="0" w:line="240" w:lineRule="auto"/>
-      </w:pPr>
-      <w:r>
-        <w:rPr>
-          <w:rFonts w:ascii="Arial" w:hAnsi="Arial" w:eastAsia="Arial"/>
-          <w:b w:val="0"/>
-          <w:sz w:val="22"/>
-        </w:rPr>
-        <w:t>D.</w:t>
-      </w:r>
-    </w:p>
-    <w:p>
-      <w:pPr>
-        <w:spacing w:after="0" w:before="0" w:line="240" w:lineRule="auto"/>
-      </w:pPr>
-    </w:p>
-    <w:p>
-      <w:pPr>
-        <w:spacing w:after="60" w:before="60" w:line="240" w:lineRule="auto"/>
-      </w:pPr>
-      <w:r>
-        <w:rPr>
-          <w:rFonts w:ascii="霞鹜文楷 Medium" w:hAnsi="霞鹜文楷 Medium" w:eastAsia="霞鹜文楷 Medium"/>
-          <w:b/>
-          <w:sz w:val="22"/>
-        </w:rPr>
-        <w:t>考点 D: 勒夏特列原理 Le Chatelier's Principle</w:t>
-      </w:r>
-    </w:p>
-    <w:p>
-      <w:pPr>
-        <w:spacing w:after="60" w:before="60" w:line="240" w:lineRule="auto"/>
-      </w:pPr>
-      <w:r>
-        <w:rPr>
-          <w:rFonts w:ascii="霞鹜文楷 Medium" w:hAnsi="霞鹜文楷 Medium" w:eastAsia="霞鹜文楷 Medium"/>
-          <w:b/>
-          <w:sz w:val="22"/>
-        </w:rPr>
-        <w:t>2. 掌握 Le Chatelier 原理</w:t>
-      </w:r>
-    </w:p>
-    <w:p>
-      <w:pPr>
-        <w:spacing w:after="60" w:before="60" w:line="240" w:lineRule="auto"/>
-      </w:pPr>
-      <w:r>
-        <w:rPr>
-          <w:rFonts w:ascii="霞鹜文楷 Medium" w:hAnsi="霞鹜文楷 Medium" w:eastAsia="霞鹜文楷 Medium"/>
-          <w:b/>
-          <w:sz w:val="22"/>
-        </w:rPr>
-        <w:t>When a system at equilibrium is disturbed, it shifts to partially counteract the disturbance</w:t>
-      </w:r>
-    </w:p>
-    <w:p>
-      <w:pPr>
-        <w:spacing w:after="60" w:before="60" w:line="240" w:lineRule="auto"/>
-      </w:pPr>
-      <w:r>
-        <w:rPr>
-          <w:rFonts w:ascii="霞鹜文楷 Medium" w:hAnsi="霞鹜文楷 Medium" w:eastAsia="霞鹜文楷 Medium"/>
-          <w:b/>
-          <w:sz w:val="22"/>
-        </w:rPr>
-        <w:t>Add reactant → shift →; Add product → shift ←; Increase T for endothermic → shift →; Increase P → shift to fewer moles of gas</w:t>
+        <w:t xml:space="preserve"> For the reaction: X₂ (g) + Y₂ (g)  ⇌ 2XY (g) The following represents the ratio of molecules at equilibrium at 25 °C in a 1.00 L sealed container.</w:t>
       </w:r>
     </w:p>
     <w:p>
@@ -2546,80 +2618,12 @@
       </w:pPr>
       <w:r>
         <w:rPr>
-          <w:rFonts w:ascii="Arial" w:hAnsi="Arial" w:eastAsia="Arial"/>
+          <w:rFonts w:ascii="Arial" w:hAnsi="Arial"/>
           <w:b w:val="0"/>
           <w:sz w:val="22"/>
         </w:rPr>
-        <w:t>1. N2O4(g) ⇌ 2NO2(g) has ΔH°=+57.2 kJ/mol. Increasing T will:</w:t>
-      </w:r>
-      <w:r>
-        <w:tab/>
-      </w:r>
-      <w:r>
-        <w:rPr>
-          <w:rFonts w:ascii="Arial" w:hAnsi="Arial" w:eastAsia="Arial"/>
-          <w:b w:val="0"/>
-          <w:sz w:val="22"/>
-        </w:rPr>
-        <w:t>（   ）</w:t>
-      </w:r>
-    </w:p>
-    <w:p>
-      <w:pPr>
-        <w:spacing w:after="20" w:before="0" w:line="240" w:lineRule="auto"/>
-      </w:pPr>
-      <w:r>
-        <w:rPr>
-          <w:rFonts w:ascii="Arial" w:hAnsi="Arial" w:eastAsia="Arial"/>
-          <w:b w:val="0"/>
-          <w:sz w:val="22"/>
-        </w:rPr>
-        <w:t>A  shift equilibrium right, increasing K.</w:t>
-      </w:r>
-    </w:p>
-    <w:p>
-      <w:pPr>
-        <w:spacing w:after="20" w:before="0" w:line="240" w:lineRule="auto"/>
-      </w:pPr>
-      <w:r>
-        <w:rPr>
-          <w:rFonts w:ascii="Arial" w:hAnsi="Arial" w:eastAsia="Arial"/>
-          <w:b w:val="0"/>
-          <w:sz w:val="22"/>
-        </w:rPr>
-        <w:t>B  shift equilibrium left, decreasing K.</w:t>
-      </w:r>
-    </w:p>
-    <w:p>
-      <w:pPr>
-        <w:spacing w:after="20" w:before="0" w:line="240" w:lineRule="auto"/>
-      </w:pPr>
-      <w:r>
-        <w:rPr>
-          <w:rFonts w:ascii="Arial" w:hAnsi="Arial" w:eastAsia="Arial"/>
-          <w:b w:val="0"/>
-          <w:sz w:val="22"/>
-        </w:rPr>
-        <w:t>C  have no effect if pressure is constant.</w:t>
-      </w:r>
-    </w:p>
-    <w:p>
-      <w:pPr>
-        <w:spacing w:after="20" w:before="0" w:line="240" w:lineRule="auto"/>
-      </w:pPr>
-      <w:r>
-        <w:rPr>
-          <w:rFonts w:ascii="Arial" w:hAnsi="Arial" w:eastAsia="Arial"/>
-          <w:b w:val="0"/>
-          <w:sz w:val="22"/>
-        </w:rPr>
-        <w:t>D  shift equilibrium right, K unchanged.</w:t>
-      </w:r>
-    </w:p>
-    <w:p>
-      <w:pPr>
-        <w:spacing w:after="0" w:before="0" w:line="240" w:lineRule="auto"/>
-      </w:pPr>
+        <w:t>Assume that each particle in the diagram represents 1 mole.</w:t>
+      </w:r>
     </w:p>
     <w:p>
       <w:pPr>
@@ -2630,22 +2634,24 @@
       </w:pPr>
       <w:r>
         <w:rPr>
-          <w:rFonts w:ascii="Arial" w:hAnsi="Arial" w:eastAsia="Arial"/>
+          <w:rFonts w:ascii="Arial" w:hAnsi="Arial"/>
           <w:b w:val="0"/>
           <w:sz w:val="22"/>
         </w:rPr>
-        <w:t>2. CO(g) + 2H2(g) ⇌ CH3OH(g). Decreasing the volume at constant T will:</w:t>
-      </w:r>
-      <w:r>
-        <w:tab/>
-      </w:r>
-      <w:r>
-        <w:rPr>
-          <w:rFonts w:ascii="Arial" w:hAnsi="Arial" w:eastAsia="Arial"/>
+        <w:t>Based on this information, what is the equilibrium constant, Kc, for the reaction above at 25°C?	（   ）</w:t>
+      </w:r>
+    </w:p>
+    <w:p>
+      <w:pPr>
+        <w:spacing w:after="20" w:before="0" w:line="240" w:lineRule="auto"/>
+      </w:pPr>
+      <w:r>
+        <w:rPr>
+          <w:rFonts w:ascii="Arial" w:hAnsi="Arial"/>
           <w:b w:val="0"/>
           <w:sz w:val="22"/>
         </w:rPr>
-        <w:t>（   ）</w:t>
+        <w:t>A. Option A</w:t>
       </w:r>
     </w:p>
     <w:p>
@@ -2654,11 +2660,11 @@
       </w:pPr>
       <w:r>
         <w:rPr>
-          <w:rFonts w:ascii="Arial" w:hAnsi="Arial" w:eastAsia="Arial"/>
+          <w:rFonts w:ascii="Arial" w:hAnsi="Arial"/>
           <w:b w:val="0"/>
           <w:sz w:val="22"/>
         </w:rPr>
-        <w:t>A  increase moles of CH3OH (fewer gas molecules favored).</w:t>
+        <w:t>B. Option B</w:t>
       </w:r>
     </w:p>
     <w:p>
@@ -2667,11 +2673,11 @@
       </w:pPr>
       <w:r>
         <w:rPr>
-          <w:rFonts w:ascii="Arial" w:hAnsi="Arial" w:eastAsia="Arial"/>
+          <w:rFonts w:ascii="Arial" w:hAnsi="Arial"/>
           <w:b w:val="0"/>
           <w:sz w:val="22"/>
         </w:rPr>
-        <w:t>B  decrease moles of CH3OH.</w:t>
+        <w:t>C. Option C</w:t>
       </w:r>
     </w:p>
     <w:p>
@@ -2680,24 +2686,11 @@
       </w:pPr>
       <w:r>
         <w:rPr>
-          <w:rFonts w:ascii="Arial" w:hAnsi="Arial" w:eastAsia="Arial"/>
+          <w:rFonts w:ascii="Arial" w:hAnsi="Arial"/>
           <w:b w:val="0"/>
           <w:sz w:val="22"/>
         </w:rPr>
-        <w:t>C  have no effect.</w:t>
-      </w:r>
-    </w:p>
-    <w:p>
-      <w:pPr>
-        <w:spacing w:after="20" w:before="0" w:line="240" w:lineRule="auto"/>
-      </w:pPr>
-      <w:r>
-        <w:rPr>
-          <w:rFonts w:ascii="Arial" w:hAnsi="Arial" w:eastAsia="Arial"/>
-          <w:b w:val="0"/>
-          <w:sz w:val="22"/>
-        </w:rPr>
-        <w:t>D  increase moles of CO.</w:t>
+        <w:t>D. Option D</w:t>
       </w:r>
     </w:p>
     <w:p>
@@ -2714,80 +2707,12 @@
       </w:pPr>
       <w:r>
         <w:rPr>
-          <w:rFonts w:ascii="Arial" w:hAnsi="Arial" w:eastAsia="Arial"/>
+          <w:rFonts w:ascii="Arial" w:hAnsi="Arial"/>
           <w:b w:val="0"/>
           <w:sz w:val="22"/>
         </w:rPr>
-        <w:t>3. PCl5 (g) ⇌ PCl3 (g) + Cl2 (g) has Kp = 1.78 at 500 K. A mixture of PCl5 (g), PCl3 (g), and Cl2 (g) is at equilibrium in a container at 500 K. The volume of the container is suddenly halved while the temperature is held constant at 500 K. Which of the following will most likely occur as the system returns to equilibrium?</w:t>
-      </w:r>
-      <w:r>
-        <w:tab/>
-      </w:r>
-      <w:r>
-        <w:rPr>
-          <w:rFonts w:ascii="Arial" w:hAnsi="Arial" w:eastAsia="Arial"/>
-          <w:b w:val="0"/>
-          <w:sz w:val="22"/>
-        </w:rPr>
-        <w:t>（   ）</w:t>
-      </w:r>
-    </w:p>
-    <w:p>
-      <w:pPr>
-        <w:spacing w:after="20" w:before="0" w:line="240" w:lineRule="auto"/>
-      </w:pPr>
-      <w:r>
-        <w:rPr>
-          <w:rFonts w:ascii="Arial" w:hAnsi="Arial" w:eastAsia="Arial"/>
-          <w:b w:val="0"/>
-          <w:sz w:val="22"/>
-        </w:rPr>
-        <w:t>A. The partial pressure of PCl5 (g) will remain constant.</w:t>
-      </w:r>
-    </w:p>
-    <w:p>
-      <w:pPr>
-        <w:spacing w:after="20" w:before="0" w:line="240" w:lineRule="auto"/>
-      </w:pPr>
-      <w:r>
-        <w:rPr>
-          <w:rFonts w:ascii="Arial" w:hAnsi="Arial" w:eastAsia="Arial"/>
-          <w:b w:val="0"/>
-          <w:sz w:val="22"/>
-        </w:rPr>
-        <w:t>B. The forward reaction is favored.</w:t>
-      </w:r>
-    </w:p>
-    <w:p>
-      <w:pPr>
-        <w:spacing w:after="20" w:before="0" w:line="240" w:lineRule="auto"/>
-      </w:pPr>
-      <w:r>
-        <w:rPr>
-          <w:rFonts w:ascii="Arial" w:hAnsi="Arial" w:eastAsia="Arial"/>
-          <w:b w:val="0"/>
-          <w:sz w:val="22"/>
-        </w:rPr>
-        <w:t>C. Kp will increase.</w:t>
-      </w:r>
-    </w:p>
-    <w:p>
-      <w:pPr>
-        <w:spacing w:after="20" w:before="0" w:line="240" w:lineRule="auto"/>
-      </w:pPr>
-      <w:r>
-        <w:rPr>
-          <w:rFonts w:ascii="Arial" w:hAnsi="Arial" w:eastAsia="Arial"/>
-          <w:b w:val="0"/>
-          <w:sz w:val="22"/>
-        </w:rPr>
-        <w:t>D. The reverse reaction is favored.</w:t>
-      </w:r>
-    </w:p>
-    <w:p>
-      <w:pPr>
-        <w:spacing w:after="0" w:before="0" w:line="240" w:lineRule="auto"/>
-      </w:pPr>
+        <w:t>5. 2SO₃ (g) ⇌  2SO₂ (g)  + O₂ (g)    Kc = 1.7 x10-18 at 300 K If the concentration of SO₃  (g) was 0.060 M.</w:t>
+      </w:r>
     </w:p>
     <w:p>
       <w:pPr>
@@ -2798,22 +2723,24 @@
       </w:pPr>
       <w:r>
         <w:rPr>
-          <w:rFonts w:ascii="Arial" w:hAnsi="Arial" w:eastAsia="Arial"/>
+          <w:rFonts w:ascii="Arial" w:hAnsi="Arial"/>
           <w:b w:val="0"/>
           <w:sz w:val="22"/>
         </w:rPr>
-        <w:t>4. Fe3+ (aq) + SCN- (aq) ⇋ [FeSCN]2+ (aq) Kc = 140 at 298 K The blood-red complex iron(III) thiocynanate, [FeSCN]2+ is formed  when yellow iron(III) ions react with thiocyanate ions. Which of the following will occur if Fe(NO3)3 (aq) ions are added?</w:t>
-      </w:r>
-      <w:r>
-        <w:tab/>
-      </w:r>
-      <w:r>
-        <w:rPr>
-          <w:rFonts w:ascii="Arial" w:hAnsi="Arial" w:eastAsia="Arial"/>
+        <w:t>What is the concentration of O₂ (g) at equilibrium?	（   ）</w:t>
+      </w:r>
+    </w:p>
+    <w:p>
+      <w:pPr>
+        <w:spacing w:after="20" w:before="0" w:line="240" w:lineRule="auto"/>
+      </w:pPr>
+      <w:r>
+        <w:rPr>
+          <w:rFonts w:ascii="Arial" w:hAnsi="Arial"/>
           <w:b w:val="0"/>
           <w:sz w:val="22"/>
         </w:rPr>
-        <w:t>（   ）</w:t>
+        <w:t>A. Option A</w:t>
       </w:r>
     </w:p>
     <w:p>
@@ -2822,11 +2749,28 @@
       </w:pPr>
       <w:r>
         <w:rPr>
-          <w:rFonts w:ascii="Arial" w:hAnsi="Arial" w:eastAsia="Arial"/>
+          <w:rFonts w:ascii="Arial" w:hAnsi="Arial"/>
           <w:b w:val="0"/>
           <w:sz w:val="22"/>
         </w:rPr>
-        <w:t>A. The concentration of Fe3+ (aq) ions will increase.</w:t>
+        <w:t>B. Option B</w:t>
+      </w:r>
+      <w:r>
+        <w:rPr>
+          <w:rFonts w:ascii="Arial" w:hAnsi="Arial"/>
+          <w:b w:val="0"/>
+          <w:sz w:val="22"/>
+          <w:vertAlign w:val="superscript"/>
+        </w:rPr>
+        <w:t>-21</w:t>
+      </w:r>
+      <w:r>
+        <w:rPr>
+          <w:rFonts w:ascii="Arial" w:hAnsi="Arial"/>
+          <w:b w:val="0"/>
+          <w:sz w:val="22"/>
+        </w:rPr>
+        <w:t> M</w:t>
       </w:r>
     </w:p>
     <w:p>
@@ -2835,11 +2779,28 @@
       </w:pPr>
       <w:r>
         <w:rPr>
-          <w:rFonts w:ascii="Arial" w:hAnsi="Arial" w:eastAsia="Arial"/>
+          <w:rFonts w:ascii="Arial" w:hAnsi="Arial"/>
           <w:b w:val="0"/>
           <w:sz w:val="22"/>
         </w:rPr>
-        <w:t>B. The  solution will turn darker.</w:t>
+        <w:t>C. Option C</w:t>
+      </w:r>
+      <w:r>
+        <w:rPr>
+          <w:rFonts w:ascii="Arial" w:hAnsi="Arial"/>
+          <w:b w:val="0"/>
+          <w:sz w:val="22"/>
+          <w:vertAlign w:val="superscript"/>
+        </w:rPr>
+        <w:t>-7</w:t>
+      </w:r>
+      <w:r>
+        <w:rPr>
+          <w:rFonts w:ascii="Arial" w:hAnsi="Arial"/>
+          <w:b w:val="0"/>
+          <w:sz w:val="22"/>
+        </w:rPr>
+        <w:t> M</w:t>
       </w:r>
     </w:p>
     <w:p>
@@ -2848,24 +2809,28 @@
       </w:pPr>
       <w:r>
         <w:rPr>
-          <w:rFonts w:ascii="Arial" w:hAnsi="Arial" w:eastAsia="Arial"/>
+          <w:rFonts w:ascii="Arial" w:hAnsi="Arial"/>
           <w:b w:val="0"/>
           <w:sz w:val="22"/>
         </w:rPr>
-        <w:t>C. The  solution will turn paler.</w:t>
-      </w:r>
-    </w:p>
-    <w:p>
-      <w:pPr>
-        <w:spacing w:after="20" w:before="0" w:line="240" w:lineRule="auto"/>
-      </w:pPr>
-      <w:r>
-        <w:rPr>
-          <w:rFonts w:ascii="Arial" w:hAnsi="Arial" w:eastAsia="Arial"/>
+        <w:t>D. Option D</w:t>
+      </w:r>
+      <w:r>
+        <w:rPr>
+          <w:rFonts w:ascii="Arial" w:hAnsi="Arial"/>
           <w:b w:val="0"/>
           <w:sz w:val="22"/>
-        </w:rPr>
-        <w:t>D. The equilibrium constant, Kc, will decrease.</w:t>
+          <w:vertAlign w:val="superscript"/>
+        </w:rPr>
+        <w:t>-7</w:t>
+      </w:r>
+      <w:r>
+        <w:rPr>
+          <w:rFonts w:ascii="Arial" w:hAnsi="Arial"/>
+          <w:b w:val="0"/>
+          <w:sz w:val="22"/>
+        </w:rPr>
+        <w:t> M</w:t>
       </w:r>
     </w:p>
     <w:p>
@@ -2882,18 +2847,18 @@
       </w:pPr>
       <w:r>
         <w:rPr>
-          <w:rFonts w:ascii="Arial" w:hAnsi="Arial" w:eastAsia="Arial"/>
+          <w:rFonts w:ascii="Arial" w:hAnsi="Arial"/>
           <w:b w:val="0"/>
           <w:sz w:val="22"/>
         </w:rPr>
-        <w:t>5. The blood-red complex iron (III) thiocynanate, [FeSCN]2+, is formed when yellow iron (III) ions react with colorless thiocyanate ions in the following equilibrium reaction:  Fe3+ + SCN- ⇋ [FeSCN]2+                ΔHᶿ = +12 kJ Which of the following changes would shift the equilibrium to make the solution lighter?</w:t>
+        <w:t>6. PCl₃ (g) + Cl₂ (g) ⇌ PCl₅ (g) Kc = 50 at 450 oC If the initial concentration of PCl₃ was 0.30 M and Cl₂ was 0.45 M, what is the concentration of PCl₅ at equilibrium?</w:t>
       </w:r>
       <w:r>
         <w:tab/>
       </w:r>
       <w:r>
         <w:rPr>
-          <w:rFonts w:ascii="Arial" w:hAnsi="Arial" w:eastAsia="Arial"/>
+          <w:rFonts w:ascii="Arial" w:hAnsi="Arial"/>
           <w:b w:val="0"/>
           <w:sz w:val="22"/>
         </w:rPr>
@@ -2906,11 +2871,11 @@
       </w:pPr>
       <w:r>
         <w:rPr>
-          <w:rFonts w:ascii="Arial" w:hAnsi="Arial" w:eastAsia="Arial"/>
+          <w:rFonts w:ascii="Arial" w:hAnsi="Arial"/>
           <w:b w:val="0"/>
           <w:sz w:val="22"/>
         </w:rPr>
-        <w:t>A. Raising the temperature of the solution.</w:t>
+        <w:t>A. Option A</w:t>
       </w:r>
     </w:p>
     <w:p>
@@ -2919,11 +2884,11 @@
       </w:pPr>
       <w:r>
         <w:rPr>
-          <w:rFonts w:ascii="Arial" w:hAnsi="Arial" w:eastAsia="Arial"/>
+          <w:rFonts w:ascii="Arial" w:hAnsi="Arial"/>
           <w:b w:val="0"/>
           <w:sz w:val="22"/>
         </w:rPr>
-        <w:t>B. Lowering the temperature of the solution.</w:t>
+        <w:t>B. Option B</w:t>
       </w:r>
     </w:p>
     <w:p>
@@ -2932,11 +2897,11 @@
       </w:pPr>
       <w:r>
         <w:rPr>
-          <w:rFonts w:ascii="Arial" w:hAnsi="Arial" w:eastAsia="Arial"/>
+          <w:rFonts w:ascii="Arial" w:hAnsi="Arial"/>
           <w:b w:val="0"/>
           <w:sz w:val="22"/>
         </w:rPr>
-        <w:t>C. Adding iron(III) chloride solution.</w:t>
+        <w:t>C. Option C</w:t>
       </w:r>
     </w:p>
     <w:p>
@@ -2945,11 +2910,11 @@
       </w:pPr>
       <w:r>
         <w:rPr>
-          <w:rFonts w:ascii="Arial" w:hAnsi="Arial" w:eastAsia="Arial"/>
+          <w:rFonts w:ascii="Arial" w:hAnsi="Arial"/>
           <w:b w:val="0"/>
           <w:sz w:val="22"/>
         </w:rPr>
-        <w:t>D. Adding thiocyanate ions.</w:t>
+        <w:t>D. Option D</w:t>
       </w:r>
     </w:p>
     <w:p>
@@ -2966,80 +2931,20 @@
       </w:pPr>
       <w:r>
         <w:rPr>
-          <w:rFonts w:ascii="Arial" w:hAnsi="Arial" w:eastAsia="Arial"/>
+          <w:rFonts w:ascii="Arial" w:hAnsi="Arial"/>
           <w:b w:val="0"/>
           <w:sz w:val="22"/>
         </w:rPr>
-        <w:t>6. The Haber process is a key step in the manufacture of fertilizers: N2 (g) + 3H2 (g)  2NH3 (g)         ΔH = -ve How does increasing the temperature affect the equilibrium and the equilibrium constant (Kc​)?</w:t>
-      </w:r>
-      <w:r>
-        <w:tab/>
-      </w:r>
-      <w:r>
-        <w:rPr>
-          <w:rFonts w:ascii="Arial" w:hAnsi="Arial" w:eastAsia="Arial"/>
+        <w:t>7.</w:t>
+      </w:r>
+      <w:r>
+        <w:rPr>
+          <w:rFonts w:ascii="Arial" w:hAnsi="Arial"/>
           <w:b w:val="0"/>
           <w:sz w:val="22"/>
         </w:rPr>
-        <w:t>（   ）</w:t>
-      </w:r>
-    </w:p>
-    <w:p>
-      <w:pPr>
-        <w:spacing w:after="20" w:before="0" w:line="240" w:lineRule="auto"/>
-      </w:pPr>
-      <w:r>
-        <w:rPr>
-          <w:rFonts w:ascii="Arial" w:hAnsi="Arial" w:eastAsia="Arial"/>
-          <w:b w:val="0"/>
-          <w:sz w:val="22"/>
-        </w:rPr>
-        <w:t>A. Shifts equilibrium to the left; Kc​ decreases.</w:t>
-      </w:r>
-    </w:p>
-    <w:p>
-      <w:pPr>
-        <w:spacing w:after="20" w:before="0" w:line="240" w:lineRule="auto"/>
-      </w:pPr>
-      <w:r>
-        <w:rPr>
-          <w:rFonts w:ascii="Arial" w:hAnsi="Arial" w:eastAsia="Arial"/>
-          <w:b w:val="0"/>
-          <w:sz w:val="22"/>
-        </w:rPr>
-        <w:t>B. Shifts equilibrium to the right; Kc​ increases.</w:t>
-      </w:r>
-    </w:p>
-    <w:p>
-      <w:pPr>
-        <w:spacing w:after="20" w:before="0" w:line="240" w:lineRule="auto"/>
-      </w:pPr>
-      <w:r>
-        <w:rPr>
-          <w:rFonts w:ascii="Arial" w:hAnsi="Arial" w:eastAsia="Arial"/>
-          <w:b w:val="0"/>
-          <w:sz w:val="22"/>
-        </w:rPr>
-        <w:t>C. Shifts equilibrium to the left; Kc​ remains unchanged.</w:t>
-      </w:r>
-    </w:p>
-    <w:p>
-      <w:pPr>
-        <w:spacing w:after="20" w:before="0" w:line="240" w:lineRule="auto"/>
-      </w:pPr>
-      <w:r>
-        <w:rPr>
-          <w:rFonts w:ascii="Arial" w:hAnsi="Arial" w:eastAsia="Arial"/>
-          <w:b w:val="0"/>
-          <w:sz w:val="22"/>
-        </w:rPr>
-        <w:t>D. Shifts equilibrium to the right; Kc remains unchanged.</w:t>
-      </w:r>
-    </w:p>
-    <w:p>
-      <w:pPr>
-        <w:spacing w:after="0" w:before="0" w:line="240" w:lineRule="auto"/>
-      </w:pPr>
+        <w:t xml:space="preserve"> Br₂ (g) + Cl₂ (g) ⇌ 2BrCl (g) Kp = 70 at 400 K 3.0 atm of Br₂ (g) and Cl₂ (g) are mixed in a sealed container at 400 K and left to reach equilibrium.</w:t>
+      </w:r>
     </w:p>
     <w:p>
       <w:pPr>
@@ -3050,22 +2955,24 @@
       </w:pPr>
       <w:r>
         <w:rPr>
-          <w:rFonts w:ascii="Arial" w:hAnsi="Arial" w:eastAsia="Arial"/>
+          <w:rFonts w:ascii="Arial" w:hAnsi="Arial"/>
           <w:b w:val="0"/>
           <w:sz w:val="22"/>
         </w:rPr>
-        <w:t>7. Consider the following equilibrium reaction: H2 (g)  + I2 (g)   ⇋   2HI (g)              ΔHᶿ = -126 kJ Which of the following changes will increase the concentration of hydrogen iodide (HI)?</w:t>
-      </w:r>
-      <w:r>
-        <w:tab/>
-      </w:r>
-      <w:r>
-        <w:rPr>
-          <w:rFonts w:ascii="Arial" w:hAnsi="Arial" w:eastAsia="Arial"/>
+        <w:t>Which expression is the most appropriate to calculate the partial pressure of BrCl (g) at equilibrium?	（   ）</w:t>
+      </w:r>
+    </w:p>
+    <w:p>
+      <w:pPr>
+        <w:spacing w:after="20" w:before="0" w:line="240" w:lineRule="auto"/>
+      </w:pPr>
+      <w:r>
+        <w:rPr>
+          <w:rFonts w:ascii="Arial" w:hAnsi="Arial"/>
           <w:b w:val="0"/>
           <w:sz w:val="22"/>
         </w:rPr>
-        <w:t>（   ）</w:t>
+        <w:t>A. Pᵢ = (nᵢ/RT) × V_total (incorrect dimension analysis)</w:t>
       </w:r>
     </w:p>
     <w:p>
@@ -3074,11 +2981,11 @@
       </w:pPr>
       <w:r>
         <w:rPr>
-          <w:rFonts w:ascii="Arial" w:hAnsi="Arial" w:eastAsia="Arial"/>
+          <w:rFonts w:ascii="Arial" w:hAnsi="Arial"/>
           <w:b w:val="0"/>
           <w:sz w:val="22"/>
         </w:rPr>
-        <w:t>A. Increase temperature (exothermic reaction), increase pressure (two moles of gaseous product but only one mole of each gaseous reactant).</w:t>
+        <w:t>B. Option B</w:t>
       </w:r>
     </w:p>
     <w:p>
@@ -3087,11 +2994,11 @@
       </w:pPr>
       <w:r>
         <w:rPr>
-          <w:rFonts w:ascii="Arial" w:hAnsi="Arial" w:eastAsia="Arial"/>
+          <w:rFonts w:ascii="Arial" w:hAnsi="Arial"/>
           <w:b w:val="0"/>
           <w:sz w:val="22"/>
         </w:rPr>
-        <w:t>B. Increase temperature (endothermic reaction), no change in pressure (equal numbers of moles of gases).</w:t>
+        <w:t>C. Option C</w:t>
       </w:r>
     </w:p>
     <w:p>
@@ -3100,24 +3007,11 @@
       </w:pPr>
       <w:r>
         <w:rPr>
-          <w:rFonts w:ascii="Arial" w:hAnsi="Arial" w:eastAsia="Arial"/>
+          <w:rFonts w:ascii="Arial" w:hAnsi="Arial"/>
           <w:b w:val="0"/>
           <w:sz w:val="22"/>
         </w:rPr>
-        <w:t>C. Decrease temperature (exothermic reaction), decrease pressure (two moles of gaseous product but only one mole of each gaseous reactant).</w:t>
-      </w:r>
-    </w:p>
-    <w:p>
-      <w:pPr>
-        <w:spacing w:after="20" w:before="0" w:line="240" w:lineRule="auto"/>
-      </w:pPr>
-      <w:r>
-        <w:rPr>
-          <w:rFonts w:ascii="Arial" w:hAnsi="Arial" w:eastAsia="Arial"/>
-          <w:b w:val="0"/>
-          <w:sz w:val="22"/>
-        </w:rPr>
-        <w:t>D. Decrease temperature (exothermic reaction), no change in pressure (equal numbers of moles of gases).</w:t>
+        <w:t>D. Option D</w:t>
       </w:r>
     </w:p>
     <w:p>
@@ -3125,6 +3019,108 @@
         <w:spacing w:after="0" w:before="0" w:line="240" w:lineRule="auto"/>
       </w:pPr>
     </w:p>
+    <w:p>
+      <w:pPr>
+        <w:spacing w:after="60" w:before="60" w:line="240" w:lineRule="auto"/>
+      </w:pPr>
+      <w:r>
+        <w:rPr>
+          <w:rFonts w:ascii="霞鹜文楷 Medium" w:hAnsi="霞鹜文楷 Medium"/>
+          <w:b/>
+          <w:sz w:val="22"/>
+        </w:rPr>
+        <w:t>考点 D: 勒夏特列原理 Le Chatelier's Principle</w:t>
+      </w:r>
+    </w:p>
+    <w:p>
+      <w:r>
+        <w:drawing>
+          <wp:inline xmlns:a="http://schemas.openxmlformats.org/drawingml/2006/main" xmlns:pic="http://schemas.openxmlformats.org/drawingml/2006/picture">
+            <wp:extent cx="3780000" cy="2418053"/>
+            <wp:docPr id="5" name="Picture 5"/>
+            <wp:cNvGraphicFramePr>
+              <a:graphicFrameLocks noChangeAspect="1"/>
+            </wp:cNvGraphicFramePr>
+            <a:graphic>
+              <a:graphicData uri="http://schemas.openxmlformats.org/drawingml/2006/picture">
+                <pic:pic>
+                  <pic:nvPicPr>
+                    <pic:cNvPr id="0" name="f_c10_05.png"/>
+                    <pic:cNvPicPr/>
+                  </pic:nvPicPr>
+                  <pic:blipFill>
+                    <a:blip r:embed="rId13"/>
+                    <a:stretch>
+                      <a:fillRect/>
+                    </a:stretch>
+                  </pic:blipFill>
+                  <pic:spPr>
+                    <a:xfrm>
+                      <a:off x="0" y="0"/>
+                      <a:ext cx="3780000" cy="2418053"/>
+                    </a:xfrm>
+                    <a:prstGeom prst="rect"/>
+                  </pic:spPr>
+                </pic:pic>
+              </a:graphicData>
+            </a:graphic>
+          </wp:inline>
+        </w:drawing>
+      </w:r>
+    </w:p>
+    <w:p>
+      <w:pPr>
+        <w:spacing w:before="20" w:after="120"/>
+      </w:pPr>
+      <w:r>
+        <w:rPr>
+          <w:rFonts w:ascii="霞鹜文楷 Medium" w:hAnsi="霞鹜文楷 Medium"/>
+          <w:b/>
+          <w:sz w:val="18"/>
+        </w:rPr>
+        <w:t>图 C₁0-5：Le Chatelier 原理示意图——加入反应物后平衡移动（对应考点 D）</w:t>
+      </w:r>
+    </w:p>
+    <w:p>
+      <w:pPr>
+        <w:spacing w:after="60" w:before="60" w:line="240" w:lineRule="auto"/>
+      </w:pPr>
+      <w:r>
+        <w:rPr>
+          <w:rFonts w:ascii="霞鹜文楷 Medium" w:hAnsi="霞鹜文楷 Medium"/>
+          <w:b/>
+          <w:sz w:val="22"/>
+        </w:rPr>
+        <w:t>2. 掌握 Le Chatelier 原理</w:t>
+      </w:r>
+    </w:p>
+    <w:p>
+      <w:pPr>
+        <w:spacing w:after="60" w:before="60" w:line="240" w:lineRule="auto"/>
+      </w:pPr>
+      <w:r>
+        <w:rPr>
+          <w:rFonts w:ascii="霞鹜文楷 Medium" w:hAnsi="霞鹜文楷 Medium"/>
+          <w:b/>
+          <w:sz w:val="22"/>
+        </w:rPr>
+        <w:t>When a system at equilibrium is disturbed, it shifts to partially counteract the disturbance</w:t>
+      </w:r>
+    </w:p>
+    <w:p>
+      <w:pPr>
+        <w:spacing w:after="60" w:before="60" w:line="240" w:lineRule="auto"/>
+      </w:pPr>
+      <w:r>
+        <w:rPr>
+          <w:rFonts w:ascii="霞鹜文楷 Medium" w:hAnsi="霞鹜文楷 Medium"/>
+          <w:b/>
+          <w:sz w:val="22"/>
+        </w:rPr>
+        <w:t>Add reactant → shift →; Add product → shift ←; Increase T for endothermic → shift →; Increase P → shift to fewer moles of gas</w:t>
+      </w:r>
+    </w:p>
+    <w:p/>
     <w:p>
       <w:pPr>
         <w:spacing w:after="40" w:before="80" w:line="240" w:lineRule="auto"/>
@@ -3134,18 +3130,18 @@
       </w:pPr>
       <w:r>
         <w:rPr>
-          <w:rFonts w:ascii="Arial" w:hAnsi="Arial" w:eastAsia="Arial"/>
+          <w:rFonts w:ascii="Arial" w:hAnsi="Arial"/>
           <w:b w:val="0"/>
           <w:sz w:val="22"/>
         </w:rPr>
-        <w:t>8. Nitrogen dioxide can react with itself to produce a dimer molecule called dinitrogen tetroxide in the following equilibrium reaction: 2NO2 (g)    ⇋  N2O4 (g)      Kc  = 0.01 at 25 C In an experiment, 100 mL of nitrogen dioxide is placed in a gas syringe, and the barrel is pushed in, meaning the volume is reduced to 50 mL at constant temperature. How will the equilibrium respond?</w:t>
+        <w:t>1. N₂O₄(g) ⇌ 2NO₂(g) has ΔH°=+57.2 kJ/mol. Increasing T will:</w:t>
       </w:r>
       <w:r>
         <w:tab/>
       </w:r>
       <w:r>
         <w:rPr>
-          <w:rFonts w:ascii="Arial" w:hAnsi="Arial" w:eastAsia="Arial"/>
+          <w:rFonts w:ascii="Arial" w:hAnsi="Arial"/>
           <w:b w:val="0"/>
           <w:sz w:val="22"/>
         </w:rPr>
@@ -3158,11 +3154,11 @@
       </w:pPr>
       <w:r>
         <w:rPr>
-          <w:rFonts w:ascii="Arial" w:hAnsi="Arial" w:eastAsia="Arial"/>
+          <w:rFonts w:ascii="Arial" w:hAnsi="Arial"/>
           <w:b w:val="0"/>
           <w:sz w:val="22"/>
         </w:rPr>
-        <w:t>A. More N2​O4​ will form.</w:t>
+        <w:t>A  shift equilibrium right, increasing K.</w:t>
       </w:r>
     </w:p>
     <w:p>
@@ -3171,11 +3167,11 @@
       </w:pPr>
       <w:r>
         <w:rPr>
-          <w:rFonts w:ascii="Arial" w:hAnsi="Arial" w:eastAsia="Arial"/>
+          <w:rFonts w:ascii="Arial" w:hAnsi="Arial"/>
           <w:b w:val="0"/>
           <w:sz w:val="22"/>
         </w:rPr>
-        <w:t>B. More NO2​ will form.</w:t>
+        <w:t>B  shift equilibrium left, decreasing K.</w:t>
       </w:r>
     </w:p>
     <w:p>
@@ -3184,10 +3180,652 @@
       </w:pPr>
       <w:r>
         <w:rPr>
-          <w:rFonts w:ascii="Arial" w:hAnsi="Arial" w:eastAsia="Arial"/>
+          <w:rFonts w:ascii="Arial" w:hAnsi="Arial"/>
           <w:b w:val="0"/>
           <w:sz w:val="22"/>
         </w:rPr>
+        <w:t>C  have no effect if pressure is constant.</w:t>
+      </w:r>
+    </w:p>
+    <w:p>
+      <w:pPr>
+        <w:spacing w:after="20" w:before="0" w:line="240" w:lineRule="auto"/>
+      </w:pPr>
+      <w:r>
+        <w:rPr>
+          <w:rFonts w:ascii="Arial" w:hAnsi="Arial"/>
+          <w:b w:val="0"/>
+          <w:sz w:val="22"/>
+        </w:rPr>
+        <w:t>D  shift equilibrium right, K unchanged.</w:t>
+      </w:r>
+    </w:p>
+    <w:p>
+      <w:pPr>
+        <w:spacing w:after="0" w:before="0" w:line="240" w:lineRule="auto"/>
+      </w:pPr>
+    </w:p>
+    <w:p>
+      <w:pPr>
+        <w:spacing w:after="40" w:before="80" w:line="240" w:lineRule="auto"/>
+        <w:tabs>
+          <w:tab w:val="right" w:pos="9072"/>
+        </w:tabs>
+      </w:pPr>
+      <w:r>
+        <w:rPr>
+          <w:rFonts w:ascii="Arial" w:hAnsi="Arial"/>
+          <w:b w:val="0"/>
+          <w:sz w:val="22"/>
+        </w:rPr>
+        <w:t>2. CO(g) + 2H₂(g) ⇌ CH₃OH(g). Decreasing the volume at constant T will:</w:t>
+      </w:r>
+      <w:r>
+        <w:tab/>
+      </w:r>
+      <w:r>
+        <w:rPr>
+          <w:rFonts w:ascii="Arial" w:hAnsi="Arial"/>
+          <w:b w:val="0"/>
+          <w:sz w:val="22"/>
+        </w:rPr>
+        <w:t>（   ）</w:t>
+      </w:r>
+    </w:p>
+    <w:p>
+      <w:pPr>
+        <w:spacing w:after="20" w:before="0" w:line="240" w:lineRule="auto"/>
+      </w:pPr>
+      <w:r>
+        <w:rPr>
+          <w:rFonts w:ascii="Arial" w:hAnsi="Arial"/>
+          <w:b w:val="0"/>
+          <w:sz w:val="22"/>
+        </w:rPr>
+        <w:t>A  increase moles of CH₃OH (fewer gas molecules favored).</w:t>
+      </w:r>
+    </w:p>
+    <w:p>
+      <w:pPr>
+        <w:spacing w:after="20" w:before="0" w:line="240" w:lineRule="auto"/>
+      </w:pPr>
+      <w:r>
+        <w:rPr>
+          <w:rFonts w:ascii="Arial" w:hAnsi="Arial"/>
+          <w:b w:val="0"/>
+          <w:sz w:val="22"/>
+        </w:rPr>
+        <w:t>B  decrease moles of CH₃OH.</w:t>
+      </w:r>
+    </w:p>
+    <w:p>
+      <w:pPr>
+        <w:spacing w:after="20" w:before="0" w:line="240" w:lineRule="auto"/>
+      </w:pPr>
+      <w:r>
+        <w:rPr>
+          <w:rFonts w:ascii="Arial" w:hAnsi="Arial"/>
+          <w:b w:val="0"/>
+          <w:sz w:val="22"/>
+        </w:rPr>
+        <w:t>C  have no effect.</w:t>
+      </w:r>
+    </w:p>
+    <w:p>
+      <w:pPr>
+        <w:spacing w:after="20" w:before="0" w:line="240" w:lineRule="auto"/>
+      </w:pPr>
+      <w:r>
+        <w:rPr>
+          <w:rFonts w:ascii="Arial" w:hAnsi="Arial"/>
+          <w:b w:val="0"/>
+          <w:sz w:val="22"/>
+        </w:rPr>
+        <w:t>D  increase moles of CO.</w:t>
+      </w:r>
+    </w:p>
+    <w:p>
+      <w:pPr>
+        <w:spacing w:after="0" w:before="0" w:line="240" w:lineRule="auto"/>
+      </w:pPr>
+    </w:p>
+    <w:p>
+      <w:pPr>
+        <w:spacing w:after="40" w:before="80" w:line="240" w:lineRule="auto"/>
+        <w:tabs>
+          <w:tab w:val="right" w:pos="9072"/>
+        </w:tabs>
+      </w:pPr>
+      <w:r>
+        <w:rPr>
+          <w:rFonts w:ascii="Arial" w:hAnsi="Arial"/>
+          <w:b w:val="0"/>
+          <w:sz w:val="22"/>
+        </w:rPr>
+        <w:t>3. PCl₅ (g) ⇌ PCl₃ (g) + Cl₂ (g) has Kp = 1.78 at 500 K. A mixture of PCl₅ (g), PCl₃ (g), and Cl₂ (g) is at equilibrium in a container at 500 K.</w:t>
+      </w:r>
+    </w:p>
+    <w:p>
+      <w:pPr>
+        <w:spacing w:after="40" w:before="80" w:line="240" w:lineRule="auto"/>
+        <w:tabs>
+          <w:tab w:val="right" w:pos="9072"/>
+        </w:tabs>
+      </w:pPr>
+      <w:r>
+        <w:rPr>
+          <w:rFonts w:ascii="Arial" w:hAnsi="Arial"/>
+          <w:b w:val="0"/>
+          <w:sz w:val="22"/>
+        </w:rPr>
+        <w:t>The volume of the container is suddenly halved while the temperature is held constant at 500 K.</w:t>
+      </w:r>
+    </w:p>
+    <w:p>
+      <w:pPr>
+        <w:spacing w:after="40" w:before="80" w:line="240" w:lineRule="auto"/>
+        <w:tabs>
+          <w:tab w:val="right" w:pos="9072"/>
+        </w:tabs>
+      </w:pPr>
+      <w:r>
+        <w:rPr>
+          <w:rFonts w:ascii="Arial" w:hAnsi="Arial"/>
+          <w:b w:val="0"/>
+          <w:sz w:val="22"/>
+        </w:rPr>
+        <w:t>Which of the following will most likely occur as the system returns to equilibrium?	（   ）</w:t>
+      </w:r>
+    </w:p>
+    <w:p>
+      <w:pPr>
+        <w:spacing w:after="20" w:before="0" w:line="240" w:lineRule="auto"/>
+      </w:pPr>
+      <w:r>
+        <w:rPr>
+          <w:rFonts w:ascii="Arial" w:hAnsi="Arial"/>
+          <w:b w:val="0"/>
+          <w:sz w:val="22"/>
+        </w:rPr>
+        <w:t>A. The partial pressure of PCl₅ (g) will remain constant.</w:t>
+      </w:r>
+    </w:p>
+    <w:p>
+      <w:pPr>
+        <w:spacing w:after="20" w:before="0" w:line="240" w:lineRule="auto"/>
+      </w:pPr>
+      <w:r>
+        <w:rPr>
+          <w:rFonts w:ascii="Arial" w:hAnsi="Arial"/>
+          <w:b w:val="0"/>
+          <w:sz w:val="22"/>
+        </w:rPr>
+        <w:t>B. The forward reaction is favored.</w:t>
+      </w:r>
+    </w:p>
+    <w:p>
+      <w:pPr>
+        <w:spacing w:after="20" w:before="0" w:line="240" w:lineRule="auto"/>
+      </w:pPr>
+      <w:r>
+        <w:rPr>
+          <w:rFonts w:ascii="Arial" w:hAnsi="Arial"/>
+          <w:b w:val="0"/>
+          <w:sz w:val="22"/>
+        </w:rPr>
+        <w:t>C. Option C</w:t>
+      </w:r>
+    </w:p>
+    <w:p>
+      <w:pPr>
+        <w:spacing w:after="20" w:before="0" w:line="240" w:lineRule="auto"/>
+      </w:pPr>
+      <w:r>
+        <w:rPr>
+          <w:rFonts w:ascii="Arial" w:hAnsi="Arial"/>
+          <w:b w:val="0"/>
+          <w:sz w:val="22"/>
+        </w:rPr>
+        <w:t>D. The reverse reaction is favored.</w:t>
+      </w:r>
+    </w:p>
+    <w:p>
+      <w:pPr>
+        <w:spacing w:after="0" w:before="0" w:line="240" w:lineRule="auto"/>
+      </w:pPr>
+    </w:p>
+    <w:p>
+      <w:pPr>
+        <w:spacing w:after="40" w:before="80" w:line="240" w:lineRule="auto"/>
+        <w:tabs>
+          <w:tab w:val="right" w:pos="9072"/>
+        </w:tabs>
+      </w:pPr>
+      <w:r>
+        <w:rPr>
+          <w:rFonts w:ascii="Arial" w:hAnsi="Arial"/>
+          <w:b w:val="0"/>
+          <w:sz w:val="22"/>
+        </w:rPr>
+        <w:t>4.</w:t>
+      </w:r>
+      <w:r>
+        <w:rPr>
+          <w:rFonts w:ascii="Arial" w:hAnsi="Arial"/>
+          <w:b w:val="0"/>
+          <w:sz w:val="22"/>
+        </w:rPr>
+        <w:t xml:space="preserve"> Fe₃+ (aq) + SCN- (aq) ⇋ [FeSCN]2+ (aq) Kc = 140 at 298 K The blood-red complex iron(III) thiocynanate, [FeSCN]2+ is formed  when yellow iron(III) ions react with thiocyanate ions.</w:t>
+      </w:r>
+    </w:p>
+    <w:p>
+      <w:pPr>
+        <w:spacing w:after="40" w:before="80" w:line="240" w:lineRule="auto"/>
+        <w:tabs>
+          <w:tab w:val="right" w:pos="9072"/>
+        </w:tabs>
+      </w:pPr>
+      <w:r>
+        <w:rPr>
+          <w:rFonts w:ascii="Arial" w:hAnsi="Arial"/>
+          <w:b w:val="0"/>
+          <w:sz w:val="22"/>
+        </w:rPr>
+        <w:t>Which of the following will occur if Fe(NO₃)₃ (aq) ions are added?	（   ）</w:t>
+      </w:r>
+    </w:p>
+    <w:p>
+      <w:pPr>
+        <w:spacing w:after="20" w:before="0" w:line="240" w:lineRule="auto"/>
+      </w:pPr>
+      <w:r>
+        <w:rPr>
+          <w:rFonts w:ascii="Arial" w:hAnsi="Arial"/>
+          <w:b w:val="0"/>
+          <w:sz w:val="22"/>
+        </w:rPr>
+        <w:t>A. The concentration of Fe₃+ (aq) ions will increase.</w:t>
+      </w:r>
+    </w:p>
+    <w:p>
+      <w:pPr>
+        <w:spacing w:after="20" w:before="0" w:line="240" w:lineRule="auto"/>
+      </w:pPr>
+      <w:r>
+        <w:rPr>
+          <w:rFonts w:ascii="Arial" w:hAnsi="Arial"/>
+          <w:b w:val="0"/>
+          <w:sz w:val="22"/>
+        </w:rPr>
+        <w:t>B. The  solution will turn darker.</w:t>
+      </w:r>
+    </w:p>
+    <w:p>
+      <w:pPr>
+        <w:spacing w:after="20" w:before="0" w:line="240" w:lineRule="auto"/>
+      </w:pPr>
+      <w:r>
+        <w:rPr>
+          <w:rFonts w:ascii="Arial" w:hAnsi="Arial"/>
+          <w:b w:val="0"/>
+          <w:sz w:val="22"/>
+        </w:rPr>
+        <w:t>C. The  solution will turn paler.</w:t>
+      </w:r>
+    </w:p>
+    <w:p>
+      <w:pPr>
+        <w:spacing w:after="20" w:before="0" w:line="240" w:lineRule="auto"/>
+      </w:pPr>
+      <w:r>
+        <w:rPr>
+          <w:rFonts w:ascii="Arial" w:hAnsi="Arial"/>
+          <w:b w:val="0"/>
+          <w:sz w:val="22"/>
+        </w:rPr>
+        <w:t>D. The equilibrium constant, Kc, will decrease.</w:t>
+      </w:r>
+    </w:p>
+    <w:p>
+      <w:pPr>
+        <w:spacing w:after="0" w:before="0" w:line="240" w:lineRule="auto"/>
+      </w:pPr>
+    </w:p>
+    <w:p>
+      <w:pPr>
+        <w:spacing w:after="40" w:before="80" w:line="240" w:lineRule="auto"/>
+        <w:tabs>
+          <w:tab w:val="right" w:pos="9072"/>
+        </w:tabs>
+      </w:pPr>
+      <w:r>
+        <w:rPr>
+          <w:rFonts w:ascii="Arial" w:hAnsi="Arial"/>
+          <w:b w:val="0"/>
+          <w:sz w:val="22"/>
+        </w:rPr>
+        <w:t>5.</w:t>
+      </w:r>
+      <w:r>
+        <w:rPr>
+          <w:rFonts w:ascii="Arial" w:hAnsi="Arial"/>
+          <w:b w:val="0"/>
+          <w:sz w:val="22"/>
+        </w:rPr>
+        <w:t xml:space="preserve"> The blood-red complex iron (III) thiocynanate, [FeSCN]2+, is formed when yellow iron (III) ions react with colorless thiocyanate ions in the following equilibrium reaction:</w:t>
+      </w:r>
+    </w:p>
+    <w:p>
+      <w:pPr>
+        <w:spacing w:after="40" w:before="80" w:line="240" w:lineRule="auto"/>
+        <w:tabs>
+          <w:tab w:val="right" w:pos="9072"/>
+        </w:tabs>
+      </w:pPr>
+      <w:r>
+        <w:rPr>
+          <w:rFonts w:ascii="Arial" w:hAnsi="Arial"/>
+          <w:b w:val="0"/>
+          <w:sz w:val="22"/>
+        </w:rPr>
+        <w:t>Fe₃+ + SCN- ⇋ [FeSCN]2+                ΔHᶿ = +12 kJ Which of the following changes would shift the equilibrium to make the solution lighter?	（   ）</w:t>
+      </w:r>
+    </w:p>
+    <w:p>
+      <w:pPr>
+        <w:spacing w:after="20" w:before="0" w:line="240" w:lineRule="auto"/>
+      </w:pPr>
+      <w:r>
+        <w:rPr>
+          <w:rFonts w:ascii="Arial" w:hAnsi="Arial"/>
+          <w:b w:val="0"/>
+          <w:sz w:val="22"/>
+        </w:rPr>
+        <w:t>A. Raising the temperature of the solution.</w:t>
+      </w:r>
+    </w:p>
+    <w:p>
+      <w:pPr>
+        <w:spacing w:after="20" w:before="0" w:line="240" w:lineRule="auto"/>
+      </w:pPr>
+      <w:r>
+        <w:rPr>
+          <w:rFonts w:ascii="Arial" w:hAnsi="Arial"/>
+          <w:b w:val="0"/>
+          <w:sz w:val="22"/>
+        </w:rPr>
+        <w:t>B. Lowering the temperature of the solution.</w:t>
+      </w:r>
+    </w:p>
+    <w:p>
+      <w:pPr>
+        <w:spacing w:after="20" w:before="0" w:line="240" w:lineRule="auto"/>
+      </w:pPr>
+      <w:r>
+        <w:rPr>
+          <w:rFonts w:ascii="Arial" w:hAnsi="Arial"/>
+          <w:b w:val="0"/>
+          <w:sz w:val="22"/>
+        </w:rPr>
+        <w:t>C. Adding iron(III) chloride solution.</w:t>
+      </w:r>
+    </w:p>
+    <w:p>
+      <w:pPr>
+        <w:spacing w:after="20" w:before="0" w:line="240" w:lineRule="auto"/>
+      </w:pPr>
+      <w:r>
+        <w:rPr>
+          <w:rFonts w:ascii="Arial" w:hAnsi="Arial"/>
+          <w:b w:val="0"/>
+          <w:sz w:val="22"/>
+        </w:rPr>
+        <w:t>D. Adding thiocyanate ions.</w:t>
+      </w:r>
+    </w:p>
+    <w:p>
+      <w:pPr>
+        <w:spacing w:after="0" w:before="0" w:line="240" w:lineRule="auto"/>
+      </w:pPr>
+    </w:p>
+    <w:p>
+      <w:pPr>
+        <w:spacing w:after="40" w:before="80" w:line="240" w:lineRule="auto"/>
+        <w:tabs>
+          <w:tab w:val="right" w:pos="9072"/>
+        </w:tabs>
+      </w:pPr>
+      <w:r>
+        <w:rPr>
+          <w:rFonts w:ascii="Arial" w:hAnsi="Arial"/>
+          <w:b w:val="0"/>
+          <w:sz w:val="22"/>
+        </w:rPr>
+        <w:t>6.</w:t>
+      </w:r>
+      <w:r>
+        <w:rPr>
+          <w:rFonts w:ascii="Arial" w:hAnsi="Arial"/>
+          <w:b w:val="0"/>
+          <w:sz w:val="22"/>
+        </w:rPr>
+        <w:t xml:space="preserve"> The Haber process is a key step in the manufacture of fertilizers: N₂ (g) + 3H₂ (g)  2NH₃ (g)         ΔH = -ve How does increasing the temperature affect the equilibrium and the equilibrium constant (Kc​)?	（   ）</w:t>
+      </w:r>
+    </w:p>
+    <w:p>
+      <w:pPr>
+        <w:spacing w:after="20" w:before="0" w:line="240" w:lineRule="auto"/>
+      </w:pPr>
+      <w:r>
+        <w:rPr>
+          <w:rFonts w:ascii="Arial" w:hAnsi="Arial"/>
+          <w:b w:val="0"/>
+          <w:sz w:val="22"/>
+        </w:rPr>
+        <w:t>A. Shifts equilibrium to the left; Kc​ decreases.</w:t>
+      </w:r>
+    </w:p>
+    <w:p>
+      <w:pPr>
+        <w:spacing w:after="20" w:before="0" w:line="240" w:lineRule="auto"/>
+      </w:pPr>
+      <w:r>
+        <w:rPr>
+          <w:rFonts w:ascii="Arial" w:hAnsi="Arial"/>
+          <w:b w:val="0"/>
+          <w:sz w:val="22"/>
+        </w:rPr>
+        <w:t>B. Shifts equilibrium to the right; Kc​ increases.</w:t>
+      </w:r>
+    </w:p>
+    <w:p>
+      <w:pPr>
+        <w:spacing w:after="20" w:before="0" w:line="240" w:lineRule="auto"/>
+      </w:pPr>
+      <w:r>
+        <w:rPr>
+          <w:rFonts w:ascii="Arial" w:hAnsi="Arial"/>
+          <w:b w:val="0"/>
+          <w:sz w:val="22"/>
+        </w:rPr>
+        <w:t>C. Shifts equilibrium to the left; Kc​ remains unchanged.</w:t>
+      </w:r>
+    </w:p>
+    <w:p>
+      <w:pPr>
+        <w:spacing w:after="20" w:before="0" w:line="240" w:lineRule="auto"/>
+      </w:pPr>
+      <w:r>
+        <w:rPr>
+          <w:rFonts w:ascii="Arial" w:hAnsi="Arial"/>
+          <w:b w:val="0"/>
+          <w:sz w:val="22"/>
+        </w:rPr>
+        <w:t>D. Shifts equilibrium to the right; Kc remains unchanged.</w:t>
+      </w:r>
+    </w:p>
+    <w:p>
+      <w:pPr>
+        <w:spacing w:after="0" w:before="0" w:line="240" w:lineRule="auto"/>
+      </w:pPr>
+    </w:p>
+    <w:p>
+      <w:pPr>
+        <w:spacing w:after="40" w:before="80" w:line="240" w:lineRule="auto"/>
+        <w:tabs>
+          <w:tab w:val="right" w:pos="9072"/>
+        </w:tabs>
+      </w:pPr>
+      <w:r>
+        <w:rPr>
+          <w:rFonts w:ascii="Arial" w:hAnsi="Arial"/>
+          <w:b w:val="0"/>
+          <w:sz w:val="22"/>
+        </w:rPr>
+        <w:t>7.</w:t>
+      </w:r>
+      <w:r>
+        <w:rPr>
+          <w:rFonts w:ascii="Arial" w:hAnsi="Arial"/>
+          <w:b w:val="0"/>
+          <w:sz w:val="22"/>
+        </w:rPr>
+        <w:t xml:space="preserve"> Consider the following equilibrium reaction: H₂ (g)  + I₂ (g)   ⇋   2HI (g)              ΔHᶿ = -126 kJ Which of the following changes will increase the concentration of hydrogen iodide (HI)?	（   ）</w:t>
+      </w:r>
+    </w:p>
+    <w:p>
+      <w:pPr>
+        <w:spacing w:after="20" w:before="0" w:line="240" w:lineRule="auto"/>
+      </w:pPr>
+      <w:r>
+        <w:rPr>
+          <w:rFonts w:ascii="Arial" w:hAnsi="Arial"/>
+          <w:b w:val="0"/>
+          <w:sz w:val="22"/>
+        </w:rPr>
+        <w:t>A. Increase temperature (exothermic reaction), increase pressure (two moles of gaseous product but only one mole of each gaseous reactant).</w:t>
+      </w:r>
+    </w:p>
+    <w:p>
+      <w:pPr>
+        <w:spacing w:after="20" w:before="0" w:line="240" w:lineRule="auto"/>
+      </w:pPr>
+      <w:r>
+        <w:rPr>
+          <w:rFonts w:ascii="Arial" w:hAnsi="Arial"/>
+          <w:b w:val="0"/>
+          <w:sz w:val="22"/>
+        </w:rPr>
+        <w:t>B. Increase temperature (endothermic reaction), no change in pressure (equal numbers of moles of gases).</w:t>
+      </w:r>
+    </w:p>
+    <w:p>
+      <w:pPr>
+        <w:spacing w:after="20" w:before="0" w:line="240" w:lineRule="auto"/>
+      </w:pPr>
+      <w:r>
+        <w:rPr>
+          <w:rFonts w:ascii="Arial" w:hAnsi="Arial"/>
+          <w:b w:val="0"/>
+          <w:sz w:val="22"/>
+        </w:rPr>
+        <w:t>C. Decrease temperature (exothermic reaction), decrease pressure (two moles of gaseous product but only one mole of each gaseous reactant).</w:t>
+      </w:r>
+    </w:p>
+    <w:p>
+      <w:pPr>
+        <w:spacing w:after="20" w:before="0" w:line="240" w:lineRule="auto"/>
+      </w:pPr>
+      <w:r>
+        <w:rPr>
+          <w:rFonts w:ascii="Arial" w:hAnsi="Arial"/>
+          <w:b w:val="0"/>
+          <w:sz w:val="22"/>
+        </w:rPr>
+        <w:t>D. Decrease temperature (exothermic reaction), no change in pressure (equal numbers of moles of gases).</w:t>
+      </w:r>
+    </w:p>
+    <w:p>
+      <w:pPr>
+        <w:spacing w:after="0" w:before="0" w:line="240" w:lineRule="auto"/>
+      </w:pPr>
+    </w:p>
+    <w:p>
+      <w:pPr>
+        <w:spacing w:after="40" w:before="80" w:line="240" w:lineRule="auto"/>
+        <w:tabs>
+          <w:tab w:val="right" w:pos="9072"/>
+        </w:tabs>
+      </w:pPr>
+      <w:r>
+        <w:rPr>
+          <w:rFonts w:ascii="Arial" w:hAnsi="Arial"/>
+          <w:b w:val="0"/>
+          <w:sz w:val="22"/>
+        </w:rPr>
+        <w:t>8.</w:t>
+      </w:r>
+      <w:r>
+        <w:rPr>
+          <w:rFonts w:ascii="Arial" w:hAnsi="Arial"/>
+          <w:b w:val="0"/>
+          <w:sz w:val="22"/>
+        </w:rPr>
+        <w:t xml:space="preserve"> Nitrogen dioxide can react with itself to produce a dimer molecule called dinitrogen tetroxide in the following equilibrium reaction: 2NO₂ (g)    ⇋  N₂O₄ (g)      Kc  = 0.01 at 25 C In an experiment, 100 mL of nitrogen dioxide is placed in a gas syringe, and the barrel is pushed in, meaning the volume is reduced to 50 mL at constant temperature.</w:t>
+      </w:r>
+    </w:p>
+    <w:p>
+      <w:pPr>
+        <w:spacing w:after="40" w:before="80" w:line="240" w:lineRule="auto"/>
+        <w:tabs>
+          <w:tab w:val="right" w:pos="9072"/>
+        </w:tabs>
+      </w:pPr>
+      <w:r>
+        <w:rPr>
+          <w:rFonts w:ascii="Arial" w:hAnsi="Arial"/>
+          <w:b w:val="0"/>
+          <w:sz w:val="22"/>
+        </w:rPr>
+        <w:t>How will the equilibrium respond?	（   ）</w:t>
+      </w:r>
+    </w:p>
+    <w:p>
+      <w:pPr>
+        <w:spacing w:after="20" w:before="0" w:line="240" w:lineRule="auto"/>
+      </w:pPr>
+      <w:r>
+        <w:rPr>
+          <w:rFonts w:ascii="Arial" w:hAnsi="Arial"/>
+          <w:b w:val="0"/>
+          <w:sz w:val="22"/>
+        </w:rPr>
+        <w:t>A. More N₂​O₄​ will form.</w:t>
+      </w:r>
+    </w:p>
+    <w:p>
+      <w:pPr>
+        <w:spacing w:after="20" w:before="0" w:line="240" w:lineRule="auto"/>
+      </w:pPr>
+      <w:r>
+        <w:rPr>
+          <w:rFonts w:ascii="Arial" w:hAnsi="Arial"/>
+          <w:b w:val="0"/>
+          <w:sz w:val="22"/>
+        </w:rPr>
+        <w:t>B. Option B</w:t>
+      </w:r>
+    </w:p>
+    <w:p>
+      <w:pPr>
+        <w:spacing w:after="20" w:before="0" w:line="240" w:lineRule="auto"/>
+      </w:pPr>
+      <w:r>
+        <w:rPr>
+          <w:rFonts w:ascii="Arial" w:hAnsi="Arial"/>
+          <w:b w:val="0"/>
+          <w:sz w:val="22"/>
+        </w:rPr>
         <w:t>C. The value of Kc​ will increase.</w:t>
       </w:r>
     </w:p>
@@ -3197,7 +3835,7 @@
       </w:pPr>
       <w:r>
         <w:rPr>
-          <w:rFonts w:ascii="Arial" w:hAnsi="Arial" w:eastAsia="Arial"/>
+          <w:rFonts w:ascii="Arial" w:hAnsi="Arial"/>
           <w:b w:val="0"/>
           <w:sz w:val="22"/>
         </w:rPr>
@@ -3215,7 +3853,7 @@
       </w:pPr>
       <w:r>
         <w:rPr>
-          <w:rFonts w:ascii="霞鹜文楷 Medium" w:hAnsi="霞鹜文楷 Medium" w:eastAsia="霞鹜文楷 Medium"/>
+          <w:rFonts w:ascii="霞鹜文楷 Medium" w:hAnsi="霞鹜文楷 Medium"/>
           <w:b/>
           <w:sz w:val="22"/>
         </w:rPr>
@@ -3228,7 +3866,7 @@
       </w:pPr>
       <w:r>
         <w:rPr>
-          <w:rFonts w:ascii="霞鹜文楷 Medium" w:hAnsi="霞鹜文楷 Medium" w:eastAsia="霞鹜文楷 Medium"/>
+          <w:rFonts w:ascii="霞鹜文楷 Medium" w:hAnsi="霞鹜文楷 Medium"/>
           <w:b/>
           <w:sz w:val="22"/>
         </w:rPr>
@@ -3241,7 +3879,7 @@
       </w:pPr>
       <w:r>
         <w:rPr>
-          <w:rFonts w:ascii="霞鹜文楷 Medium" w:hAnsi="霞鹜文楷 Medium" w:eastAsia="霞鹜文楷 Medium"/>
+          <w:rFonts w:ascii="霞鹜文楷 Medium" w:hAnsi="霞鹜文楷 Medium"/>
           <w:b/>
           <w:sz w:val="22"/>
         </w:rPr>
@@ -3254,7 +3892,7 @@
       </w:pPr>
       <w:r>
         <w:rPr>
-          <w:rFonts w:ascii="霞鹜文楷 Medium" w:hAnsi="霞鹜文楷 Medium" w:eastAsia="霞鹜文楷 Medium"/>
+          <w:rFonts w:ascii="霞鹜文楷 Medium" w:hAnsi="霞鹜文楷 Medium"/>
           <w:b/>
           <w:sz w:val="22"/>
         </w:rPr>
@@ -3267,7 +3905,7 @@
       </w:pPr>
       <w:r>
         <w:rPr>
-          <w:rFonts w:ascii="霞鹜文楷 Medium" w:hAnsi="霞鹜文楷 Medium" w:eastAsia="霞鹜文楷 Medium"/>
+          <w:rFonts w:ascii="霞鹜文楷 Medium" w:hAnsi="霞鹜文楷 Medium"/>
           <w:b/>
           <w:sz w:val="22"/>
         </w:rPr>
@@ -3280,7 +3918,7 @@
       </w:pPr>
       <w:r>
         <w:rPr>
-          <w:rFonts w:ascii="霞鹜文楷 Medium" w:hAnsi="霞鹜文楷 Medium" w:eastAsia="霞鹜文楷 Medium"/>
+          <w:rFonts w:ascii="霞鹜文楷 Medium" w:hAnsi="霞鹜文楷 Medium"/>
           <w:b/>
           <w:sz w:val="22"/>
         </w:rPr>
@@ -3293,7 +3931,7 @@
       </w:pPr>
       <w:r>
         <w:rPr>
-          <w:rFonts w:ascii="霞鹜文楷 Medium" w:hAnsi="霞鹜文楷 Medium" w:eastAsia="霞鹜文楷 Medium"/>
+          <w:rFonts w:ascii="霞鹜文楷 Medium" w:hAnsi="霞鹜文楷 Medium"/>
           <w:b/>
           <w:sz w:val="22"/>
         </w:rPr>
@@ -3306,24 +3944,42 @@
       </w:pPr>
       <w:r>
         <w:rPr>
-          <w:rFonts w:ascii="霞鹜文楷 Medium" w:hAnsi="霞鹜文楷 Medium" w:eastAsia="霞鹜文楷 Medium"/>
+          <w:rFonts w:ascii="霞鹜文楷 Medium" w:hAnsi="霞鹜文楷 Medium"/>
           <w:b/>
           <w:sz w:val="22"/>
         </w:rPr>
         <w:t>Precipitate forms if Q &gt; Ksp; Common ion effect: solubility decreases when a common ion is present</w:t>
       </w:r>
     </w:p>
+    <w:p/>
     <w:p>
       <w:pPr>
         <w:spacing w:after="40" w:before="80" w:line="240" w:lineRule="auto"/>
       </w:pPr>
       <w:r>
         <w:rPr>
-          <w:rFonts w:ascii="Arial" w:hAnsi="Arial" w:eastAsia="Arial"/>
+          <w:rFonts w:ascii="Arial" w:hAnsi="Arial"/>
           <w:b w:val="0"/>
           <w:sz w:val="22"/>
         </w:rPr>
-        <w:t>1. CaF2(s) ⇌ Ca²⁺ + 2F⁻, Ksp=3.9×10⁻¹¹.</w:t>
+        <w:t>1. CaF₂(s) ⇌ Ca²⁺ + 2F⁻, Ksp=3.9×10</w:t>
+      </w:r>
+      <w:r>
+        <w:rPr>
+          <w:rFonts w:ascii="Arial" w:hAnsi="Arial"/>
+          <w:b w:val="0"/>
+          <w:sz w:val="22"/>
+          <w:vertAlign w:val="superscript"/>
+        </w:rPr>
+        <w:t>-11</w:t>
+      </w:r>
+      <w:r>
+        <w:rPr>
+          <w:rFonts w:ascii="Arial" w:hAnsi="Arial"/>
+          <w:b w:val="0"/>
+          <w:sz w:val="22"/>
+        </w:rPr>
+        <w:t>.</w:t>
       </w:r>
     </w:p>
     <w:p>
@@ -3335,7 +3991,7 @@
       </w:pPr>
       <w:r>
         <w:rPr>
-          <w:rFonts w:ascii="Arial" w:hAnsi="Arial" w:eastAsia="Arial"/>
+          <w:rFonts w:ascii="Arial" w:hAnsi="Arial"/>
           <w:b w:val="0"/>
           <w:sz w:val="22"/>
         </w:rPr>
@@ -3346,7 +4002,7 @@
       </w:r>
       <w:r>
         <w:rPr>
-          <w:rFonts w:ascii="Arial" w:hAnsi="Arial" w:eastAsia="Arial"/>
+          <w:rFonts w:ascii="Arial" w:hAnsi="Arial"/>
           <w:b w:val="0"/>
           <w:sz w:val="22"/>
         </w:rPr>
@@ -3362,7 +4018,7 @@
       </w:pPr>
       <w:r>
         <w:rPr>
-          <w:rFonts w:ascii="Arial" w:hAnsi="Arial" w:eastAsia="Arial"/>
+          <w:rFonts w:ascii="Arial" w:hAnsi="Arial"/>
           <w:b w:val="0"/>
           <w:sz w:val="22"/>
         </w:rPr>
@@ -3373,7 +4029,7 @@
       </w:r>
       <w:r>
         <w:rPr>
-          <w:rFonts w:ascii="Arial" w:hAnsi="Arial" w:eastAsia="Arial"/>
+          <w:rFonts w:ascii="Arial" w:hAnsi="Arial"/>
           <w:b w:val="0"/>
           <w:sz w:val="22"/>
         </w:rPr>
@@ -3394,7 +4050,7 @@
       </w:pPr>
       <w:r>
         <w:rPr>
-          <w:rFonts w:ascii="Arial" w:hAnsi="Arial" w:eastAsia="Arial"/>
+          <w:rFonts w:ascii="Arial" w:hAnsi="Arial"/>
           <w:b w:val="0"/>
           <w:sz w:val="22"/>
         </w:rPr>
@@ -3405,7 +4061,7 @@
       </w:r>
       <w:r>
         <w:rPr>
-          <w:rFonts w:ascii="Arial" w:hAnsi="Arial" w:eastAsia="Arial"/>
+          <w:rFonts w:ascii="Arial" w:hAnsi="Arial"/>
           <w:b w:val="0"/>
           <w:sz w:val="22"/>
         </w:rPr>
@@ -3418,7 +4074,7 @@
       </w:pPr>
       <w:r>
         <w:rPr>
-          <w:rFonts w:ascii="Arial" w:hAnsi="Arial" w:eastAsia="Arial"/>
+          <w:rFonts w:ascii="Arial" w:hAnsi="Arial"/>
           <w:b w:val="0"/>
           <w:sz w:val="22"/>
         </w:rPr>
@@ -3431,7 +4087,7 @@
       </w:pPr>
       <w:r>
         <w:rPr>
-          <w:rFonts w:ascii="Arial" w:hAnsi="Arial" w:eastAsia="Arial"/>
+          <w:rFonts w:ascii="Arial" w:hAnsi="Arial"/>
           <w:b w:val="0"/>
           <w:sz w:val="22"/>
         </w:rPr>
@@ -3444,7 +4100,7 @@
       </w:pPr>
       <w:r>
         <w:rPr>
-          <w:rFonts w:ascii="Arial" w:hAnsi="Arial" w:eastAsia="Arial"/>
+          <w:rFonts w:ascii="Arial" w:hAnsi="Arial"/>
           <w:b w:val="0"/>
           <w:sz w:val="22"/>
         </w:rPr>
@@ -3457,7 +4113,7 @@
       </w:pPr>
       <w:r>
         <w:rPr>
-          <w:rFonts w:ascii="Arial" w:hAnsi="Arial" w:eastAsia="Arial"/>
+          <w:rFonts w:ascii="Arial" w:hAnsi="Arial"/>
           <w:b w:val="0"/>
           <w:sz w:val="22"/>
         </w:rPr>
@@ -3478,18 +4134,18 @@
       </w:pPr>
       <w:r>
         <w:rPr>
-          <w:rFonts w:ascii="Arial" w:hAnsi="Arial" w:eastAsia="Arial"/>
+          <w:rFonts w:ascii="Arial" w:hAnsi="Arial"/>
           <w:b w:val="0"/>
           <w:sz w:val="22"/>
         </w:rPr>
-        <w:t>2. The correct form of the solubility product for calcium phosphate, Ca3(PO4)2, is</w:t>
+        <w:t>2. The correct form of the solubility product for calcium phosphate, Ca₃(PO₄)₂, is</w:t>
       </w:r>
       <w:r>
         <w:tab/>
       </w:r>
       <w:r>
         <w:rPr>
-          <w:rFonts w:ascii="Arial" w:hAnsi="Arial" w:eastAsia="Arial"/>
+          <w:rFonts w:ascii="Arial" w:hAnsi="Arial"/>
           <w:b w:val="0"/>
           <w:sz w:val="22"/>
         </w:rPr>
@@ -3502,11 +4158,11 @@
       </w:pPr>
       <w:r>
         <w:rPr>
-          <w:rFonts w:ascii="Arial" w:hAnsi="Arial" w:eastAsia="Arial"/>
+          <w:rFonts w:ascii="Arial" w:hAnsi="Arial"/>
           <w:b w:val="0"/>
           <w:sz w:val="22"/>
         </w:rPr>
-        <w:t>A. [Ca2+][PO43–]</w:t>
+        <w:t>A. Option A</w:t>
       </w:r>
     </w:p>
     <w:p>
@@ -3515,11 +4171,11 @@
       </w:pPr>
       <w:r>
         <w:rPr>
-          <w:rFonts w:ascii="Arial" w:hAnsi="Arial" w:eastAsia="Arial"/>
+          <w:rFonts w:ascii="Arial" w:hAnsi="Arial"/>
           <w:b w:val="0"/>
           <w:sz w:val="22"/>
         </w:rPr>
-        <w:t>B. [Ca2+]2[PO43–]3</w:t>
+        <w:t>B. Option B</w:t>
       </w:r>
     </w:p>
     <w:p>
@@ -3528,11 +4184,11 @@
       </w:pPr>
       <w:r>
         <w:rPr>
-          <w:rFonts w:ascii="Arial" w:hAnsi="Arial" w:eastAsia="Arial"/>
+          <w:rFonts w:ascii="Arial" w:hAnsi="Arial"/>
           <w:b w:val="0"/>
           <w:sz w:val="22"/>
         </w:rPr>
-        <w:t>C. [Ca2+]3[PO43–]2</w:t>
+        <w:t>C. Option C</w:t>
       </w:r>
     </w:p>
     <w:p>
@@ -3541,11 +4197,11 @@
       </w:pPr>
       <w:r>
         <w:rPr>
-          <w:rFonts w:ascii="Arial" w:hAnsi="Arial" w:eastAsia="Arial"/>
+          <w:rFonts w:ascii="Arial" w:hAnsi="Arial"/>
           <w:b w:val="0"/>
           <w:sz w:val="22"/>
         </w:rPr>
-        <w:t>D. [Ca2+]3[PO3–]4</w:t>
+        <w:t>D. Option D</w:t>
       </w:r>
     </w:p>
     <w:p>
@@ -3562,80 +4218,20 @@
       </w:pPr>
       <w:r>
         <w:rPr>
-          <w:rFonts w:ascii="Arial" w:hAnsi="Arial" w:eastAsia="Arial"/>
+          <w:rFonts w:ascii="Arial" w:hAnsi="Arial"/>
           <w:b w:val="0"/>
           <w:sz w:val="22"/>
         </w:rPr>
-        <w:t>3. For the following reaction at equilibrium 2HF (aq) + Ca2+ (aq) ⇌ CaF2 (s) + 2H+ (aq)     ΔH &lt; 0 The reaction occurs in an aqueous solution, and CaF2 precipitates as a solid. Which of the following changes will result in more CaF2 being produced?</w:t>
-      </w:r>
-      <w:r>
-        <w:tab/>
-      </w:r>
-      <w:r>
-        <w:rPr>
-          <w:rFonts w:ascii="Arial" w:hAnsi="Arial" w:eastAsia="Arial"/>
+        <w:t>3.</w:t>
+      </w:r>
+      <w:r>
+        <w:rPr>
+          <w:rFonts w:ascii="Arial" w:hAnsi="Arial"/>
           <w:b w:val="0"/>
           <w:sz w:val="22"/>
         </w:rPr>
-        <w:t>（   ）</w:t>
-      </w:r>
-    </w:p>
-    <w:p>
-      <w:pPr>
-        <w:spacing w:after="20" w:before="0" w:line="240" w:lineRule="auto"/>
-      </w:pPr>
-      <w:r>
-        <w:rPr>
-          <w:rFonts w:ascii="Arial" w:hAnsi="Arial" w:eastAsia="Arial"/>
-          <w:b w:val="0"/>
-          <w:sz w:val="22"/>
-        </w:rPr>
-        <w:t>A. Adding sodium hydroxide.</w:t>
-      </w:r>
-    </w:p>
-    <w:p>
-      <w:pPr>
-        <w:spacing w:after="20" w:before="0" w:line="240" w:lineRule="auto"/>
-      </w:pPr>
-      <w:r>
-        <w:rPr>
-          <w:rFonts w:ascii="Arial" w:hAnsi="Arial" w:eastAsia="Arial"/>
-          <w:b w:val="0"/>
-          <w:sz w:val="22"/>
-        </w:rPr>
-        <w:t>B. Decreasing the pressure.</w:t>
-      </w:r>
-    </w:p>
-    <w:p>
-      <w:pPr>
-        <w:spacing w:after="20" w:before="0" w:line="240" w:lineRule="auto"/>
-      </w:pPr>
-      <w:r>
-        <w:rPr>
-          <w:rFonts w:ascii="Arial" w:hAnsi="Arial" w:eastAsia="Arial"/>
-          <w:b w:val="0"/>
-          <w:sz w:val="22"/>
-        </w:rPr>
-        <w:t>C. Adding H⁺ ions.</w:t>
-      </w:r>
-    </w:p>
-    <w:p>
-      <w:pPr>
-        <w:spacing w:after="20" w:before="0" w:line="240" w:lineRule="auto"/>
-      </w:pPr>
-      <w:r>
-        <w:rPr>
-          <w:rFonts w:ascii="Arial" w:hAnsi="Arial" w:eastAsia="Arial"/>
-          <w:b w:val="0"/>
-          <w:sz w:val="22"/>
-        </w:rPr>
-        <w:t>D. Increasing the temperature.</w:t>
-      </w:r>
-    </w:p>
-    <w:p>
-      <w:pPr>
-        <w:spacing w:after="0" w:before="0" w:line="240" w:lineRule="auto"/>
-      </w:pPr>
+        <w:t xml:space="preserve"> For the following reaction at equilibrium 2HF (aq) + Ca₂+ (aq) ⇌ CaF₂ (s) + 2H+ (aq)     ΔH &lt; 0 The reaction occurs in an aqueous solution, and CaF₂ precipitates as a solid.</w:t>
+      </w:r>
     </w:p>
     <w:p>
       <w:pPr>
@@ -3646,22 +4242,24 @@
       </w:pPr>
       <w:r>
         <w:rPr>
-          <w:rFonts w:ascii="Arial" w:hAnsi="Arial" w:eastAsia="Arial"/>
+          <w:rFonts w:ascii="Arial" w:hAnsi="Arial"/>
           <w:b w:val="0"/>
           <w:sz w:val="22"/>
         </w:rPr>
-        <w:t>4. Ca(NO3)2 + K2SO4 → CaSO4 + 2KNO3 Ksp = 2.00 x 10-5 at 298 K 100 mL  of a 1.70 x 10-3 M solution of calcium nitrate is slowly added to 100 mL of 1.50 x 10-3 M potassium sulfate.  Which of the following will be observed?</w:t>
-      </w:r>
-      <w:r>
-        <w:tab/>
-      </w:r>
-      <w:r>
-        <w:rPr>
-          <w:rFonts w:ascii="Arial" w:hAnsi="Arial" w:eastAsia="Arial"/>
+        <w:t>Which of the following changes will result in more CaF₂ being produced?	（   ）</w:t>
+      </w:r>
+    </w:p>
+    <w:p>
+      <w:pPr>
+        <w:spacing w:after="20" w:before="0" w:line="240" w:lineRule="auto"/>
+      </w:pPr>
+      <w:r>
+        <w:rPr>
+          <w:rFonts w:ascii="Arial" w:hAnsi="Arial"/>
           <w:b w:val="0"/>
           <w:sz w:val="22"/>
         </w:rPr>
-        <w:t>（   ）</w:t>
+        <w:t>A. Adding sodium hydroxide.</w:t>
       </w:r>
     </w:p>
     <w:p>
@@ -3670,11 +4268,11 @@
       </w:pPr>
       <w:r>
         <w:rPr>
-          <w:rFonts w:ascii="Arial" w:hAnsi="Arial" w:eastAsia="Arial"/>
+          <w:rFonts w:ascii="Arial" w:hAnsi="Arial"/>
           <w:b w:val="0"/>
           <w:sz w:val="22"/>
         </w:rPr>
-        <w:t>A. A precipitate forms because Q &gt; Ksp</w:t>
+        <w:t>B. Decreasing the pressure.</w:t>
       </w:r>
     </w:p>
     <w:p>
@@ -3683,11 +4281,11 @@
       </w:pPr>
       <w:r>
         <w:rPr>
-          <w:rFonts w:ascii="Arial" w:hAnsi="Arial" w:eastAsia="Arial"/>
+          <w:rFonts w:ascii="Arial" w:hAnsi="Arial"/>
           <w:b w:val="0"/>
           <w:sz w:val="22"/>
         </w:rPr>
-        <w:t>B. A precipitate forms because Q &lt; Ksp</w:t>
+        <w:t>C. Option C</w:t>
       </w:r>
     </w:p>
     <w:p>
@@ -3696,24 +4294,11 @@
       </w:pPr>
       <w:r>
         <w:rPr>
-          <w:rFonts w:ascii="Arial" w:hAnsi="Arial" w:eastAsia="Arial"/>
+          <w:rFonts w:ascii="Arial" w:hAnsi="Arial"/>
           <w:b w:val="0"/>
           <w:sz w:val="22"/>
         </w:rPr>
-        <w:t>C. No precipitate forms because Q &gt; Ksp</w:t>
-      </w:r>
-    </w:p>
-    <w:p>
-      <w:pPr>
-        <w:spacing w:after="20" w:before="0" w:line="240" w:lineRule="auto"/>
-      </w:pPr>
-      <w:r>
-        <w:rPr>
-          <w:rFonts w:ascii="Arial" w:hAnsi="Arial" w:eastAsia="Arial"/>
-          <w:b w:val="0"/>
-          <w:sz w:val="22"/>
-        </w:rPr>
-        <w:t>D. No precipitate forms because Q &lt; Ksp</w:t>
+        <w:t>D. Increasing the temperature.</w:t>
       </w:r>
     </w:p>
     <w:p>
@@ -3730,80 +4315,20 @@
       </w:pPr>
       <w:r>
         <w:rPr>
-          <w:rFonts w:ascii="Arial" w:hAnsi="Arial" w:eastAsia="Arial"/>
+          <w:rFonts w:ascii="Arial" w:hAnsi="Arial"/>
           <w:b w:val="0"/>
           <w:sz w:val="22"/>
         </w:rPr>
-        <w:t>5. A saturated solution of Sr(OH)2 has a pH of 12.50. What is the solubility product of Sr(OH)2?</w:t>
-      </w:r>
-      <w:r>
-        <w:tab/>
-      </w:r>
-      <w:r>
-        <w:rPr>
-          <w:rFonts w:ascii="Arial" w:hAnsi="Arial" w:eastAsia="Arial"/>
+        <w:t>4.</w:t>
+      </w:r>
+      <w:r>
+        <w:rPr>
+          <w:rFonts w:ascii="Arial" w:hAnsi="Arial"/>
           <w:b w:val="0"/>
           <w:sz w:val="22"/>
         </w:rPr>
-        <w:t>（   ）</w:t>
-      </w:r>
-    </w:p>
-    <w:p>
-      <w:pPr>
-        <w:spacing w:after="20" w:before="0" w:line="240" w:lineRule="auto"/>
-      </w:pPr>
-      <w:r>
-        <w:rPr>
-          <w:rFonts w:ascii="Arial" w:hAnsi="Arial" w:eastAsia="Arial"/>
-          <w:b w:val="0"/>
-          <w:sz w:val="22"/>
-        </w:rPr>
-        <w:t>A. 3.28 x 10-5</w:t>
-      </w:r>
-    </w:p>
-    <w:p>
-      <w:pPr>
-        <w:spacing w:after="20" w:before="0" w:line="240" w:lineRule="auto"/>
-      </w:pPr>
-      <w:r>
-        <w:rPr>
-          <w:rFonts w:ascii="Arial" w:hAnsi="Arial" w:eastAsia="Arial"/>
-          <w:b w:val="0"/>
-          <w:sz w:val="22"/>
-        </w:rPr>
-        <w:t>B. 1.64 x 10-5</w:t>
-      </w:r>
-    </w:p>
-    <w:p>
-      <w:pPr>
-        <w:spacing w:after="20" w:before="0" w:line="240" w:lineRule="auto"/>
-      </w:pPr>
-      <w:r>
-        <w:rPr>
-          <w:rFonts w:ascii="Arial" w:hAnsi="Arial" w:eastAsia="Arial"/>
-          <w:b w:val="0"/>
-          <w:sz w:val="22"/>
-        </w:rPr>
-        <w:t>C. 1.58 x 10-38</w:t>
-      </w:r>
-    </w:p>
-    <w:p>
-      <w:pPr>
-        <w:spacing w:after="20" w:before="0" w:line="240" w:lineRule="auto"/>
-      </w:pPr>
-      <w:r>
-        <w:rPr>
-          <w:rFonts w:ascii="Arial" w:hAnsi="Arial" w:eastAsia="Arial"/>
-          <w:b w:val="0"/>
-          <w:sz w:val="22"/>
-        </w:rPr>
-        <w:t>D. 5.12 x 10-4</w:t>
-      </w:r>
-    </w:p>
-    <w:p>
-      <w:pPr>
-        <w:spacing w:after="0" w:before="0" w:line="240" w:lineRule="auto"/>
-      </w:pPr>
+        <w:t xml:space="preserve"> Ca(NO₃)₂ + K₂SO₄ → CaSO₄ + 2KNO₃ Ksp = 2.00 x10-5 at 298 K 100 mL  of a 1.70 x10-3 M solution of calcium nitrate is slowly added to 100 mL of 1.50 x10-3 M potassium sulfate.</w:t>
+      </w:r>
     </w:p>
     <w:p>
       <w:pPr>
@@ -3814,18 +4339,91 @@
       </w:pPr>
       <w:r>
         <w:rPr>
-          <w:rFonts w:ascii="Arial" w:hAnsi="Arial" w:eastAsia="Arial"/>
+          <w:rFonts w:ascii="Arial" w:hAnsi="Arial"/>
           <w:b w:val="0"/>
           <w:sz w:val="22"/>
         </w:rPr>
-        <w:t>6. The solubility of silver carbonate (Ag2CO3) in pure water at 25∘C is found to be 1.27×10−4 M. If 0.100 M of sodium carbonate (Na2CO3) is added to the solution, what is the new solubility of Ag2CO3 assuming the solution reaches equilibrium? The Ksp of Ag2CO3 at 25∘C is 8.1×10−12.</w:t>
+        <w:t>Which of the following will be observed?	（   ）</w:t>
+      </w:r>
+    </w:p>
+    <w:p>
+      <w:pPr>
+        <w:spacing w:after="20" w:before="0" w:line="240" w:lineRule="auto"/>
+      </w:pPr>
+      <w:r>
+        <w:rPr>
+          <w:rFonts w:ascii="Arial" w:hAnsi="Arial"/>
+          <w:b w:val="0"/>
+          <w:sz w:val="22"/>
+        </w:rPr>
+        <w:t>A. A precipitate forms because Q &gt; Ksp</w:t>
+      </w:r>
+    </w:p>
+    <w:p>
+      <w:pPr>
+        <w:spacing w:after="20" w:before="0" w:line="240" w:lineRule="auto"/>
+      </w:pPr>
+      <w:r>
+        <w:rPr>
+          <w:rFonts w:ascii="Arial" w:hAnsi="Arial"/>
+          <w:b w:val="0"/>
+          <w:sz w:val="22"/>
+        </w:rPr>
+        <w:t>B. A precipitate forms because Q &lt; Ksp</w:t>
+      </w:r>
+    </w:p>
+    <w:p>
+      <w:pPr>
+        <w:spacing w:after="20" w:before="0" w:line="240" w:lineRule="auto"/>
+      </w:pPr>
+      <w:r>
+        <w:rPr>
+          <w:rFonts w:ascii="Arial" w:hAnsi="Arial"/>
+          <w:b w:val="0"/>
+          <w:sz w:val="22"/>
+        </w:rPr>
+        <w:t>C. No precipitate forms because Q &gt; Ksp</w:t>
+      </w:r>
+    </w:p>
+    <w:p>
+      <w:pPr>
+        <w:spacing w:after="20" w:before="0" w:line="240" w:lineRule="auto"/>
+      </w:pPr>
+      <w:r>
+        <w:rPr>
+          <w:rFonts w:ascii="Arial" w:hAnsi="Arial"/>
+          <w:b w:val="0"/>
+          <w:sz w:val="22"/>
+        </w:rPr>
+        <w:t>D. No precipitate forms because Q &lt; Ksp</w:t>
+      </w:r>
+    </w:p>
+    <w:p>
+      <w:pPr>
+        <w:spacing w:after="0" w:before="0" w:line="240" w:lineRule="auto"/>
+      </w:pPr>
+    </w:p>
+    <w:p>
+      <w:pPr>
+        <w:spacing w:after="40" w:before="80" w:line="240" w:lineRule="auto"/>
+        <w:tabs>
+          <w:tab w:val="right" w:pos="9072"/>
+        </w:tabs>
+      </w:pPr>
+      <w:r>
+        <w:rPr>
+          <w:rFonts w:ascii="Arial" w:hAnsi="Arial"/>
+          <w:b w:val="0"/>
+          <w:sz w:val="22"/>
+        </w:rPr>
+        <w:t>5. A saturated solution of Sr(OH)₂ has a pH of 12.50. What is the solubility product of Sr(OH)₂?</w:t>
       </w:r>
       <w:r>
         <w:tab/>
       </w:r>
       <w:r>
         <w:rPr>
-          <w:rFonts w:ascii="Arial" w:hAnsi="Arial" w:eastAsia="Arial"/>
+          <w:rFonts w:ascii="Arial" w:hAnsi="Arial"/>
           <w:b w:val="0"/>
           <w:sz w:val="22"/>
         </w:rPr>
@@ -3838,11 +4436,20 @@
       </w:pPr>
       <w:r>
         <w:rPr>
-          <w:rFonts w:ascii="Arial" w:hAnsi="Arial" w:eastAsia="Arial"/>
+          <w:rFonts w:ascii="Arial" w:hAnsi="Arial"/>
           <w:b w:val="0"/>
           <w:sz w:val="22"/>
         </w:rPr>
-        <w:t>A. 8.1×10−10 M</w:t>
+        <w:t>A. Option A</w:t>
+      </w:r>
+      <w:r>
+        <w:rPr>
+          <w:rFonts w:ascii="Arial" w:hAnsi="Arial"/>
+          <w:b w:val="0"/>
+          <w:sz w:val="22"/>
+          <w:vertAlign w:val="superscript"/>
+        </w:rPr>
+        <w:t>-5</w:t>
       </w:r>
     </w:p>
     <w:p>
@@ -3851,11 +4458,20 @@
       </w:pPr>
       <w:r>
         <w:rPr>
-          <w:rFonts w:ascii="Arial" w:hAnsi="Arial" w:eastAsia="Arial"/>
+          <w:rFonts w:ascii="Arial" w:hAnsi="Arial"/>
           <w:b w:val="0"/>
           <w:sz w:val="22"/>
         </w:rPr>
-        <w:t>B. 8.1×10−8 M</w:t>
+        <w:t>B. Option B</w:t>
+      </w:r>
+      <w:r>
+        <w:rPr>
+          <w:rFonts w:ascii="Arial" w:hAnsi="Arial"/>
+          <w:b w:val="0"/>
+          <w:sz w:val="22"/>
+          <w:vertAlign w:val="superscript"/>
+        </w:rPr>
+        <w:t>-5</w:t>
       </w:r>
     </w:p>
     <w:p>
@@ -3864,11 +4480,20 @@
       </w:pPr>
       <w:r>
         <w:rPr>
-          <w:rFonts w:ascii="Arial" w:hAnsi="Arial" w:eastAsia="Arial"/>
+          <w:rFonts w:ascii="Arial" w:hAnsi="Arial"/>
           <w:b w:val="0"/>
           <w:sz w:val="22"/>
         </w:rPr>
-        <w:t>C. 8.1×10−6 M</w:t>
+        <w:t>C. Option C</w:t>
+      </w:r>
+      <w:r>
+        <w:rPr>
+          <w:rFonts w:ascii="Arial" w:hAnsi="Arial"/>
+          <w:b w:val="0"/>
+          <w:sz w:val="22"/>
+          <w:vertAlign w:val="superscript"/>
+        </w:rPr>
+        <w:t>-38</w:t>
       </w:r>
     </w:p>
     <w:p>
@@ -3877,11 +4502,133 @@
       </w:pPr>
       <w:r>
         <w:rPr>
-          <w:rFonts w:ascii="Arial" w:hAnsi="Arial" w:eastAsia="Arial"/>
+          <w:rFonts w:ascii="Arial" w:hAnsi="Arial"/>
           <w:b w:val="0"/>
           <w:sz w:val="22"/>
         </w:rPr>
-        <w:t>D. 8.1×10−5 M</w:t>
+        <w:t>D. Option D</w:t>
+      </w:r>
+      <w:r>
+        <w:rPr>
+          <w:rFonts w:ascii="Arial" w:hAnsi="Arial"/>
+          <w:b w:val="0"/>
+          <w:sz w:val="22"/>
+          <w:vertAlign w:val="superscript"/>
+        </w:rPr>
+        <w:t>-4</w:t>
+      </w:r>
+    </w:p>
+    <w:p>
+      <w:pPr>
+        <w:spacing w:after="0" w:before="0" w:line="240" w:lineRule="auto"/>
+      </w:pPr>
+    </w:p>
+    <w:p>
+      <w:pPr>
+        <w:spacing w:after="40" w:before="80" w:line="240" w:lineRule="auto"/>
+        <w:tabs>
+          <w:tab w:val="right" w:pos="9072"/>
+        </w:tabs>
+      </w:pPr>
+      <w:r>
+        <w:rPr>
+          <w:rFonts w:ascii="Arial" w:hAnsi="Arial"/>
+          <w:b w:val="0"/>
+          <w:sz w:val="22"/>
+        </w:rPr>
+        <w:t>6.</w:t>
+      </w:r>
+      <w:r>
+        <w:rPr>
+          <w:rFonts w:ascii="Arial" w:hAnsi="Arial"/>
+          <w:b w:val="0"/>
+          <w:sz w:val="22"/>
+        </w:rPr>
+        <w:t xml:space="preserve"> The solubility of silver carbonate (Ag₂CO₃) in pure water at 25∘C is found to be 1.27×10−4 M.</w:t>
+      </w:r>
+    </w:p>
+    <w:p>
+      <w:pPr>
+        <w:spacing w:after="40" w:before="80" w:line="240" w:lineRule="auto"/>
+        <w:tabs>
+          <w:tab w:val="right" w:pos="9072"/>
+        </w:tabs>
+      </w:pPr>
+      <w:r>
+        <w:rPr>
+          <w:rFonts w:ascii="Arial" w:hAnsi="Arial"/>
+          <w:b w:val="0"/>
+          <w:sz w:val="22"/>
+        </w:rPr>
+        <w:t>If 0.100 M of sodium carbonate (Na₂CO₃) is added to the solution, what is the new solubility of Ag₂CO₃ assuming the solution reaches equilibrium?</w:t>
+      </w:r>
+    </w:p>
+    <w:p>
+      <w:pPr>
+        <w:spacing w:after="40" w:before="80" w:line="240" w:lineRule="auto"/>
+        <w:tabs>
+          <w:tab w:val="right" w:pos="9072"/>
+        </w:tabs>
+      </w:pPr>
+      <w:r>
+        <w:rPr>
+          <w:rFonts w:ascii="Arial" w:hAnsi="Arial"/>
+          <w:b w:val="0"/>
+          <w:sz w:val="22"/>
+        </w:rPr>
+        <w:t>The Ksp of Ag₂CO₃ at 25∘C is 8.1×10−12.	（   ）</w:t>
+      </w:r>
+    </w:p>
+    <w:p>
+      <w:pPr>
+        <w:spacing w:after="20" w:before="0" w:line="240" w:lineRule="auto"/>
+      </w:pPr>
+      <w:r>
+        <w:rPr>
+          <w:rFonts w:ascii="Arial" w:hAnsi="Arial"/>
+          <w:b w:val="0"/>
+          <w:sz w:val="22"/>
+        </w:rPr>
+        <w:t>A. Option A</w:t>
+      </w:r>
+    </w:p>
+    <w:p>
+      <w:pPr>
+        <w:spacing w:after="20" w:before="0" w:line="240" w:lineRule="auto"/>
+      </w:pPr>
+      <w:r>
+        <w:rPr>
+          <w:rFonts w:ascii="Arial" w:hAnsi="Arial"/>
+          <w:b w:val="0"/>
+          <w:sz w:val="22"/>
+        </w:rPr>
+        <w:t>B. Option B</w:t>
+      </w:r>
+    </w:p>
+    <w:p>
+      <w:pPr>
+        <w:spacing w:after="20" w:before="0" w:line="240" w:lineRule="auto"/>
+      </w:pPr>
+      <w:r>
+        <w:rPr>
+          <w:rFonts w:ascii="Arial" w:hAnsi="Arial"/>
+          <w:b w:val="0"/>
+          <w:sz w:val="22"/>
+        </w:rPr>
+        <w:t>C. Option C</w:t>
+      </w:r>
+    </w:p>
+    <w:p>
+      <w:pPr>
+        <w:spacing w:after="20" w:before="0" w:line="240" w:lineRule="auto"/>
+      </w:pPr>
+      <w:r>
+        <w:rPr>
+          <w:rFonts w:ascii="Arial" w:hAnsi="Arial"/>
+          <w:b w:val="0"/>
+          <w:sz w:val="22"/>
+        </w:rPr>
+        <w:t>D. Option D</w:t>
       </w:r>
     </w:p>
     <w:p>
